--- a/docs/TC5061_Propuesta_Proyecto_Equipo34.docx
+++ b/docs/TC5061_Propuesta_Proyecto_Equipo34.docx
@@ -1,6 +1,6 @@
 
 <file path=word/document.xml><?xml version="1.0" encoding="utf-8"?>
-<w:document xmlns:wpc="http://schemas.microsoft.com/office/word/2010/wordprocessingCanvas" xmlns:mo="http://schemas.microsoft.com/office/mac/office/2008/main" xmlns:mc="http://schemas.openxmlformats.org/markup-compatibility/2006" xmlns:mv="urn:schemas-microsoft-com:mac:vml" xmlns:o="urn:schemas-microsoft-com:office:office" xmlns:r="http://schemas.openxmlformats.org/officeDocument/2006/relationships" xmlns:m="http://schemas.openxmlformats.org/officeDocument/2006/math" xmlns:v="urn:schemas-microsoft-com:vml" xmlns:wp14="http://schemas.microsoft.com/office/word/2010/wordprocessingDrawing" xmlns:wp="http://schemas.openxmlformats.org/drawingml/2006/wordprocessingDrawing" xmlns:w10="urn:schemas-microsoft-com:office:word" xmlns:w="http://schemas.openxmlformats.org/wordprocessingml/2006/main" xmlns:w14="http://schemas.microsoft.com/office/word/2010/wordml" xmlns:wpg="http://schemas.microsoft.com/office/word/2010/wordprocessingGroup" xmlns:wpi="http://schemas.microsoft.com/office/word/2010/wordprocessingInk" xmlns:wne="http://schemas.microsoft.com/office/word/2006/wordml" xmlns:wps="http://schemas.microsoft.com/office/word/2010/wordprocessingShape" mc:Ignorable="w14 wp14">
+<w:document xmlns:wpc="http://schemas.microsoft.com/office/word/2010/wordprocessingCanvas" xmlns:mc="http://schemas.openxmlformats.org/markup-compatibility/2006" xmlns:o="urn:schemas-microsoft-com:office:office" xmlns:r="http://schemas.openxmlformats.org/officeDocument/2006/relationships" xmlns:m="http://schemas.openxmlformats.org/officeDocument/2006/math" xmlns:v="urn:schemas-microsoft-com:vml" xmlns:wp14="http://schemas.microsoft.com/office/word/2010/wordprocessingDrawing" xmlns:wp="http://schemas.openxmlformats.org/drawingml/2006/wordprocessingDrawing" xmlns:w10="urn:schemas-microsoft-com:office:word" xmlns:w="http://schemas.openxmlformats.org/wordprocessingml/2006/main" xmlns:w14="http://schemas.microsoft.com/office/word/2010/wordml" xmlns:w15="http://schemas.microsoft.com/office/word/2012/wordml" xmlns:w16se="http://schemas.microsoft.com/office/word/2015/wordml/symex" xmlns:w16cid="http://schemas.microsoft.com/office/word/2016/wordml/cid" xmlns:w16="http://schemas.microsoft.com/office/word/2018/wordml" xmlns:w16cex="http://schemas.microsoft.com/office/word/2018/wordml/cex" xmlns:w16sdtdh="http://schemas.microsoft.com/office/word/2020/wordml/sdtdatahash" xmlns:wne="http://schemas.microsoft.com/office/word/2006/wordml" xmlns:wpg="http://schemas.microsoft.com/office/word/2010/wordprocessingGroup" xmlns:wps="http://schemas.microsoft.com/office/word/2010/wordprocessingShape" mc:Ignorable="w14 w15 w16se w16cid w16 w16cex w16sdtdh wp14">
   <w:body>
     <w:p>
       <w:pPr>
@@ -9,21 +9,22 @@
       </w:pPr>
       <w:r>
         <w:drawing>
-          <wp:inline xmlns:a="http://schemas.openxmlformats.org/drawingml/2006/main" xmlns:pic="http://schemas.openxmlformats.org/drawingml/2006/picture">
-            <wp:extent cx="4860000" cy="1300430"/>
-            <wp:docPr id="1" name="Picture 1"/>
+          <wp:inline distT="0" distB="0" distL="0" distR="0">
+            <wp:extent cx="4857750" cy="1304925"/>
+            <wp:effectExtent l="0" t="0" r="0" b="0"/>
+            <wp:docPr id="100000" name="Picture 100000"/>
             <wp:cNvGraphicFramePr>
-              <a:graphicFrameLocks noChangeAspect="1"/>
+              <a:graphicFrameLocks xmlns:a="http://schemas.openxmlformats.org/drawingml/2006/main" noChangeAspect="1"/>
             </wp:cNvGraphicFramePr>
-            <a:graphic>
+            <a:graphic xmlns:a="http://schemas.openxmlformats.org/drawingml/2006/main">
               <a:graphicData uri="http://schemas.openxmlformats.org/drawingml/2006/picture">
-                <pic:pic>
+                <pic:pic xmlns:pic="http://schemas.openxmlformats.org/drawingml/2006/picture">
                   <pic:nvPicPr>
-                    <pic:cNvPr id="0" name="logo_tec.jpg"/>
+                    <pic:cNvPr id="100000" name="image100000"/>
                     <pic:cNvPicPr/>
                   </pic:nvPicPr>
                   <pic:blipFill>
-                    <a:blip r:embed="rId9"/>
+                    <a:blip r:embed="rId33"/>
                     <a:stretch>
                       <a:fillRect/>
                     </a:stretch>
@@ -31,9 +32,11 @@
                   <pic:spPr>
                     <a:xfrm>
                       <a:off x="0" y="0"/>
-                      <a:ext cx="4860000" cy="1300430"/>
+                      <a:ext cx="4857750" cy="1304925"/>
                     </a:xfrm>
-                    <a:prstGeom prst="rect"/>
+                    <a:prstGeom prst="rect">
+                      <a:avLst/>
+                    </a:prstGeom>
                   </pic:spPr>
                 </pic:pic>
               </a:graphicData>
@@ -49,16 +52,20 @@
       </w:pPr>
       <w:r>
         <w:rPr>
+          <w:rFonts w:ascii="Arial" w:hAnsi="Arial" w:eastAsia="Arial" w:cs="Arial"/>
           <w:sz w:val="40"/>
+          <w:szCs w:val="22"/>
         </w:rPr>
         <w:t>INSTITUTO TECNOLÓGICO Y DE ESTUDIOS</w:t>
       </w:r>
       <w:r>
-        <w:br/>
+        <w:br w:type="textWrapping"/>
       </w:r>
       <w:r>
         <w:rPr>
+          <w:rFonts w:ascii="Arial" w:hAnsi="Arial" w:eastAsia="Arial" w:cs="Arial"/>
           <w:sz w:val="40"/>
+          <w:szCs w:val="22"/>
         </w:rPr>
         <w:t>SUPERIORES DE MONTERREY</w:t>
       </w:r>
@@ -70,17 +77,40 @@
       </w:pPr>
       <w:r>
         <w:rPr>
+          <w:rFonts w:ascii="Arial" w:hAnsi="Arial" w:eastAsia="Arial" w:cs="Arial"/>
           <w:i/>
+          <w:iCs/>
           <w:sz w:val="40"/>
+          <w:szCs w:val="22"/>
         </w:rPr>
         <w:t>Proyecto MiBici: propuesta y base reproducible</w:t>
       </w:r>
     </w:p>
-    <w:p/>
-    <w:p/>
-    <w:p/>
-    <w:p/>
-    <w:p/>
+    <w:p>
+      <w:pPr>
+        <w:spacing w:after="120" w:line="360" w:lineRule="auto"/>
+      </w:pPr>
+    </w:p>
+    <w:p>
+      <w:pPr>
+        <w:spacing w:after="120" w:line="360" w:lineRule="auto"/>
+      </w:pPr>
+    </w:p>
+    <w:p>
+      <w:pPr>
+        <w:spacing w:after="120" w:line="360" w:lineRule="auto"/>
+      </w:pPr>
+    </w:p>
+    <w:p>
+      <w:pPr>
+        <w:spacing w:after="120" w:line="360" w:lineRule="auto"/>
+      </w:pPr>
+    </w:p>
+    <w:p>
+      <w:pPr>
+        <w:spacing w:after="120" w:line="360" w:lineRule="auto"/>
+      </w:pPr>
+    </w:p>
     <w:p>
       <w:pPr>
         <w:spacing w:line="336" w:lineRule="auto"/>
@@ -88,67 +118,88 @@
       </w:pPr>
       <w:r>
         <w:rPr>
+          <w:rFonts w:ascii="Arial" w:hAnsi="Arial" w:eastAsia="Arial" w:cs="Arial"/>
           <w:sz w:val="26"/>
+          <w:szCs w:val="22"/>
         </w:rPr>
         <w:t>Equipo 34</w:t>
       </w:r>
       <w:r>
-        <w:br/>
+        <w:br w:type="textWrapping"/>
       </w:r>
       <w:r>
         <w:rPr>
+          <w:rFonts w:ascii="Arial" w:hAnsi="Arial" w:eastAsia="Arial" w:cs="Arial"/>
           <w:sz w:val="26"/>
+          <w:szCs w:val="22"/>
         </w:rPr>
         <w:t xml:space="preserve"> Diego Falcón Costilla A01139580</w:t>
       </w:r>
       <w:r>
-        <w:br/>
+        <w:br w:type="textWrapping"/>
       </w:r>
       <w:r>
         <w:rPr>
+          <w:rFonts w:ascii="Arial" w:hAnsi="Arial" w:eastAsia="Arial" w:cs="Arial"/>
           <w:sz w:val="26"/>
+          <w:szCs w:val="22"/>
         </w:rPr>
-        <w:t xml:space="preserve"> [Integrante 2] [Matrícula]</w:t>
+        <w:t>Oscar Elton A01840474</w:t>
       </w:r>
       <w:r>
-        <w:br/>
+        <w:br w:type="textWrapping"/>
       </w:r>
       <w:r>
         <w:rPr>
+          <w:rFonts w:ascii="Arial" w:hAnsi="Arial" w:eastAsia="Arial" w:cs="Arial"/>
           <w:sz w:val="26"/>
+          <w:szCs w:val="22"/>
         </w:rPr>
         <w:t xml:space="preserve"> [Integrante 3] [Matrícula]</w:t>
       </w:r>
       <w:r>
-        <w:br/>
+        <w:br w:type="textWrapping"/>
       </w:r>
       <w:r>
         <w:rPr>
+          <w:rFonts w:ascii="Arial" w:hAnsi="Arial" w:eastAsia="Arial" w:cs="Arial"/>
           <w:sz w:val="26"/>
+          <w:szCs w:val="22"/>
         </w:rPr>
         <w:t xml:space="preserve"> [Integrante 4] [Matrícula]</w:t>
       </w:r>
       <w:r>
-        <w:br/>
+        <w:br w:type="textWrapping"/>
       </w:r>
       <w:r>
         <w:rPr>
+          <w:rFonts w:ascii="Arial" w:hAnsi="Arial" w:eastAsia="Arial" w:cs="Arial"/>
           <w:sz w:val="26"/>
+          <w:szCs w:val="22"/>
         </w:rPr>
         <w:t xml:space="preserve"> Operaciones de aprendizaje automático (TC5061)</w:t>
       </w:r>
     </w:p>
     <w:p>
-      <w:r>
-        <w:br w:type="page"/>
-      </w:r>
+      <w:pPr>
+        <w:pageBreakBefore/>
+        <w:spacing w:after="120" w:line="360" w:lineRule="auto"/>
+      </w:pPr>
+      <w:r/>
     </w:p>
     <w:p>
       <w:pPr>
         <w:pStyle w:val="Heading1"/>
       </w:pPr>
       <w:r>
-        <w:rPr/>
+        <w:rPr>
+          <w:rFonts w:ascii="Arial" w:hAnsi="Arial" w:eastAsia="Arial" w:cs="Arial"/>
+          <w:b/>
+          <w:bCs/>
+          <w:color w:val="000000"/>
+          <w:sz w:val="24"/>
+          <w:szCs w:val="28"/>
+        </w:rPr>
         <w:t>1. Repositorio y alcance</w:t>
       </w:r>
     </w:p>
@@ -157,65 +208,96 @@
         <w:jc w:val="both"/>
       </w:pPr>
       <w:r>
-        <w:rPr/>
+        <w:rPr>
+          <w:rFonts w:ascii="Arial" w:hAnsi="Arial" w:eastAsia="Arial" w:cs="Arial"/>
+          <w:sz w:val="22"/>
+          <w:szCs w:val="22"/>
+        </w:rPr>
         <w:t xml:space="preserve">Repositorio del equipo: </w:t>
       </w:r>
       <w:hyperlink r:id="rId10">
         <w:r>
           <w:rPr>
+            <w:rFonts w:ascii="Arial" w:hAnsi="Arial" w:eastAsia="Arial" w:cs="Arial"/>
             <w:color w:val="0645AD"/>
+            <w:sz w:val="22"/>
+            <w:szCs w:val="22"/>
             <w:u w:val="single"/>
           </w:rPr>
-          <w:t xml:space="preserve">github.com/diegofalconcostilla/TC5061-Proyecto-Equipo34</w:t>
+          <w:t>github.com/diegofalconcostilla/TC5061-Proyecto-Equipo34</w:t>
         </w:r>
       </w:hyperlink>
       <w:r>
-        <w:rPr/>
+        <w:rPr>
+          <w:rFonts w:ascii="Arial" w:hAnsi="Arial" w:eastAsia="Arial" w:cs="Arial"/>
+          <w:sz w:val="22"/>
+          <w:szCs w:val="22"/>
+        </w:rPr>
         <w:t>. Contiene la estructura generada con Cookiecutter Data Science, la ingesta reproducible y versionada de los viajes de MiBici (</w:t>
       </w:r>
       <w:r>
         <w:rPr>
-          <w:rFonts w:ascii="Consolas" w:hAnsi="Consolas" w:eastAsia="Consolas"/>
+          <w:rFonts w:ascii="Consolas" w:hAnsi="Consolas" w:eastAsia="Consolas" w:cs="Consolas"/>
           <w:sz w:val="19"/>
+          <w:szCs w:val="22"/>
         </w:rPr>
         <w:t>mibici/dataset.py</w:t>
       </w:r>
       <w:r>
-        <w:rPr/>
+        <w:rPr>
+          <w:rFonts w:ascii="Arial" w:hAnsi="Arial" w:eastAsia="Arial" w:cs="Arial"/>
+          <w:sz w:val="22"/>
+          <w:szCs w:val="22"/>
+        </w:rPr>
         <w:t>), el módulo de feature engineering (</w:t>
       </w:r>
       <w:r>
         <w:rPr>
-          <w:rFonts w:ascii="Consolas" w:hAnsi="Consolas" w:eastAsia="Consolas"/>
+          <w:rFonts w:ascii="Consolas" w:hAnsi="Consolas" w:eastAsia="Consolas" w:cs="Consolas"/>
           <w:sz w:val="19"/>
+          <w:szCs w:val="22"/>
         </w:rPr>
         <w:t>mibici/features.py</w:t>
       </w:r>
       <w:r>
-        <w:rPr/>
+        <w:rPr>
+          <w:rFonts w:ascii="Arial" w:hAnsi="Arial" w:eastAsia="Arial" w:cs="Arial"/>
+          <w:sz w:val="22"/>
+          <w:szCs w:val="22"/>
+        </w:rPr>
         <w:t>), el experimento base en MLflow (</w:t>
       </w:r>
       <w:r>
         <w:rPr>
-          <w:rFonts w:ascii="Consolas" w:hAnsi="Consolas" w:eastAsia="Consolas"/>
+          <w:rFonts w:ascii="Consolas" w:hAnsi="Consolas" w:eastAsia="Consolas" w:cs="Consolas"/>
           <w:sz w:val="19"/>
+          <w:szCs w:val="22"/>
         </w:rPr>
         <w:t>mibici/modeling/train.py</w:t>
       </w:r>
       <w:r>
-        <w:rPr/>
+        <w:rPr>
+          <w:rFonts w:ascii="Arial" w:hAnsi="Arial" w:eastAsia="Arial" w:cs="Arial"/>
+          <w:sz w:val="22"/>
+          <w:szCs w:val="22"/>
+        </w:rPr>
         <w:t xml:space="preserve">), un notebook de exploración, el ML Canvas y el diagrama de arquitectura en </w:t>
       </w:r>
       <w:r>
         <w:rPr>
-          <w:rFonts w:ascii="Consolas" w:hAnsi="Consolas" w:eastAsia="Consolas"/>
+          <w:rFonts w:ascii="Consolas" w:hAnsi="Consolas" w:eastAsia="Consolas" w:cs="Consolas"/>
           <w:sz w:val="19"/>
+          <w:szCs w:val="22"/>
         </w:rPr>
         <w:t>references/</w:t>
       </w:r>
       <w:r>
-        <w:rPr/>
-        <w:t>. Con tres comandos documentados en el README se reconstruyen los datos y se repiten los seis runs del experimento. Este documento presenta la propuesta de solución para las tres preguntas del proyecto y los resultados de la línea base contra la que se medirán las siguientes entregas.</w:t>
+        <w:rPr>
+          <w:rFonts w:ascii="Arial" w:hAnsi="Arial" w:eastAsia="Arial" w:cs="Arial"/>
+          <w:sz w:val="22"/>
+          <w:szCs w:val="22"/>
+        </w:rPr>
+        <w:t>. Con tres comandos documentados en el README se reconstruyen los datos y se repiten los doce runs del experimento. Este documento presenta la propuesta de solución para las tres preguntas del proyecto y los resultados de la línea base contra la que se medirán las siguientes entregas.</w:t>
       </w:r>
     </w:p>
     <w:p>
@@ -223,7 +305,14 @@
         <w:pStyle w:val="Heading1"/>
       </w:pPr>
       <w:r>
-        <w:rPr/>
+        <w:rPr>
+          <w:rFonts w:ascii="Arial" w:hAnsi="Arial" w:eastAsia="Arial" w:cs="Arial"/>
+          <w:b/>
+          <w:bCs/>
+          <w:color w:val="000000"/>
+          <w:sz w:val="24"/>
+          <w:szCs w:val="28"/>
+        </w:rPr>
         <w:t>2. Formulación del problema</w:t>
       </w:r>
     </w:p>
@@ -232,7 +321,11 @@
         <w:jc w:val="both"/>
       </w:pPr>
       <w:r>
-        <w:rPr/>
+        <w:rPr>
+          <w:rFonts w:ascii="Arial" w:hAnsi="Arial" w:eastAsia="Arial" w:cs="Arial"/>
+          <w:sz w:val="22"/>
+          <w:szCs w:val="22"/>
+        </w:rPr>
         <w:t>La Figura 1 resume el ML Canvas (Dorard, 2018). La propuesta de valor es pasar de una operación reactiva a una anticipada: saber cuánta demanda tendrá cada estación, cuáles se van a vaciar o llenar en las próximas horas y qué zonas de la ciudad se comportan de forma parecida.</w:t>
       </w:r>
     </w:p>
@@ -244,21 +337,22 @@
       </w:pPr>
       <w:r>
         <w:drawing>
-          <wp:inline xmlns:a="http://schemas.openxmlformats.org/drawingml/2006/main" xmlns:pic="http://schemas.openxmlformats.org/drawingml/2006/picture">
-            <wp:extent cx="5972400" cy="2271497"/>
-            <wp:docPr id="2" name="Picture 2"/>
+          <wp:inline distT="0" distB="0" distL="0" distR="0">
+            <wp:extent cx="5972175" cy="2266950"/>
+            <wp:effectExtent l="0" t="0" r="0" b="0"/>
+            <wp:docPr id="100001" name="Picture 100001"/>
             <wp:cNvGraphicFramePr>
-              <a:graphicFrameLocks noChangeAspect="1"/>
+              <a:graphicFrameLocks xmlns:a="http://schemas.openxmlformats.org/drawingml/2006/main" noChangeAspect="1"/>
             </wp:cNvGraphicFramePr>
-            <a:graphic>
+            <a:graphic xmlns:a="http://schemas.openxmlformats.org/drawingml/2006/main">
               <a:graphicData uri="http://schemas.openxmlformats.org/drawingml/2006/picture">
-                <pic:pic>
+                <pic:pic xmlns:pic="http://schemas.openxmlformats.org/drawingml/2006/picture">
                   <pic:nvPicPr>
-                    <pic:cNvPr id="0" name="ml_canvas.png"/>
+                    <pic:cNvPr id="100001" name="image100001"/>
                     <pic:cNvPicPr/>
                   </pic:nvPicPr>
                   <pic:blipFill>
-                    <a:blip r:embed="rId11"/>
+                    <a:blip r:embed="rId34"/>
                     <a:stretch>
                       <a:fillRect/>
                     </a:stretch>
@@ -266,9 +360,11 @@
                   <pic:spPr>
                     <a:xfrm>
                       <a:off x="0" y="0"/>
-                      <a:ext cx="5972400" cy="2271497"/>
+                      <a:ext cx="5972175" cy="2266950"/>
                     </a:xfrm>
-                    <a:prstGeom prst="rect"/>
+                    <a:prstGeom prst="rect">
+                      <a:avLst/>
+                    </a:prstGeom>
                   </pic:spPr>
                 </pic:pic>
               </a:graphicData>
@@ -283,7 +379,11 @@
         <w:jc w:val="left"/>
       </w:pPr>
       <w:r>
-        <w:rPr/>
+        <w:rPr>
+          <w:rFonts w:ascii="Arial" w:hAnsi="Arial" w:eastAsia="Arial" w:cs="Arial"/>
+          <w:sz w:val="22"/>
+          <w:szCs w:val="22"/>
+        </w:rPr>
         <w:t>Figura 1. ML Canvas del proyecto MiBici.</w:t>
       </w:r>
     </w:p>
@@ -294,16 +394,34 @@
         <w:jc w:val="left"/>
       </w:pPr>
       <w:r>
-        <w:rPr/>
+        <w:rPr>
+          <w:rFonts w:ascii="Arial" w:hAnsi="Arial" w:eastAsia="Arial" w:cs="Arial"/>
+          <w:sz w:val="22"/>
+          <w:szCs w:val="22"/>
+        </w:rPr>
         <w:t>Tabla 1. Formulación de las tres preguntas como problemas de ML.</w:t>
       </w:r>
     </w:p>
     <w:tbl>
       <w:tblPr>
         <w:tblStyle w:val="TableGrid"/>
-        <w:tblW w:type="auto" w:w="0"/>
+        <w:tblW w:w="0" w:type="auto"/>
         <w:jc w:val="center"/>
-        <w:tblLook w:firstColumn="1" w:firstRow="1" w:lastColumn="0" w:lastRow="0" w:noHBand="0" w:noVBand="1" w:val="04A0"/>
+        <w:tblBorders>
+          <w:top w:val="single" w:sz="4" w:space="0" w:color="auto"/>
+          <w:left w:val="single" w:sz="4" w:space="0" w:color="auto"/>
+          <w:bottom w:val="single" w:sz="4" w:space="0" w:color="auto"/>
+          <w:right w:val="single" w:sz="4" w:space="0" w:color="auto"/>
+          <w:insideH w:val="single" w:sz="4" w:space="0" w:color="auto"/>
+          <w:insideV w:val="single" w:sz="4" w:space="0" w:color="auto"/>
+        </w:tblBorders>
+        <w:tblCellMar>
+          <w:top w:w="0" w:type="dxa"/>
+          <w:left w:w="108" w:type="dxa"/>
+          <w:bottom w:w="0" w:type="dxa"/>
+          <w:right w:w="108" w:type="dxa"/>
+        </w:tblCellMar>
+        <w:tblLook w:firstRow="1" w:firstColumn="1" w:noVBand="1"/>
       </w:tblPr>
       <w:tblGrid>
         <w:gridCol w:w="1881"/>
@@ -314,13 +432,25 @@
       </w:tblGrid>
       <w:tr>
         <w:trPr>
-          <w:cantSplit w:val="true"/>
-          <w:tblHeader w:val="true"/>
+          <w:cantSplit/>
+          <w:tblHeader/>
         </w:trPr>
         <w:tc>
           <w:tcPr>
-            <w:tcW w:type="dxa" w:w="752"/>
-            <w:shd w:val="clear" w:color="auto" w:fill="EEEEEE"/>
+            <w:tcW w:w="752" w:type="dxa"/>
+            <w:tcBorders>
+              <w:top w:val="single" w:sz="4" w:space="0" w:color="auto"/>
+              <w:left w:val="single" w:sz="4" w:space="0" w:color="auto"/>
+              <w:bottom w:val="single" w:sz="4" w:space="0" w:color="auto"/>
+              <w:right w:val="single" w:sz="4" w:space="0" w:color="auto"/>
+            </w:tcBorders>
+            <w:shd w:val="clear" w:fill="EEEEEE"/>
+            <w:tcMar>
+              <w:top w:w="0" w:type="dxa"/>
+              <w:left w:w="108" w:type="dxa"/>
+              <w:bottom w:w="0" w:type="dxa"/>
+              <w:right w:w="108" w:type="dxa"/>
+            </w:tcMar>
           </w:tcPr>
           <w:p>
             <w:pPr>
@@ -332,8 +462,20 @@
         </w:tc>
         <w:tc>
           <w:tcPr>
-            <w:tcW w:type="dxa" w:w="2539"/>
-            <w:shd w:val="clear" w:color="auto" w:fill="EEEEEE"/>
+            <w:tcW w:w="2539" w:type="dxa"/>
+            <w:tcBorders>
+              <w:top w:val="single" w:sz="4" w:space="0" w:color="auto"/>
+              <w:left w:val="single" w:sz="4" w:space="0" w:color="auto"/>
+              <w:bottom w:val="single" w:sz="4" w:space="0" w:color="auto"/>
+              <w:right w:val="single" w:sz="4" w:space="0" w:color="auto"/>
+            </w:tcBorders>
+            <w:shd w:val="clear" w:fill="EEEEEE"/>
+            <w:tcMar>
+              <w:top w:w="0" w:type="dxa"/>
+              <w:left w:w="108" w:type="dxa"/>
+              <w:bottom w:w="0" w:type="dxa"/>
+              <w:right w:w="108" w:type="dxa"/>
+            </w:tcMar>
           </w:tcPr>
           <w:p>
             <w:pPr>
@@ -343,8 +485,11 @@
             <w:r/>
             <w:r>
               <w:rPr>
+                <w:rFonts w:ascii="Arial" w:hAnsi="Arial" w:eastAsia="Arial" w:cs="Arial"/>
                 <w:b/>
+                <w:bCs/>
                 <w:sz w:val="19"/>
+                <w:szCs w:val="22"/>
               </w:rPr>
               <w:t>Qué se predice o agrupa</w:t>
             </w:r>
@@ -352,8 +497,20 @@
         </w:tc>
         <w:tc>
           <w:tcPr>
-            <w:tcW w:type="dxa" w:w="1881"/>
-            <w:shd w:val="clear" w:color="auto" w:fill="EEEEEE"/>
+            <w:tcW w:w="1881" w:type="dxa"/>
+            <w:tcBorders>
+              <w:top w:val="single" w:sz="4" w:space="0" w:color="auto"/>
+              <w:left w:val="single" w:sz="4" w:space="0" w:color="auto"/>
+              <w:bottom w:val="single" w:sz="4" w:space="0" w:color="auto"/>
+              <w:right w:val="single" w:sz="4" w:space="0" w:color="auto"/>
+            </w:tcBorders>
+            <w:shd w:val="clear" w:fill="EEEEEE"/>
+            <w:tcMar>
+              <w:top w:w="0" w:type="dxa"/>
+              <w:left w:w="108" w:type="dxa"/>
+              <w:bottom w:w="0" w:type="dxa"/>
+              <w:right w:w="108" w:type="dxa"/>
+            </w:tcMar>
           </w:tcPr>
           <w:p>
             <w:pPr>
@@ -363,8 +520,11 @@
             <w:r/>
             <w:r>
               <w:rPr>
+                <w:rFonts w:ascii="Arial" w:hAnsi="Arial" w:eastAsia="Arial" w:cs="Arial"/>
                 <w:b/>
+                <w:bCs/>
                 <w:sz w:val="19"/>
+                <w:szCs w:val="22"/>
               </w:rPr>
               <w:t>Granularidad y horizonte</w:t>
             </w:r>
@@ -372,8 +532,20 @@
         </w:tc>
         <w:tc>
           <w:tcPr>
-            <w:tcW w:type="dxa" w:w="2069"/>
-            <w:shd w:val="clear" w:color="auto" w:fill="EEEEEE"/>
+            <w:tcW w:w="2069" w:type="dxa"/>
+            <w:tcBorders>
+              <w:top w:val="single" w:sz="4" w:space="0" w:color="auto"/>
+              <w:left w:val="single" w:sz="4" w:space="0" w:color="auto"/>
+              <w:bottom w:val="single" w:sz="4" w:space="0" w:color="auto"/>
+              <w:right w:val="single" w:sz="4" w:space="0" w:color="auto"/>
+            </w:tcBorders>
+            <w:shd w:val="clear" w:fill="EEEEEE"/>
+            <w:tcMar>
+              <w:top w:w="0" w:type="dxa"/>
+              <w:left w:w="108" w:type="dxa"/>
+              <w:bottom w:w="0" w:type="dxa"/>
+              <w:right w:w="108" w:type="dxa"/>
+            </w:tcMar>
           </w:tcPr>
           <w:p>
             <w:pPr>
@@ -383,8 +555,11 @@
             <w:r/>
             <w:r>
               <w:rPr>
+                <w:rFonts w:ascii="Arial" w:hAnsi="Arial" w:eastAsia="Arial" w:cs="Arial"/>
                 <w:b/>
+                <w:bCs/>
                 <w:sz w:val="19"/>
+                <w:szCs w:val="22"/>
               </w:rPr>
               <w:t>Relevancia</w:t>
             </w:r>
@@ -392,8 +567,20 @@
         </w:tc>
         <w:tc>
           <w:tcPr>
-            <w:tcW w:type="dxa" w:w="2163"/>
-            <w:shd w:val="clear" w:color="auto" w:fill="EEEEEE"/>
+            <w:tcW w:w="2163" w:type="dxa"/>
+            <w:tcBorders>
+              <w:top w:val="single" w:sz="4" w:space="0" w:color="auto"/>
+              <w:left w:val="single" w:sz="4" w:space="0" w:color="auto"/>
+              <w:bottom w:val="single" w:sz="4" w:space="0" w:color="auto"/>
+              <w:right w:val="single" w:sz="4" w:space="0" w:color="auto"/>
+            </w:tcBorders>
+            <w:shd w:val="clear" w:fill="EEEEEE"/>
+            <w:tcMar>
+              <w:top w:w="0" w:type="dxa"/>
+              <w:left w:w="108" w:type="dxa"/>
+              <w:bottom w:w="0" w:type="dxa"/>
+              <w:right w:w="108" w:type="dxa"/>
+            </w:tcMar>
           </w:tcPr>
           <w:p>
             <w:pPr>
@@ -403,8 +590,11 @@
             <w:r/>
             <w:r>
               <w:rPr>
+                <w:rFonts w:ascii="Arial" w:hAnsi="Arial" w:eastAsia="Arial" w:cs="Arial"/>
                 <w:b/>
+                <w:bCs/>
                 <w:sz w:val="19"/>
+                <w:szCs w:val="22"/>
               </w:rPr>
               <w:t>Usuario y decisión</w:t>
             </w:r>
@@ -413,11 +603,23 @@
       </w:tr>
       <w:tr>
         <w:trPr>
-          <w:cantSplit w:val="true"/>
+          <w:cantSplit/>
         </w:trPr>
         <w:tc>
           <w:tcPr>
-            <w:tcW w:type="dxa" w:w="752"/>
+            <w:tcW w:w="752" w:type="dxa"/>
+            <w:tcBorders>
+              <w:top w:val="single" w:sz="4" w:space="0" w:color="auto"/>
+              <w:left w:val="single" w:sz="4" w:space="0" w:color="auto"/>
+              <w:bottom w:val="single" w:sz="4" w:space="0" w:color="auto"/>
+              <w:right w:val="single" w:sz="4" w:space="0" w:color="auto"/>
+            </w:tcBorders>
+            <w:tcMar>
+              <w:top w:w="0" w:type="dxa"/>
+              <w:left w:w="108" w:type="dxa"/>
+              <w:bottom w:w="0" w:type="dxa"/>
+              <w:right w:w="108" w:type="dxa"/>
+            </w:tcMar>
           </w:tcPr>
           <w:p>
             <w:pPr>
@@ -427,7 +629,9 @@
             <w:r/>
             <w:r>
               <w:rPr>
+                <w:rFonts w:ascii="Arial" w:hAnsi="Arial" w:eastAsia="Arial" w:cs="Arial"/>
                 <w:sz w:val="19"/>
+                <w:szCs w:val="22"/>
               </w:rPr>
               <w:t>P1 Regresión</w:t>
             </w:r>
@@ -435,7 +639,19 @@
         </w:tc>
         <w:tc>
           <w:tcPr>
-            <w:tcW w:type="dxa" w:w="2539"/>
+            <w:tcW w:w="2539" w:type="dxa"/>
+            <w:tcBorders>
+              <w:top w:val="single" w:sz="4" w:space="0" w:color="auto"/>
+              <w:left w:val="single" w:sz="4" w:space="0" w:color="auto"/>
+              <w:bottom w:val="single" w:sz="4" w:space="0" w:color="auto"/>
+              <w:right w:val="single" w:sz="4" w:space="0" w:color="auto"/>
+            </w:tcBorders>
+            <w:tcMar>
+              <w:top w:w="0" w:type="dxa"/>
+              <w:left w:w="108" w:type="dxa"/>
+              <w:bottom w:w="0" w:type="dxa"/>
+              <w:right w:w="108" w:type="dxa"/>
+            </w:tcMar>
           </w:tcPr>
           <w:p>
             <w:pPr>
@@ -445,7 +661,9 @@
             <w:r/>
             <w:r>
               <w:rPr>
+                <w:rFonts w:ascii="Arial" w:hAnsi="Arial" w:eastAsia="Arial" w:cs="Arial"/>
                 <w:sz w:val="19"/>
+                <w:szCs w:val="22"/>
               </w:rPr>
               <w:t>Número de viajes iniciados en una estación en un día.</w:t>
             </w:r>
@@ -453,7 +671,19 @@
         </w:tc>
         <w:tc>
           <w:tcPr>
-            <w:tcW w:type="dxa" w:w="1881"/>
+            <w:tcW w:w="1881" w:type="dxa"/>
+            <w:tcBorders>
+              <w:top w:val="single" w:sz="4" w:space="0" w:color="auto"/>
+              <w:left w:val="single" w:sz="4" w:space="0" w:color="auto"/>
+              <w:bottom w:val="single" w:sz="4" w:space="0" w:color="auto"/>
+              <w:right w:val="single" w:sz="4" w:space="0" w:color="auto"/>
+            </w:tcBorders>
+            <w:tcMar>
+              <w:top w:w="0" w:type="dxa"/>
+              <w:left w:w="108" w:type="dxa"/>
+              <w:bottom w:w="0" w:type="dxa"/>
+              <w:right w:w="108" w:type="dxa"/>
+            </w:tcMar>
           </w:tcPr>
           <w:p>
             <w:pPr>
@@ -463,33 +693,45 @@
             <w:r/>
             <w:r>
               <w:rPr>
+                <w:rFonts w:ascii="Arial" w:hAnsi="Arial" w:eastAsia="Arial" w:cs="Arial"/>
                 <w:sz w:val="19"/>
+                <w:szCs w:val="22"/>
               </w:rPr>
               <w:t xml:space="preserve">Estación x día; se predice el día </w:t>
             </w:r>
             <w:r>
               <w:rPr>
+                <w:rFonts w:ascii="Arial" w:hAnsi="Arial" w:eastAsia="Arial" w:cs="Arial"/>
                 <w:i/>
+                <w:iCs/>
                 <w:sz w:val="19"/>
+                <w:szCs w:val="22"/>
               </w:rPr>
               <w:t>d</w:t>
             </w:r>
             <w:r>
               <w:rPr>
+                <w:rFonts w:ascii="Arial" w:hAnsi="Arial" w:eastAsia="Arial" w:cs="Arial"/>
                 <w:sz w:val="19"/>
+                <w:szCs w:val="22"/>
               </w:rPr>
               <w:t xml:space="preserve"> con información hasta el cierre de </w:t>
             </w:r>
             <w:r>
               <w:rPr>
+                <w:rFonts w:ascii="Arial" w:hAnsi="Arial" w:eastAsia="Arial" w:cs="Arial"/>
                 <w:i/>
+                <w:iCs/>
                 <w:sz w:val="19"/>
+                <w:szCs w:val="22"/>
               </w:rPr>
               <w:t>d</w:t>
             </w:r>
             <w:r>
               <w:rPr>
+                <w:rFonts w:ascii="Arial" w:hAnsi="Arial" w:eastAsia="Arial" w:cs="Arial"/>
                 <w:sz w:val="19"/>
+                <w:szCs w:val="22"/>
               </w:rPr>
               <w:t>-1.</w:t>
             </w:r>
@@ -497,7 +739,19 @@
         </w:tc>
         <w:tc>
           <w:tcPr>
-            <w:tcW w:type="dxa" w:w="2069"/>
+            <w:tcW w:w="2069" w:type="dxa"/>
+            <w:tcBorders>
+              <w:top w:val="single" w:sz="4" w:space="0" w:color="auto"/>
+              <w:left w:val="single" w:sz="4" w:space="0" w:color="auto"/>
+              <w:bottom w:val="single" w:sz="4" w:space="0" w:color="auto"/>
+              <w:right w:val="single" w:sz="4" w:space="0" w:color="auto"/>
+            </w:tcBorders>
+            <w:tcMar>
+              <w:top w:w="0" w:type="dxa"/>
+              <w:left w:w="108" w:type="dxa"/>
+              <w:bottom w:w="0" w:type="dxa"/>
+              <w:right w:w="108" w:type="dxa"/>
+            </w:tcMar>
           </w:tcPr>
           <w:p>
             <w:pPr>
@@ -507,7 +761,9 @@
             <w:r/>
             <w:r>
               <w:rPr>
+                <w:rFonts w:ascii="Arial" w:hAnsi="Arial" w:eastAsia="Arial" w:cs="Arial"/>
                 <w:sz w:val="19"/>
+                <w:szCs w:val="22"/>
               </w:rPr>
               <w:t>La demanda diaria por estación define cuántas bicicletas debe haber en cada punto al iniciar el día.</w:t>
             </w:r>
@@ -515,7 +771,19 @@
         </w:tc>
         <w:tc>
           <w:tcPr>
-            <w:tcW w:type="dxa" w:w="2163"/>
+            <w:tcW w:w="2163" w:type="dxa"/>
+            <w:tcBorders>
+              <w:top w:val="single" w:sz="4" w:space="0" w:color="auto"/>
+              <w:left w:val="single" w:sz="4" w:space="0" w:color="auto"/>
+              <w:bottom w:val="single" w:sz="4" w:space="0" w:color="auto"/>
+              <w:right w:val="single" w:sz="4" w:space="0" w:color="auto"/>
+            </w:tcBorders>
+            <w:tcMar>
+              <w:top w:w="0" w:type="dxa"/>
+              <w:left w:w="108" w:type="dxa"/>
+              <w:bottom w:w="0" w:type="dxa"/>
+              <w:right w:w="108" w:type="dxa"/>
+            </w:tcMar>
           </w:tcPr>
           <w:p>
             <w:pPr>
@@ -525,7 +793,9 @@
             <w:r/>
             <w:r>
               <w:rPr>
+                <w:rFonts w:ascii="Arial" w:hAnsi="Arial" w:eastAsia="Arial" w:cs="Arial"/>
                 <w:sz w:val="19"/>
+                <w:szCs w:val="22"/>
               </w:rPr>
               <w:t>Operador del sistema: distribuir la flota y programar mantenimiento en estaciones de baja demanda.</w:t>
             </w:r>
@@ -534,11 +804,23 @@
       </w:tr>
       <w:tr>
         <w:trPr>
-          <w:cantSplit w:val="true"/>
+          <w:cantSplit/>
         </w:trPr>
         <w:tc>
           <w:tcPr>
-            <w:tcW w:type="dxa" w:w="752"/>
+            <w:tcW w:w="752" w:type="dxa"/>
+            <w:tcBorders>
+              <w:top w:val="single" w:sz="4" w:space="0" w:color="auto"/>
+              <w:left w:val="single" w:sz="4" w:space="0" w:color="auto"/>
+              <w:bottom w:val="single" w:sz="4" w:space="0" w:color="auto"/>
+              <w:right w:val="single" w:sz="4" w:space="0" w:color="auto"/>
+            </w:tcBorders>
+            <w:tcMar>
+              <w:top w:w="0" w:type="dxa"/>
+              <w:left w:w="108" w:type="dxa"/>
+              <w:bottom w:w="0" w:type="dxa"/>
+              <w:right w:w="108" w:type="dxa"/>
+            </w:tcMar>
           </w:tcPr>
           <w:p>
             <w:pPr>
@@ -548,7 +830,9 @@
             <w:r/>
             <w:r>
               <w:rPr>
+                <w:rFonts w:ascii="Arial" w:hAnsi="Arial" w:eastAsia="Arial" w:cs="Arial"/>
                 <w:sz w:val="19"/>
+                <w:szCs w:val="22"/>
               </w:rPr>
               <w:t>P2 Clasificación</w:t>
             </w:r>
@@ -556,7 +840,19 @@
         </w:tc>
         <w:tc>
           <w:tcPr>
-            <w:tcW w:type="dxa" w:w="2539"/>
+            <w:tcW w:w="2539" w:type="dxa"/>
+            <w:tcBorders>
+              <w:top w:val="single" w:sz="4" w:space="0" w:color="auto"/>
+              <w:left w:val="single" w:sz="4" w:space="0" w:color="auto"/>
+              <w:bottom w:val="single" w:sz="4" w:space="0" w:color="auto"/>
+              <w:right w:val="single" w:sz="4" w:space="0" w:color="auto"/>
+            </w:tcBorders>
+            <w:tcMar>
+              <w:top w:w="0" w:type="dxa"/>
+              <w:left w:w="108" w:type="dxa"/>
+              <w:bottom w:w="0" w:type="dxa"/>
+              <w:right w:w="108" w:type="dxa"/>
+            </w:tcMar>
           </w:tcPr>
           <w:p>
             <w:pPr>
@@ -566,7 +862,9 @@
             <w:r/>
             <w:r>
               <w:rPr>
+                <w:rFonts w:ascii="Arial" w:hAnsi="Arial" w:eastAsia="Arial" w:cs="Arial"/>
                 <w:sz w:val="19"/>
+                <w:szCs w:val="22"/>
               </w:rPr>
               <w:t>Si una estación estará en riesgo de quedarse sin bicicletas o sin anclajes.</w:t>
             </w:r>
@@ -574,7 +872,19 @@
         </w:tc>
         <w:tc>
           <w:tcPr>
-            <w:tcW w:type="dxa" w:w="1881"/>
+            <w:tcW w:w="1881" w:type="dxa"/>
+            <w:tcBorders>
+              <w:top w:val="single" w:sz="4" w:space="0" w:color="auto"/>
+              <w:left w:val="single" w:sz="4" w:space="0" w:color="auto"/>
+              <w:bottom w:val="single" w:sz="4" w:space="0" w:color="auto"/>
+              <w:right w:val="single" w:sz="4" w:space="0" w:color="auto"/>
+            </w:tcBorders>
+            <w:tcMar>
+              <w:top w:w="0" w:type="dxa"/>
+              <w:left w:w="108" w:type="dxa"/>
+              <w:bottom w:w="0" w:type="dxa"/>
+              <w:right w:w="108" w:type="dxa"/>
+            </w:tcMar>
           </w:tcPr>
           <w:p>
             <w:pPr>
@@ -584,7 +894,9 @@
             <w:r/>
             <w:r>
               <w:rPr>
+                <w:rFonts w:ascii="Arial" w:hAnsi="Arial" w:eastAsia="Arial" w:cs="Arial"/>
                 <w:sz w:val="19"/>
+                <w:szCs w:val="22"/>
               </w:rPr>
               <w:t>Estación x bloque de 3 h (06-09, ..., 21-24); se predice el bloque siguiente al inicio de cada bloque.</w:t>
             </w:r>
@@ -592,7 +904,19 @@
         </w:tc>
         <w:tc>
           <w:tcPr>
-            <w:tcW w:type="dxa" w:w="2069"/>
+            <w:tcW w:w="2069" w:type="dxa"/>
+            <w:tcBorders>
+              <w:top w:val="single" w:sz="4" w:space="0" w:color="auto"/>
+              <w:left w:val="single" w:sz="4" w:space="0" w:color="auto"/>
+              <w:bottom w:val="single" w:sz="4" w:space="0" w:color="auto"/>
+              <w:right w:val="single" w:sz="4" w:space="0" w:color="auto"/>
+            </w:tcBorders>
+            <w:tcMar>
+              <w:top w:w="0" w:type="dxa"/>
+              <w:left w:w="108" w:type="dxa"/>
+              <w:bottom w:w="0" w:type="dxa"/>
+              <w:right w:w="108" w:type="dxa"/>
+            </w:tcMar>
           </w:tcPr>
           <w:p>
             <w:pPr>
@@ -602,7 +926,9 @@
             <w:r/>
             <w:r>
               <w:rPr>
+                <w:rFonts w:ascii="Arial" w:hAnsi="Arial" w:eastAsia="Arial" w:cs="Arial"/>
                 <w:sz w:val="19"/>
+                <w:szCs w:val="22"/>
               </w:rPr>
               <w:t>Una estación vacía o llena es un viaje perdido o un usuario que no puede devolver la bicicleta.</w:t>
             </w:r>
@@ -610,7 +936,19 @@
         </w:tc>
         <w:tc>
           <w:tcPr>
-            <w:tcW w:type="dxa" w:w="2163"/>
+            <w:tcW w:w="2163" w:type="dxa"/>
+            <w:tcBorders>
+              <w:top w:val="single" w:sz="4" w:space="0" w:color="auto"/>
+              <w:left w:val="single" w:sz="4" w:space="0" w:color="auto"/>
+              <w:bottom w:val="single" w:sz="4" w:space="0" w:color="auto"/>
+              <w:right w:val="single" w:sz="4" w:space="0" w:color="auto"/>
+            </w:tcBorders>
+            <w:tcMar>
+              <w:top w:w="0" w:type="dxa"/>
+              <w:left w:w="108" w:type="dxa"/>
+              <w:bottom w:w="0" w:type="dxa"/>
+              <w:right w:w="108" w:type="dxa"/>
+            </w:tcMar>
           </w:tcPr>
           <w:p>
             <w:pPr>
@@ -620,7 +958,9 @@
             <w:r/>
             <w:r>
               <w:rPr>
+                <w:rFonts w:ascii="Arial" w:hAnsi="Arial" w:eastAsia="Arial" w:cs="Arial"/>
                 <w:sz w:val="19"/>
+                <w:szCs w:val="22"/>
               </w:rPr>
               <w:t>Equipo de rebalanceo: lista priorizada de estaciones a visitar en la siguiente ronda.</w:t>
             </w:r>
@@ -629,11 +969,23 @@
       </w:tr>
       <w:tr>
         <w:trPr>
-          <w:cantSplit w:val="true"/>
+          <w:cantSplit/>
         </w:trPr>
         <w:tc>
           <w:tcPr>
-            <w:tcW w:type="dxa" w:w="752"/>
+            <w:tcW w:w="752" w:type="dxa"/>
+            <w:tcBorders>
+              <w:top w:val="single" w:sz="4" w:space="0" w:color="auto"/>
+              <w:left w:val="single" w:sz="4" w:space="0" w:color="auto"/>
+              <w:bottom w:val="single" w:sz="4" w:space="0" w:color="auto"/>
+              <w:right w:val="single" w:sz="4" w:space="0" w:color="auto"/>
+            </w:tcBorders>
+            <w:tcMar>
+              <w:top w:w="0" w:type="dxa"/>
+              <w:left w:w="108" w:type="dxa"/>
+              <w:bottom w:w="0" w:type="dxa"/>
+              <w:right w:w="108" w:type="dxa"/>
+            </w:tcMar>
           </w:tcPr>
           <w:p>
             <w:pPr>
@@ -642,7 +994,9 @@
             <w:r/>
             <w:r>
               <w:rPr>
+                <w:rFonts w:ascii="Arial" w:hAnsi="Arial" w:eastAsia="Arial" w:cs="Arial"/>
                 <w:sz w:val="19"/>
+                <w:szCs w:val="22"/>
               </w:rPr>
               <w:t>P3 Clustering</w:t>
             </w:r>
@@ -650,7 +1004,19 @@
         </w:tc>
         <w:tc>
           <w:tcPr>
-            <w:tcW w:type="dxa" w:w="2539"/>
+            <w:tcW w:w="2539" w:type="dxa"/>
+            <w:tcBorders>
+              <w:top w:val="single" w:sz="4" w:space="0" w:color="auto"/>
+              <w:left w:val="single" w:sz="4" w:space="0" w:color="auto"/>
+              <w:bottom w:val="single" w:sz="4" w:space="0" w:color="auto"/>
+              <w:right w:val="single" w:sz="4" w:space="0" w:color="auto"/>
+            </w:tcBorders>
+            <w:tcMar>
+              <w:top w:w="0" w:type="dxa"/>
+              <w:left w:w="108" w:type="dxa"/>
+              <w:bottom w:w="0" w:type="dxa"/>
+              <w:right w:w="108" w:type="dxa"/>
+            </w:tcMar>
           </w:tcPr>
           <w:p>
             <w:pPr>
@@ -659,7 +1025,9 @@
             <w:r/>
             <w:r>
               <w:rPr>
+                <w:rFonts w:ascii="Arial" w:hAnsi="Arial" w:eastAsia="Arial" w:cs="Arial"/>
                 <w:sz w:val="19"/>
+                <w:szCs w:val="22"/>
               </w:rPr>
               <w:t>Grupos de estaciones con patrones de uso similares y su ubicación.</w:t>
             </w:r>
@@ -667,7 +1035,19 @@
         </w:tc>
         <w:tc>
           <w:tcPr>
-            <w:tcW w:type="dxa" w:w="1881"/>
+            <w:tcW w:w="1881" w:type="dxa"/>
+            <w:tcBorders>
+              <w:top w:val="single" w:sz="4" w:space="0" w:color="auto"/>
+              <w:left w:val="single" w:sz="4" w:space="0" w:color="auto"/>
+              <w:bottom w:val="single" w:sz="4" w:space="0" w:color="auto"/>
+              <w:right w:val="single" w:sz="4" w:space="0" w:color="auto"/>
+            </w:tcBorders>
+            <w:tcMar>
+              <w:top w:w="0" w:type="dxa"/>
+              <w:left w:w="108" w:type="dxa"/>
+              <w:bottom w:w="0" w:type="dxa"/>
+              <w:right w:w="108" w:type="dxa"/>
+            </w:tcMar>
           </w:tcPr>
           <w:p>
             <w:pPr>
@@ -676,7 +1056,9 @@
             <w:r/>
             <w:r>
               <w:rPr>
+                <w:rFonts w:ascii="Arial" w:hAnsi="Arial" w:eastAsia="Arial" w:cs="Arial"/>
                 <w:sz w:val="19"/>
+                <w:szCs w:val="22"/>
               </w:rPr>
               <w:t>Estación; perfil calculado con 2024-2025 (periodo de entrenamiento).</w:t>
             </w:r>
@@ -684,7 +1066,19 @@
         </w:tc>
         <w:tc>
           <w:tcPr>
-            <w:tcW w:type="dxa" w:w="2069"/>
+            <w:tcW w:w="2069" w:type="dxa"/>
+            <w:tcBorders>
+              <w:top w:val="single" w:sz="4" w:space="0" w:color="auto"/>
+              <w:left w:val="single" w:sz="4" w:space="0" w:color="auto"/>
+              <w:bottom w:val="single" w:sz="4" w:space="0" w:color="auto"/>
+              <w:right w:val="single" w:sz="4" w:space="0" w:color="auto"/>
+            </w:tcBorders>
+            <w:tcMar>
+              <w:top w:w="0" w:type="dxa"/>
+              <w:left w:w="108" w:type="dxa"/>
+              <w:bottom w:w="0" w:type="dxa"/>
+              <w:right w:w="108" w:type="dxa"/>
+            </w:tcMar>
           </w:tcPr>
           <w:p>
             <w:pPr>
@@ -693,7 +1087,9 @@
             <w:r/>
             <w:r>
               <w:rPr>
+                <w:rFonts w:ascii="Arial" w:hAnsi="Arial" w:eastAsia="Arial" w:cs="Arial"/>
                 <w:sz w:val="19"/>
+                <w:szCs w:val="22"/>
               </w:rPr>
               <w:t>Revela tipos de zona (residencial, laboral, recreativa) que no se ven en la ubicación.</w:t>
             </w:r>
@@ -701,7 +1097,19 @@
         </w:tc>
         <w:tc>
           <w:tcPr>
-            <w:tcW w:type="dxa" w:w="2163"/>
+            <w:tcW w:w="2163" w:type="dxa"/>
+            <w:tcBorders>
+              <w:top w:val="single" w:sz="4" w:space="0" w:color="auto"/>
+              <w:left w:val="single" w:sz="4" w:space="0" w:color="auto"/>
+              <w:bottom w:val="single" w:sz="4" w:space="0" w:color="auto"/>
+              <w:right w:val="single" w:sz="4" w:space="0" w:color="auto"/>
+            </w:tcBorders>
+            <w:tcMar>
+              <w:top w:w="0" w:type="dxa"/>
+              <w:left w:w="108" w:type="dxa"/>
+              <w:bottom w:w="0" w:type="dxa"/>
+              <w:right w:w="108" w:type="dxa"/>
+            </w:tcMar>
           </w:tcPr>
           <w:p>
             <w:pPr>
@@ -710,7 +1118,9 @@
             <w:r/>
             <w:r>
               <w:rPr>
+                <w:rFonts w:ascii="Arial" w:hAnsi="Arial" w:eastAsia="Arial" w:cs="Arial"/>
                 <w:sz w:val="19"/>
+                <w:szCs w:val="22"/>
               </w:rPr>
               <w:t>Planeación urbana: dónde y con qué perfil de servicio expandir el sistema.</w:t>
             </w:r>
@@ -729,56 +1139,84 @@
       </w:pPr>
       <w:r>
         <w:rPr>
+          <w:rFonts w:ascii="Arial" w:hAnsi="Arial" w:eastAsia="Arial" w:cs="Arial"/>
           <w:b/>
+          <w:bCs/>
+          <w:sz w:val="22"/>
+          <w:szCs w:val="22"/>
         </w:rPr>
         <w:t>Aproximación del riesgo en P2.</w:t>
       </w:r>
       <w:r>
-        <w:rPr/>
+        <w:rPr>
+          <w:rFonts w:ascii="Arial" w:hAnsi="Arial" w:eastAsia="Arial" w:cs="Arial"/>
+          <w:sz w:val="22"/>
+          <w:szCs w:val="22"/>
+        </w:rPr>
         <w:t xml:space="preserve"> MiBici no publica el inventario de bicicletas por estación, pero sí cada viaje con su estación de origen y destino. Para cada estación y bloque se calcula el flujo neto </w:t>
       </w:r>
       <w:r>
         <w:rPr>
-          <w:rFonts w:ascii="Consolas" w:hAnsi="Consolas" w:eastAsia="Consolas"/>
+          <w:rFonts w:ascii="Consolas" w:hAnsi="Consolas" w:eastAsia="Consolas" w:cs="Consolas"/>
           <w:sz w:val="19"/>
+          <w:szCs w:val="22"/>
         </w:rPr>
         <w:t>llegadas - salidas</w:t>
       </w:r>
       <w:r>
-        <w:rPr/>
+        <w:rPr>
+          <w:rFonts w:ascii="Arial" w:hAnsi="Arial" w:eastAsia="Arial" w:cs="Arial"/>
+          <w:sz w:val="22"/>
+          <w:szCs w:val="22"/>
+        </w:rPr>
         <w:t xml:space="preserve">. Se etiqueta </w:t>
       </w:r>
       <w:r>
         <w:rPr>
-          <w:rFonts w:ascii="Consolas" w:hAnsi="Consolas" w:eastAsia="Consolas"/>
+          <w:rFonts w:ascii="Consolas" w:hAnsi="Consolas" w:eastAsia="Consolas" w:cs="Consolas"/>
           <w:sz w:val="19"/>
+          <w:szCs w:val="22"/>
         </w:rPr>
         <w:t>risk_empty</w:t>
       </w:r>
       <w:r>
-        <w:rPr/>
+        <w:rPr>
+          <w:rFonts w:ascii="Arial" w:hAnsi="Arial" w:eastAsia="Arial" w:cs="Arial"/>
+          <w:sz w:val="22"/>
+          <w:szCs w:val="22"/>
+        </w:rPr>
         <w:t xml:space="preserve"> si salen al menos ⌈0.5 x capacidad⌉ bicicletas más de las que llegan y </w:t>
       </w:r>
       <w:r>
         <w:rPr>
-          <w:rFonts w:ascii="Consolas" w:hAnsi="Consolas" w:eastAsia="Consolas"/>
+          <w:rFonts w:ascii="Consolas" w:hAnsi="Consolas" w:eastAsia="Consolas" w:cs="Consolas"/>
           <w:sz w:val="19"/>
+          <w:szCs w:val="22"/>
         </w:rPr>
         <w:t>risk_full</w:t>
       </w:r>
       <w:r>
-        <w:rPr/>
+        <w:rPr>
+          <w:rFonts w:ascii="Arial" w:hAnsi="Arial" w:eastAsia="Arial" w:cs="Arial"/>
+          <w:sz w:val="22"/>
+          <w:szCs w:val="22"/>
+        </w:rPr>
         <w:t xml:space="preserve"> si llegan esa cantidad de más; </w:t>
       </w:r>
       <w:r>
         <w:rPr>
-          <w:rFonts w:ascii="Consolas" w:hAnsi="Consolas" w:eastAsia="Consolas"/>
+          <w:rFonts w:ascii="Consolas" w:hAnsi="Consolas" w:eastAsia="Consolas" w:cs="Consolas"/>
           <w:sz w:val="19"/>
+          <w:szCs w:val="22"/>
         </w:rPr>
         <w:t>risk</w:t>
       </w:r>
       <w:r>
-        <w:rPr/>
+        <w:rPr>
+          <w:rFonts w:ascii="Arial" w:hAnsi="Arial" w:eastAsia="Arial" w:cs="Arial"/>
+          <w:sz w:val="22"/>
+          <w:szCs w:val="22"/>
+        </w:rPr>
         <w:t xml:space="preserve"> es la unión de ambas. El razonamiento es que, partiendo de una ocupación típica cercana a la mitad de los anclajes, un desbalance de media capacidad en 3 horas basta para vaciar o llenar la estación si nadie rebalancea. Con este umbral el 5.0 % de los bloques de entrenamiento queda en riesgo: un evento poco frecuente pero con suficientes positivos para aprender. Un umbral de 0.3 marcaría 13.8 % de los bloques, incluyendo desbalances que el sistema absorbe normalmente, y uno de 0.75 dejaría solo 1.1 %. El riesgo se concentra en los bloques de 06-09 h y 15-21 h, lo que coincide con los traslados laborales.</w:t>
       </w:r>
     </w:p>
@@ -787,7 +1225,14 @@
         <w:pStyle w:val="Heading1"/>
       </w:pPr>
       <w:r>
-        <w:rPr/>
+        <w:rPr>
+          <w:rFonts w:ascii="Arial" w:hAnsi="Arial" w:eastAsia="Arial" w:cs="Arial"/>
+          <w:b/>
+          <w:bCs/>
+          <w:color w:val="000000"/>
+          <w:sz w:val="24"/>
+          <w:szCs w:val="28"/>
+        </w:rPr>
         <w:t>3. Definición de los datos</w:t>
       </w:r>
     </w:p>
@@ -797,12 +1242,20 @@
       </w:pPr>
       <w:r>
         <w:rPr>
+          <w:rFonts w:ascii="Arial" w:hAnsi="Arial" w:eastAsia="Arial" w:cs="Arial"/>
           <w:b/>
+          <w:bCs/>
+          <w:sz w:val="22"/>
+          <w:szCs w:val="22"/>
         </w:rPr>
         <w:t>Rango de fechas.</w:t>
       </w:r>
       <w:r>
-        <w:rPr/>
+        <w:rPr>
+          <w:rFonts w:ascii="Arial" w:hAnsi="Arial" w:eastAsia="Arial" w:cs="Arial"/>
+          <w:sz w:val="22"/>
+          <w:szCs w:val="22"/>
+        </w:rPr>
         <w:t xml:space="preserve"> Se usan los viajes de enero de 2024 a agosto de 2026 (32 meses). Dos años completos de entrenamiento capturan dos veces cada efecto anual (Semana Santa, vacaciones de verano, diciembre) y dejan ocho meses recientes para validar y probar. Se descartan los años anteriores porque el sistema ha cambiado mucho (estaciones nuevas y retiradas, tarifas), así que datos más viejos describen otro sistema y multiplicarían el volumen sin aportar información vigente.</w:t>
       </w:r>
     </w:p>
@@ -812,58 +1265,88 @@
       </w:pPr>
       <w:r>
         <w:rPr>
+          <w:rFonts w:ascii="Arial" w:hAnsi="Arial" w:eastAsia="Arial" w:cs="Arial"/>
           <w:b/>
+          <w:bCs/>
+          <w:sz w:val="22"/>
+          <w:szCs w:val="22"/>
         </w:rPr>
         <w:t>1) Fuente.</w:t>
       </w:r>
       <w:r>
-        <w:rPr/>
+        <w:rPr>
+          <w:rFonts w:ascii="Arial" w:hAnsi="Arial" w:eastAsia="Arial" w:cs="Arial"/>
+          <w:sz w:val="22"/>
+          <w:szCs w:val="22"/>
+        </w:rPr>
         <w:t xml:space="preserve"> Portal de datos abiertos de MiBici (</w:t>
       </w:r>
       <w:hyperlink r:id="rId12">
         <w:r>
           <w:rPr>
+            <w:rFonts w:ascii="Arial" w:hAnsi="Arial" w:eastAsia="Arial" w:cs="Arial"/>
             <w:color w:val="0645AD"/>
+            <w:sz w:val="22"/>
+            <w:szCs w:val="22"/>
             <w:u w:val="single"/>
           </w:rPr>
-          <w:t xml:space="preserve">mibici.net/es/datos-abiertos</w:t>
+          <w:t>mibici.net/es/datos-abiertos</w:t>
         </w:r>
       </w:hyperlink>
       <w:r>
-        <w:rPr/>
+        <w:rPr>
+          <w:rFonts w:ascii="Arial" w:hAnsi="Arial" w:eastAsia="Arial" w:cs="Arial"/>
+          <w:sz w:val="22"/>
+          <w:szCs w:val="22"/>
+        </w:rPr>
         <w:t xml:space="preserve">): un archivo </w:t>
       </w:r>
       <w:r>
         <w:rPr>
-          <w:rFonts w:ascii="Consolas" w:hAnsi="Consolas" w:eastAsia="Consolas"/>
+          <w:rFonts w:ascii="Consolas" w:hAnsi="Consolas" w:eastAsia="Consolas" w:cs="Consolas"/>
           <w:sz w:val="19"/>
+          <w:szCs w:val="22"/>
         </w:rPr>
         <w:t>datos_abiertos_AAAA_MM.csv</w:t>
       </w:r>
       <w:r>
-        <w:rPr/>
+        <w:rPr>
+          <w:rFonts w:ascii="Arial" w:hAnsi="Arial" w:eastAsia="Arial" w:cs="Arial"/>
+          <w:sz w:val="22"/>
+          <w:szCs w:val="22"/>
+        </w:rPr>
         <w:t xml:space="preserve"> por mes y la nomenclatura </w:t>
       </w:r>
       <w:r>
         <w:rPr>
-          <w:rFonts w:ascii="Consolas" w:hAnsi="Consolas" w:eastAsia="Consolas"/>
+          <w:rFonts w:ascii="Consolas" w:hAnsi="Consolas" w:eastAsia="Consolas" w:cs="Consolas"/>
           <w:sz w:val="19"/>
+          <w:szCs w:val="22"/>
         </w:rPr>
         <w:t>nomenclatura_2026_09.csv</w:t>
       </w:r>
       <w:r>
-        <w:rPr/>
+        <w:rPr>
+          <w:rFonts w:ascii="Arial" w:hAnsi="Arial" w:eastAsia="Arial" w:cs="Arial"/>
+          <w:sz w:val="22"/>
+          <w:szCs w:val="22"/>
+        </w:rPr>
         <w:t xml:space="preserve">. Cada URL incluye un identificador numérico que no se puede inferir (por ejemplo </w:t>
       </w:r>
       <w:r>
         <w:rPr>
-          <w:rFonts w:ascii="Consolas" w:hAnsi="Consolas" w:eastAsia="Consolas"/>
+          <w:rFonts w:ascii="Consolas" w:hAnsi="Consolas" w:eastAsia="Consolas" w:cs="Consolas"/>
           <w:sz w:val="19"/>
+          <w:szCs w:val="22"/>
         </w:rPr>
         <w:t>/site/assets/files/130362/datos_abiertos_2026_08.csv</w:t>
       </w:r>
       <w:r>
-        <w:rPr/>
+        <w:rPr>
+          <w:rFonts w:ascii="Arial" w:hAnsi="Arial" w:eastAsia="Arial" w:cs="Arial"/>
+          <w:sz w:val="22"/>
+          <w:szCs w:val="22"/>
+        </w:rPr>
         <w:t>), por lo que la ingesta lee los enlaces de la página y los fija en el manifiesto.</w:t>
       </w:r>
     </w:p>
@@ -871,9 +1354,23 @@
       <w:pPr>
         <w:jc w:val="both"/>
       </w:pPr>
+    </w:p>
+    <w:p>
+      <w:pPr>
+        <w:jc w:val="both"/>
+      </w:pPr>
+    </w:p>
+    <w:p>
+      <w:pPr>
+        <w:jc w:val="both"/>
+      </w:pPr>
       <w:r>
         <w:rPr>
+          <w:rFonts w:ascii="Arial" w:hAnsi="Arial" w:eastAsia="Arial" w:cs="Arial"/>
           <w:b/>
+          <w:bCs/>
+          <w:sz w:val="22"/>
+          <w:szCs w:val="22"/>
         </w:rPr>
         <w:t>2) Tamaño real obtenido.</w:t>
       </w:r>
@@ -885,27 +1382,50 @@
         <w:jc w:val="left"/>
       </w:pPr>
       <w:r>
-        <w:rPr/>
+        <w:rPr>
+          <w:rFonts w:ascii="Arial" w:hAnsi="Arial" w:eastAsia="Arial" w:cs="Arial"/>
+          <w:sz w:val="22"/>
+          <w:szCs w:val="22"/>
+        </w:rPr>
         <w:t>Tabla 2. Volumen de datos tras la ingesta (</w:t>
       </w:r>
       <w:r>
         <w:rPr>
-          <w:rFonts w:ascii="Consolas" w:hAnsi="Consolas" w:eastAsia="Consolas"/>
+          <w:rFonts w:ascii="Consolas" w:hAnsi="Consolas" w:eastAsia="Consolas" w:cs="Consolas"/>
           <w:sz w:val="19"/>
+          <w:szCs w:val="22"/>
         </w:rPr>
         <w:t>data_version = efa3a16661ec</w:t>
       </w:r>
       <w:r>
-        <w:rPr/>
+        <w:rPr>
+          <w:rFonts w:ascii="Arial" w:hAnsi="Arial" w:eastAsia="Arial" w:cs="Arial"/>
+          <w:sz w:val="22"/>
+          <w:szCs w:val="22"/>
+        </w:rPr>
         <w:t>).</w:t>
       </w:r>
     </w:p>
     <w:tbl>
       <w:tblPr>
         <w:tblStyle w:val="TableGrid"/>
-        <w:tblW w:type="auto" w:w="0"/>
+        <w:tblW w:w="0" w:type="auto"/>
         <w:jc w:val="center"/>
-        <w:tblLook w:firstColumn="1" w:firstRow="1" w:lastColumn="0" w:lastRow="0" w:noHBand="0" w:noVBand="1" w:val="04A0"/>
+        <w:tblBorders>
+          <w:top w:val="single" w:sz="4" w:space="0" w:color="auto"/>
+          <w:left w:val="single" w:sz="4" w:space="0" w:color="auto"/>
+          <w:bottom w:val="single" w:sz="4" w:space="0" w:color="auto"/>
+          <w:right w:val="single" w:sz="4" w:space="0" w:color="auto"/>
+          <w:insideH w:val="single" w:sz="4" w:space="0" w:color="auto"/>
+          <w:insideV w:val="single" w:sz="4" w:space="0" w:color="auto"/>
+        </w:tblBorders>
+        <w:tblCellMar>
+          <w:top w:w="0" w:type="dxa"/>
+          <w:left w:w="108" w:type="dxa"/>
+          <w:bottom w:w="0" w:type="dxa"/>
+          <w:right w:w="108" w:type="dxa"/>
+        </w:tblCellMar>
+        <w:tblLook w:firstRow="1" w:firstColumn="1" w:noVBand="1"/>
       </w:tblPr>
       <w:tblGrid>
         <w:gridCol w:w="2351"/>
@@ -915,13 +1435,25 @@
       </w:tblGrid>
       <w:tr>
         <w:trPr>
-          <w:cantSplit w:val="true"/>
-          <w:tblHeader w:val="true"/>
+          <w:cantSplit/>
+          <w:tblHeader/>
         </w:trPr>
         <w:tc>
           <w:tcPr>
-            <w:tcW w:type="dxa" w:w="2351"/>
-            <w:shd w:val="clear" w:color="auto" w:fill="EEEEEE"/>
+            <w:tcW w:w="2351" w:type="dxa"/>
+            <w:tcBorders>
+              <w:top w:val="single" w:sz="4" w:space="0" w:color="auto"/>
+              <w:left w:val="single" w:sz="4" w:space="0" w:color="auto"/>
+              <w:bottom w:val="single" w:sz="4" w:space="0" w:color="auto"/>
+              <w:right w:val="single" w:sz="4" w:space="0" w:color="auto"/>
+            </w:tcBorders>
+            <w:shd w:val="clear" w:fill="EEEEEE"/>
+            <w:tcMar>
+              <w:top w:w="0" w:type="dxa"/>
+              <w:left w:w="108" w:type="dxa"/>
+              <w:bottom w:w="0" w:type="dxa"/>
+              <w:right w:w="108" w:type="dxa"/>
+            </w:tcMar>
           </w:tcPr>
           <w:p>
             <w:pPr>
@@ -931,8 +1463,11 @@
             <w:r/>
             <w:r>
               <w:rPr>
+                <w:rFonts w:ascii="Arial" w:hAnsi="Arial" w:eastAsia="Arial" w:cs="Arial"/>
                 <w:b/>
+                <w:bCs/>
                 <w:sz w:val="19"/>
+                <w:szCs w:val="22"/>
               </w:rPr>
               <w:t>Concepto</w:t>
             </w:r>
@@ -940,8 +1475,20 @@
         </w:tc>
         <w:tc>
           <w:tcPr>
-            <w:tcW w:type="dxa" w:w="2351"/>
-            <w:shd w:val="clear" w:color="auto" w:fill="EEEEEE"/>
+            <w:tcW w:w="2351" w:type="dxa"/>
+            <w:tcBorders>
+              <w:top w:val="single" w:sz="4" w:space="0" w:color="auto"/>
+              <w:left w:val="single" w:sz="4" w:space="0" w:color="auto"/>
+              <w:bottom w:val="single" w:sz="4" w:space="0" w:color="auto"/>
+              <w:right w:val="single" w:sz="4" w:space="0" w:color="auto"/>
+            </w:tcBorders>
+            <w:shd w:val="clear" w:fill="EEEEEE"/>
+            <w:tcMar>
+              <w:top w:w="0" w:type="dxa"/>
+              <w:left w:w="108" w:type="dxa"/>
+              <w:bottom w:w="0" w:type="dxa"/>
+              <w:right w:w="108" w:type="dxa"/>
+            </w:tcMar>
           </w:tcPr>
           <w:p>
             <w:pPr>
@@ -952,8 +1499,11 @@
             <w:r/>
             <w:r>
               <w:rPr>
+                <w:rFonts w:ascii="Arial" w:hAnsi="Arial" w:eastAsia="Arial" w:cs="Arial"/>
                 <w:b/>
+                <w:bCs/>
                 <w:sz w:val="19"/>
+                <w:szCs w:val="22"/>
               </w:rPr>
               <w:t>Valor</w:t>
             </w:r>
@@ -961,8 +1511,20 @@
         </w:tc>
         <w:tc>
           <w:tcPr>
-            <w:tcW w:type="dxa" w:w="2351"/>
-            <w:shd w:val="clear" w:color="auto" w:fill="EEEEEE"/>
+            <w:tcW w:w="2351" w:type="dxa"/>
+            <w:tcBorders>
+              <w:top w:val="single" w:sz="4" w:space="0" w:color="auto"/>
+              <w:left w:val="single" w:sz="4" w:space="0" w:color="auto"/>
+              <w:bottom w:val="single" w:sz="4" w:space="0" w:color="auto"/>
+              <w:right w:val="single" w:sz="4" w:space="0" w:color="auto"/>
+            </w:tcBorders>
+            <w:shd w:val="clear" w:fill="EEEEEE"/>
+            <w:tcMar>
+              <w:top w:w="0" w:type="dxa"/>
+              <w:left w:w="108" w:type="dxa"/>
+              <w:bottom w:w="0" w:type="dxa"/>
+              <w:right w:w="108" w:type="dxa"/>
+            </w:tcMar>
           </w:tcPr>
           <w:p>
             <w:pPr>
@@ -972,8 +1534,11 @@
             <w:r/>
             <w:r>
               <w:rPr>
+                <w:rFonts w:ascii="Arial" w:hAnsi="Arial" w:eastAsia="Arial" w:cs="Arial"/>
                 <w:b/>
+                <w:bCs/>
                 <w:sz w:val="19"/>
+                <w:szCs w:val="22"/>
               </w:rPr>
               <w:t>Concepto</w:t>
             </w:r>
@@ -981,8 +1546,20 @@
         </w:tc>
         <w:tc>
           <w:tcPr>
-            <w:tcW w:type="dxa" w:w="2351"/>
-            <w:shd w:val="clear" w:color="auto" w:fill="EEEEEE"/>
+            <w:tcW w:w="2351" w:type="dxa"/>
+            <w:tcBorders>
+              <w:top w:val="single" w:sz="4" w:space="0" w:color="auto"/>
+              <w:left w:val="single" w:sz="4" w:space="0" w:color="auto"/>
+              <w:bottom w:val="single" w:sz="4" w:space="0" w:color="auto"/>
+              <w:right w:val="single" w:sz="4" w:space="0" w:color="auto"/>
+            </w:tcBorders>
+            <w:shd w:val="clear" w:fill="EEEEEE"/>
+            <w:tcMar>
+              <w:top w:w="0" w:type="dxa"/>
+              <w:left w:w="108" w:type="dxa"/>
+              <w:bottom w:w="0" w:type="dxa"/>
+              <w:right w:w="108" w:type="dxa"/>
+            </w:tcMar>
           </w:tcPr>
           <w:p>
             <w:pPr>
@@ -993,8 +1570,11 @@
             <w:r/>
             <w:r>
               <w:rPr>
+                <w:rFonts w:ascii="Arial" w:hAnsi="Arial" w:eastAsia="Arial" w:cs="Arial"/>
                 <w:b/>
+                <w:bCs/>
                 <w:sz w:val="19"/>
+                <w:szCs w:val="22"/>
               </w:rPr>
               <w:t>Valor</w:t>
             </w:r>
@@ -1003,11 +1583,23 @@
       </w:tr>
       <w:tr>
         <w:trPr>
-          <w:cantSplit w:val="true"/>
+          <w:cantSplit/>
         </w:trPr>
         <w:tc>
           <w:tcPr>
-            <w:tcW w:type="dxa" w:w="2351"/>
+            <w:tcW w:w="2351" w:type="dxa"/>
+            <w:tcBorders>
+              <w:top w:val="single" w:sz="4" w:space="0" w:color="auto"/>
+              <w:left w:val="single" w:sz="4" w:space="0" w:color="auto"/>
+              <w:bottom w:val="single" w:sz="4" w:space="0" w:color="auto"/>
+              <w:right w:val="single" w:sz="4" w:space="0" w:color="auto"/>
+            </w:tcBorders>
+            <w:tcMar>
+              <w:top w:w="0" w:type="dxa"/>
+              <w:left w:w="108" w:type="dxa"/>
+              <w:bottom w:w="0" w:type="dxa"/>
+              <w:right w:w="108" w:type="dxa"/>
+            </w:tcMar>
           </w:tcPr>
           <w:p>
             <w:pPr>
@@ -1017,7 +1609,9 @@
             <w:r/>
             <w:r>
               <w:rPr>
+                <w:rFonts w:ascii="Arial" w:hAnsi="Arial" w:eastAsia="Arial" w:cs="Arial"/>
                 <w:sz w:val="19"/>
+                <w:szCs w:val="22"/>
               </w:rPr>
               <w:t>Meses</w:t>
             </w:r>
@@ -1025,7 +1619,19 @@
         </w:tc>
         <w:tc>
           <w:tcPr>
-            <w:tcW w:type="dxa" w:w="2351"/>
+            <w:tcW w:w="2351" w:type="dxa"/>
+            <w:tcBorders>
+              <w:top w:val="single" w:sz="4" w:space="0" w:color="auto"/>
+              <w:left w:val="single" w:sz="4" w:space="0" w:color="auto"/>
+              <w:bottom w:val="single" w:sz="4" w:space="0" w:color="auto"/>
+              <w:right w:val="single" w:sz="4" w:space="0" w:color="auto"/>
+            </w:tcBorders>
+            <w:tcMar>
+              <w:top w:w="0" w:type="dxa"/>
+              <w:left w:w="108" w:type="dxa"/>
+              <w:bottom w:w="0" w:type="dxa"/>
+              <w:right w:w="108" w:type="dxa"/>
+            </w:tcMar>
           </w:tcPr>
           <w:p>
             <w:pPr>
@@ -1036,7 +1642,9 @@
             <w:r/>
             <w:r>
               <w:rPr>
+                <w:rFonts w:ascii="Arial" w:hAnsi="Arial" w:eastAsia="Arial" w:cs="Arial"/>
                 <w:sz w:val="19"/>
+                <w:szCs w:val="22"/>
               </w:rPr>
               <w:t>32</w:t>
             </w:r>
@@ -1044,7 +1652,19 @@
         </w:tc>
         <w:tc>
           <w:tcPr>
-            <w:tcW w:type="dxa" w:w="2351"/>
+            <w:tcW w:w="2351" w:type="dxa"/>
+            <w:tcBorders>
+              <w:top w:val="single" w:sz="4" w:space="0" w:color="auto"/>
+              <w:left w:val="single" w:sz="4" w:space="0" w:color="auto"/>
+              <w:bottom w:val="single" w:sz="4" w:space="0" w:color="auto"/>
+              <w:right w:val="single" w:sz="4" w:space="0" w:color="auto"/>
+            </w:tcBorders>
+            <w:tcMar>
+              <w:top w:w="0" w:type="dxa"/>
+              <w:left w:w="108" w:type="dxa"/>
+              <w:bottom w:w="0" w:type="dxa"/>
+              <w:right w:w="108" w:type="dxa"/>
+            </w:tcMar>
           </w:tcPr>
           <w:p>
             <w:pPr>
@@ -1054,7 +1674,9 @@
             <w:r/>
             <w:r>
               <w:rPr>
+                <w:rFonts w:ascii="Arial" w:hAnsi="Arial" w:eastAsia="Arial" w:cs="Arial"/>
                 <w:sz w:val="19"/>
+                <w:szCs w:val="22"/>
               </w:rPr>
               <w:t>Estaciones en catálogo</w:t>
             </w:r>
@@ -1062,7 +1684,19 @@
         </w:tc>
         <w:tc>
           <w:tcPr>
-            <w:tcW w:type="dxa" w:w="2351"/>
+            <w:tcW w:w="2351" w:type="dxa"/>
+            <w:tcBorders>
+              <w:top w:val="single" w:sz="4" w:space="0" w:color="auto"/>
+              <w:left w:val="single" w:sz="4" w:space="0" w:color="auto"/>
+              <w:bottom w:val="single" w:sz="4" w:space="0" w:color="auto"/>
+              <w:right w:val="single" w:sz="4" w:space="0" w:color="auto"/>
+            </w:tcBorders>
+            <w:tcMar>
+              <w:top w:w="0" w:type="dxa"/>
+              <w:left w:w="108" w:type="dxa"/>
+              <w:bottom w:w="0" w:type="dxa"/>
+              <w:right w:w="108" w:type="dxa"/>
+            </w:tcMar>
           </w:tcPr>
           <w:p>
             <w:pPr>
@@ -1073,7 +1707,9 @@
             <w:r/>
             <w:r>
               <w:rPr>
+                <w:rFonts w:ascii="Arial" w:hAnsi="Arial" w:eastAsia="Arial" w:cs="Arial"/>
                 <w:sz w:val="19"/>
+                <w:szCs w:val="22"/>
               </w:rPr>
               <w:t>484</w:t>
             </w:r>
@@ -1082,11 +1718,23 @@
       </w:tr>
       <w:tr>
         <w:trPr>
-          <w:cantSplit w:val="true"/>
+          <w:cantSplit/>
         </w:trPr>
         <w:tc>
           <w:tcPr>
-            <w:tcW w:type="dxa" w:w="2351"/>
+            <w:tcW w:w="2351" w:type="dxa"/>
+            <w:tcBorders>
+              <w:top w:val="single" w:sz="4" w:space="0" w:color="auto"/>
+              <w:left w:val="single" w:sz="4" w:space="0" w:color="auto"/>
+              <w:bottom w:val="single" w:sz="4" w:space="0" w:color="auto"/>
+              <w:right w:val="single" w:sz="4" w:space="0" w:color="auto"/>
+            </w:tcBorders>
+            <w:tcMar>
+              <w:top w:w="0" w:type="dxa"/>
+              <w:left w:w="108" w:type="dxa"/>
+              <w:bottom w:w="0" w:type="dxa"/>
+              <w:right w:w="108" w:type="dxa"/>
+            </w:tcMar>
           </w:tcPr>
           <w:p>
             <w:pPr>
@@ -1096,7 +1744,9 @@
             <w:r/>
             <w:r>
               <w:rPr>
+                <w:rFonts w:ascii="Arial" w:hAnsi="Arial" w:eastAsia="Arial" w:cs="Arial"/>
                 <w:sz w:val="19"/>
+                <w:szCs w:val="22"/>
               </w:rPr>
               <w:t>Viajes crudos</w:t>
             </w:r>
@@ -1104,7 +1754,19 @@
         </w:tc>
         <w:tc>
           <w:tcPr>
-            <w:tcW w:type="dxa" w:w="2351"/>
+            <w:tcW w:w="2351" w:type="dxa"/>
+            <w:tcBorders>
+              <w:top w:val="single" w:sz="4" w:space="0" w:color="auto"/>
+              <w:left w:val="single" w:sz="4" w:space="0" w:color="auto"/>
+              <w:bottom w:val="single" w:sz="4" w:space="0" w:color="auto"/>
+              <w:right w:val="single" w:sz="4" w:space="0" w:color="auto"/>
+            </w:tcBorders>
+            <w:tcMar>
+              <w:top w:w="0" w:type="dxa"/>
+              <w:left w:w="108" w:type="dxa"/>
+              <w:bottom w:w="0" w:type="dxa"/>
+              <w:right w:w="108" w:type="dxa"/>
+            </w:tcMar>
           </w:tcPr>
           <w:p>
             <w:pPr>
@@ -1115,7 +1777,9 @@
             <w:r/>
             <w:r>
               <w:rPr>
+                <w:rFonts w:ascii="Arial" w:hAnsi="Arial" w:eastAsia="Arial" w:cs="Arial"/>
                 <w:sz w:val="19"/>
+                <w:szCs w:val="22"/>
               </w:rPr>
               <w:t>12,049,962</w:t>
             </w:r>
@@ -1123,7 +1787,19 @@
         </w:tc>
         <w:tc>
           <w:tcPr>
-            <w:tcW w:type="dxa" w:w="2351"/>
+            <w:tcW w:w="2351" w:type="dxa"/>
+            <w:tcBorders>
+              <w:top w:val="single" w:sz="4" w:space="0" w:color="auto"/>
+              <w:left w:val="single" w:sz="4" w:space="0" w:color="auto"/>
+              <w:bottom w:val="single" w:sz="4" w:space="0" w:color="auto"/>
+              <w:right w:val="single" w:sz="4" w:space="0" w:color="auto"/>
+            </w:tcBorders>
+            <w:tcMar>
+              <w:top w:w="0" w:type="dxa"/>
+              <w:left w:w="108" w:type="dxa"/>
+              <w:bottom w:w="0" w:type="dxa"/>
+              <w:right w:w="108" w:type="dxa"/>
+            </w:tcMar>
           </w:tcPr>
           <w:p>
             <w:pPr>
@@ -1133,7 +1809,9 @@
             <w:r/>
             <w:r>
               <w:rPr>
+                <w:rFonts w:ascii="Arial" w:hAnsi="Arial" w:eastAsia="Arial" w:cs="Arial"/>
                 <w:sz w:val="19"/>
+                <w:szCs w:val="22"/>
               </w:rPr>
               <w:t>Estaciones con viajes en el rango</w:t>
             </w:r>
@@ -1141,7 +1819,19 @@
         </w:tc>
         <w:tc>
           <w:tcPr>
-            <w:tcW w:type="dxa" w:w="2351"/>
+            <w:tcW w:w="2351" w:type="dxa"/>
+            <w:tcBorders>
+              <w:top w:val="single" w:sz="4" w:space="0" w:color="auto"/>
+              <w:left w:val="single" w:sz="4" w:space="0" w:color="auto"/>
+              <w:bottom w:val="single" w:sz="4" w:space="0" w:color="auto"/>
+              <w:right w:val="single" w:sz="4" w:space="0" w:color="auto"/>
+            </w:tcBorders>
+            <w:tcMar>
+              <w:top w:w="0" w:type="dxa"/>
+              <w:left w:w="108" w:type="dxa"/>
+              <w:bottom w:w="0" w:type="dxa"/>
+              <w:right w:w="108" w:type="dxa"/>
+            </w:tcMar>
           </w:tcPr>
           <w:p>
             <w:pPr>
@@ -1152,7 +1842,9 @@
             <w:r/>
             <w:r>
               <w:rPr>
+                <w:rFonts w:ascii="Arial" w:hAnsi="Arial" w:eastAsia="Arial" w:cs="Arial"/>
                 <w:sz w:val="19"/>
+                <w:szCs w:val="22"/>
               </w:rPr>
               <w:t>473</w:t>
             </w:r>
@@ -1161,11 +1853,23 @@
       </w:tr>
       <w:tr>
         <w:trPr>
-          <w:cantSplit w:val="true"/>
+          <w:cantSplit/>
         </w:trPr>
         <w:tc>
           <w:tcPr>
-            <w:tcW w:type="dxa" w:w="2351"/>
+            <w:tcW w:w="2351" w:type="dxa"/>
+            <w:tcBorders>
+              <w:top w:val="single" w:sz="4" w:space="0" w:color="auto"/>
+              <w:left w:val="single" w:sz="4" w:space="0" w:color="auto"/>
+              <w:bottom w:val="single" w:sz="4" w:space="0" w:color="auto"/>
+              <w:right w:val="single" w:sz="4" w:space="0" w:color="auto"/>
+            </w:tcBorders>
+            <w:tcMar>
+              <w:top w:w="0" w:type="dxa"/>
+              <w:left w:w="108" w:type="dxa"/>
+              <w:bottom w:w="0" w:type="dxa"/>
+              <w:right w:w="108" w:type="dxa"/>
+            </w:tcMar>
           </w:tcPr>
           <w:p>
             <w:pPr>
@@ -1175,7 +1879,9 @@
             <w:r/>
             <w:r>
               <w:rPr>
+                <w:rFonts w:ascii="Arial" w:hAnsi="Arial" w:eastAsia="Arial" w:cs="Arial"/>
                 <w:sz w:val="19"/>
+                <w:szCs w:val="22"/>
               </w:rPr>
               <w:t>Viajes descartados (duración &lt; 1 o &gt; 180 min)</w:t>
             </w:r>
@@ -1183,7 +1889,19 @@
         </w:tc>
         <w:tc>
           <w:tcPr>
-            <w:tcW w:type="dxa" w:w="2351"/>
+            <w:tcW w:w="2351" w:type="dxa"/>
+            <w:tcBorders>
+              <w:top w:val="single" w:sz="4" w:space="0" w:color="auto"/>
+              <w:left w:val="single" w:sz="4" w:space="0" w:color="auto"/>
+              <w:bottom w:val="single" w:sz="4" w:space="0" w:color="auto"/>
+              <w:right w:val="single" w:sz="4" w:space="0" w:color="auto"/>
+            </w:tcBorders>
+            <w:tcMar>
+              <w:top w:w="0" w:type="dxa"/>
+              <w:left w:w="108" w:type="dxa"/>
+              <w:bottom w:w="0" w:type="dxa"/>
+              <w:right w:w="108" w:type="dxa"/>
+            </w:tcMar>
           </w:tcPr>
           <w:p>
             <w:pPr>
@@ -1194,7 +1912,9 @@
             <w:r/>
             <w:r>
               <w:rPr>
+                <w:rFonts w:ascii="Arial" w:hAnsi="Arial" w:eastAsia="Arial" w:cs="Arial"/>
                 <w:sz w:val="19"/>
+                <w:szCs w:val="22"/>
               </w:rPr>
               <w:t>372,246 (3.1 %)</w:t>
             </w:r>
@@ -1202,7 +1922,19 @@
         </w:tc>
         <w:tc>
           <w:tcPr>
-            <w:tcW w:type="dxa" w:w="2351"/>
+            <w:tcW w:w="2351" w:type="dxa"/>
+            <w:tcBorders>
+              <w:top w:val="single" w:sz="4" w:space="0" w:color="auto"/>
+              <w:left w:val="single" w:sz="4" w:space="0" w:color="auto"/>
+              <w:bottom w:val="single" w:sz="4" w:space="0" w:color="auto"/>
+              <w:right w:val="single" w:sz="4" w:space="0" w:color="auto"/>
+            </w:tcBorders>
+            <w:tcMar>
+              <w:top w:w="0" w:type="dxa"/>
+              <w:left w:w="108" w:type="dxa"/>
+              <w:bottom w:w="0" w:type="dxa"/>
+              <w:right w:w="108" w:type="dxa"/>
+            </w:tcMar>
           </w:tcPr>
           <w:p>
             <w:pPr>
@@ -1212,7 +1944,9 @@
             <w:r/>
             <w:r>
               <w:rPr>
+                <w:rFonts w:ascii="Arial" w:hAnsi="Arial" w:eastAsia="Arial" w:cs="Arial"/>
                 <w:sz w:val="19"/>
+                <w:szCs w:val="22"/>
               </w:rPr>
               <w:t>Archivos en Latin-1 / UTF-8</w:t>
             </w:r>
@@ -1220,7 +1954,19 @@
         </w:tc>
         <w:tc>
           <w:tcPr>
-            <w:tcW w:type="dxa" w:w="2351"/>
+            <w:tcW w:w="2351" w:type="dxa"/>
+            <w:tcBorders>
+              <w:top w:val="single" w:sz="4" w:space="0" w:color="auto"/>
+              <w:left w:val="single" w:sz="4" w:space="0" w:color="auto"/>
+              <w:bottom w:val="single" w:sz="4" w:space="0" w:color="auto"/>
+              <w:right w:val="single" w:sz="4" w:space="0" w:color="auto"/>
+            </w:tcBorders>
+            <w:tcMar>
+              <w:top w:w="0" w:type="dxa"/>
+              <w:left w:w="108" w:type="dxa"/>
+              <w:bottom w:w="0" w:type="dxa"/>
+              <w:right w:w="108" w:type="dxa"/>
+            </w:tcMar>
           </w:tcPr>
           <w:p>
             <w:pPr>
@@ -1231,7 +1977,9 @@
             <w:r/>
             <w:r>
               <w:rPr>
+                <w:rFonts w:ascii="Arial" w:hAnsi="Arial" w:eastAsia="Arial" w:cs="Arial"/>
                 <w:sz w:val="19"/>
+                <w:szCs w:val="22"/>
               </w:rPr>
               <w:t>15 / 18</w:t>
             </w:r>
@@ -1240,11 +1988,23 @@
       </w:tr>
       <w:tr>
         <w:trPr>
-          <w:cantSplit w:val="true"/>
+          <w:cantSplit/>
         </w:trPr>
         <w:tc>
           <w:tcPr>
-            <w:tcW w:type="dxa" w:w="2351"/>
+            <w:tcW w:w="2351" w:type="dxa"/>
+            <w:tcBorders>
+              <w:top w:val="single" w:sz="4" w:space="0" w:color="auto"/>
+              <w:left w:val="single" w:sz="4" w:space="0" w:color="auto"/>
+              <w:bottom w:val="single" w:sz="4" w:space="0" w:color="auto"/>
+              <w:right w:val="single" w:sz="4" w:space="0" w:color="auto"/>
+            </w:tcBorders>
+            <w:tcMar>
+              <w:top w:w="0" w:type="dxa"/>
+              <w:left w:w="108" w:type="dxa"/>
+              <w:bottom w:w="0" w:type="dxa"/>
+              <w:right w:w="108" w:type="dxa"/>
+            </w:tcMar>
           </w:tcPr>
           <w:p>
             <w:pPr>
@@ -1253,7 +2013,9 @@
             <w:r/>
             <w:r>
               <w:rPr>
+                <w:rFonts w:ascii="Arial" w:hAnsi="Arial" w:eastAsia="Arial" w:cs="Arial"/>
                 <w:sz w:val="19"/>
+                <w:szCs w:val="22"/>
               </w:rPr>
               <w:t>Viajes limpios</w:t>
             </w:r>
@@ -1261,7 +2023,19 @@
         </w:tc>
         <w:tc>
           <w:tcPr>
-            <w:tcW w:type="dxa" w:w="2351"/>
+            <w:tcW w:w="2351" w:type="dxa"/>
+            <w:tcBorders>
+              <w:top w:val="single" w:sz="4" w:space="0" w:color="auto"/>
+              <w:left w:val="single" w:sz="4" w:space="0" w:color="auto"/>
+              <w:bottom w:val="single" w:sz="4" w:space="0" w:color="auto"/>
+              <w:right w:val="single" w:sz="4" w:space="0" w:color="auto"/>
+            </w:tcBorders>
+            <w:tcMar>
+              <w:top w:w="0" w:type="dxa"/>
+              <w:left w:w="108" w:type="dxa"/>
+              <w:bottom w:w="0" w:type="dxa"/>
+              <w:right w:w="108" w:type="dxa"/>
+            </w:tcMar>
           </w:tcPr>
           <w:p>
             <w:pPr>
@@ -1271,7 +2045,9 @@
             <w:r/>
             <w:r>
               <w:rPr>
+                <w:rFonts w:ascii="Arial" w:hAnsi="Arial" w:eastAsia="Arial" w:cs="Arial"/>
                 <w:sz w:val="19"/>
+                <w:szCs w:val="22"/>
               </w:rPr>
               <w:t>11,677,716</w:t>
             </w:r>
@@ -1279,7 +2055,19 @@
         </w:tc>
         <w:tc>
           <w:tcPr>
-            <w:tcW w:type="dxa" w:w="2351"/>
+            <w:tcW w:w="2351" w:type="dxa"/>
+            <w:tcBorders>
+              <w:top w:val="single" w:sz="4" w:space="0" w:color="auto"/>
+              <w:left w:val="single" w:sz="4" w:space="0" w:color="auto"/>
+              <w:bottom w:val="single" w:sz="4" w:space="0" w:color="auto"/>
+              <w:right w:val="single" w:sz="4" w:space="0" w:color="auto"/>
+            </w:tcBorders>
+            <w:tcMar>
+              <w:top w:w="0" w:type="dxa"/>
+              <w:left w:w="108" w:type="dxa"/>
+              <w:bottom w:w="0" w:type="dxa"/>
+              <w:right w:w="108" w:type="dxa"/>
+            </w:tcMar>
           </w:tcPr>
           <w:p>
             <w:pPr>
@@ -1288,7 +2076,9 @@
             <w:r/>
             <w:r>
               <w:rPr>
+                <w:rFonts w:ascii="Arial" w:hAnsi="Arial" w:eastAsia="Arial" w:cs="Arial"/>
                 <w:sz w:val="19"/>
+                <w:szCs w:val="22"/>
               </w:rPr>
               <w:t>CSV crudos / Parquet limpio</w:t>
             </w:r>
@@ -1296,7 +2086,19 @@
         </w:tc>
         <w:tc>
           <w:tcPr>
-            <w:tcW w:type="dxa" w:w="2351"/>
+            <w:tcW w:w="2351" w:type="dxa"/>
+            <w:tcBorders>
+              <w:top w:val="single" w:sz="4" w:space="0" w:color="auto"/>
+              <w:left w:val="single" w:sz="4" w:space="0" w:color="auto"/>
+              <w:bottom w:val="single" w:sz="4" w:space="0" w:color="auto"/>
+              <w:right w:val="single" w:sz="4" w:space="0" w:color="auto"/>
+            </w:tcBorders>
+            <w:tcMar>
+              <w:top w:w="0" w:type="dxa"/>
+              <w:left w:w="108" w:type="dxa"/>
+              <w:bottom w:w="0" w:type="dxa"/>
+              <w:right w:w="108" w:type="dxa"/>
+            </w:tcMar>
           </w:tcPr>
           <w:p>
             <w:pPr>
@@ -1306,7 +2108,9 @@
             <w:r/>
             <w:r>
               <w:rPr>
+                <w:rFonts w:ascii="Arial" w:hAnsi="Arial" w:eastAsia="Arial" w:cs="Arial"/>
                 <w:sz w:val="19"/>
+                <w:szCs w:val="22"/>
               </w:rPr>
               <w:t>981 MB / 172 MB</w:t>
             </w:r>
@@ -1325,133 +2129,196 @@
       </w:pPr>
       <w:r>
         <w:rPr>
+          <w:rFonts w:ascii="Arial" w:hAnsi="Arial" w:eastAsia="Arial" w:cs="Arial"/>
           <w:b/>
+          <w:bCs/>
+          <w:sz w:val="22"/>
+          <w:szCs w:val="22"/>
         </w:rPr>
         <w:t>3) Variables originales y variables objetivo.</w:t>
       </w:r>
       <w:r>
-        <w:rPr/>
+        <w:rPr>
+          <w:rFonts w:ascii="Arial" w:hAnsi="Arial" w:eastAsia="Arial" w:cs="Arial"/>
+          <w:sz w:val="22"/>
+          <w:szCs w:val="22"/>
+        </w:rPr>
         <w:t xml:space="preserve"> De los viajes se usan </w:t>
       </w:r>
       <w:r>
         <w:rPr>
-          <w:rFonts w:ascii="Consolas" w:hAnsi="Consolas" w:eastAsia="Consolas"/>
+          <w:rFonts w:ascii="Consolas" w:hAnsi="Consolas" w:eastAsia="Consolas" w:cs="Consolas"/>
           <w:sz w:val="19"/>
+          <w:szCs w:val="22"/>
         </w:rPr>
         <w:t>Viaje_Id</w:t>
       </w:r>
       <w:r>
-        <w:rPr/>
+        <w:rPr>
+          <w:rFonts w:ascii="Arial" w:hAnsi="Arial" w:eastAsia="Arial" w:cs="Arial"/>
+          <w:sz w:val="22"/>
+          <w:szCs w:val="22"/>
+        </w:rPr>
         <w:t xml:space="preserve">, </w:t>
       </w:r>
       <w:r>
         <w:rPr>
-          <w:rFonts w:ascii="Consolas" w:hAnsi="Consolas" w:eastAsia="Consolas"/>
+          <w:rFonts w:ascii="Consolas" w:hAnsi="Consolas" w:eastAsia="Consolas" w:cs="Consolas"/>
           <w:sz w:val="19"/>
+          <w:szCs w:val="22"/>
         </w:rPr>
         <w:t>Inicio_del_viaje</w:t>
       </w:r>
       <w:r>
-        <w:rPr/>
+        <w:rPr>
+          <w:rFonts w:ascii="Arial" w:hAnsi="Arial" w:eastAsia="Arial" w:cs="Arial"/>
+          <w:sz w:val="22"/>
+          <w:szCs w:val="22"/>
+        </w:rPr>
         <w:t xml:space="preserve">, </w:t>
       </w:r>
       <w:r>
         <w:rPr>
-          <w:rFonts w:ascii="Consolas" w:hAnsi="Consolas" w:eastAsia="Consolas"/>
+          <w:rFonts w:ascii="Consolas" w:hAnsi="Consolas" w:eastAsia="Consolas" w:cs="Consolas"/>
           <w:sz w:val="19"/>
+          <w:szCs w:val="22"/>
         </w:rPr>
         <w:t>Fin_del_viaje</w:t>
       </w:r>
       <w:r>
-        <w:rPr/>
+        <w:rPr>
+          <w:rFonts w:ascii="Arial" w:hAnsi="Arial" w:eastAsia="Arial" w:cs="Arial"/>
+          <w:sz w:val="22"/>
+          <w:szCs w:val="22"/>
+        </w:rPr>
         <w:t xml:space="preserve">, </w:t>
       </w:r>
       <w:r>
         <w:rPr>
-          <w:rFonts w:ascii="Consolas" w:hAnsi="Consolas" w:eastAsia="Consolas"/>
+          <w:rFonts w:ascii="Consolas" w:hAnsi="Consolas" w:eastAsia="Consolas" w:cs="Consolas"/>
           <w:sz w:val="19"/>
+          <w:szCs w:val="22"/>
         </w:rPr>
         <w:t>Origen_Id</w:t>
       </w:r>
       <w:r>
-        <w:rPr/>
+        <w:rPr>
+          <w:rFonts w:ascii="Arial" w:hAnsi="Arial" w:eastAsia="Arial" w:cs="Arial"/>
+          <w:sz w:val="22"/>
+          <w:szCs w:val="22"/>
+        </w:rPr>
         <w:t xml:space="preserve"> y </w:t>
       </w:r>
       <w:r>
         <w:rPr>
-          <w:rFonts w:ascii="Consolas" w:hAnsi="Consolas" w:eastAsia="Consolas"/>
+          <w:rFonts w:ascii="Consolas" w:hAnsi="Consolas" w:eastAsia="Consolas" w:cs="Consolas"/>
           <w:sz w:val="19"/>
+          <w:szCs w:val="22"/>
         </w:rPr>
         <w:t>Destino_Id</w:t>
       </w:r>
       <w:r>
-        <w:rPr/>
+        <w:rPr>
+          <w:rFonts w:ascii="Arial" w:hAnsi="Arial" w:eastAsia="Arial" w:cs="Arial"/>
+          <w:sz w:val="22"/>
+          <w:szCs w:val="22"/>
+        </w:rPr>
         <w:t xml:space="preserve">; de la nomenclatura, </w:t>
       </w:r>
       <w:r>
         <w:rPr>
-          <w:rFonts w:ascii="Consolas" w:hAnsi="Consolas" w:eastAsia="Consolas"/>
+          <w:rFonts w:ascii="Consolas" w:hAnsi="Consolas" w:eastAsia="Consolas" w:cs="Consolas"/>
           <w:sz w:val="19"/>
+          <w:szCs w:val="22"/>
         </w:rPr>
         <w:t>id</w:t>
       </w:r>
       <w:r>
-        <w:rPr/>
+        <w:rPr>
+          <w:rFonts w:ascii="Arial" w:hAnsi="Arial" w:eastAsia="Arial" w:cs="Arial"/>
+          <w:sz w:val="22"/>
+          <w:szCs w:val="22"/>
+        </w:rPr>
         <w:t xml:space="preserve">, </w:t>
       </w:r>
       <w:r>
         <w:rPr>
-          <w:rFonts w:ascii="Consolas" w:hAnsi="Consolas" w:eastAsia="Consolas"/>
+          <w:rFonts w:ascii="Consolas" w:hAnsi="Consolas" w:eastAsia="Consolas" w:cs="Consolas"/>
           <w:sz w:val="19"/>
+          <w:szCs w:val="22"/>
         </w:rPr>
         <w:t>name</w:t>
       </w:r>
       <w:r>
-        <w:rPr/>
+        <w:rPr>
+          <w:rFonts w:ascii="Arial" w:hAnsi="Arial" w:eastAsia="Arial" w:cs="Arial"/>
+          <w:sz w:val="22"/>
+          <w:szCs w:val="22"/>
+        </w:rPr>
         <w:t xml:space="preserve">, </w:t>
       </w:r>
       <w:r>
         <w:rPr>
-          <w:rFonts w:ascii="Consolas" w:hAnsi="Consolas" w:eastAsia="Consolas"/>
+          <w:rFonts w:ascii="Consolas" w:hAnsi="Consolas" w:eastAsia="Consolas" w:cs="Consolas"/>
           <w:sz w:val="19"/>
+          <w:szCs w:val="22"/>
         </w:rPr>
         <w:t>latitude</w:t>
       </w:r>
       <w:r>
-        <w:rPr/>
+        <w:rPr>
+          <w:rFonts w:ascii="Arial" w:hAnsi="Arial" w:eastAsia="Arial" w:cs="Arial"/>
+          <w:sz w:val="22"/>
+          <w:szCs w:val="22"/>
+        </w:rPr>
         <w:t xml:space="preserve">, </w:t>
       </w:r>
       <w:r>
         <w:rPr>
-          <w:rFonts w:ascii="Consolas" w:hAnsi="Consolas" w:eastAsia="Consolas"/>
+          <w:rFonts w:ascii="Consolas" w:hAnsi="Consolas" w:eastAsia="Consolas" w:cs="Consolas"/>
           <w:sz w:val="19"/>
+          <w:szCs w:val="22"/>
         </w:rPr>
         <w:t>longitude</w:t>
       </w:r>
       <w:r>
-        <w:rPr/>
+        <w:rPr>
+          <w:rFonts w:ascii="Arial" w:hAnsi="Arial" w:eastAsia="Arial" w:cs="Arial"/>
+          <w:sz w:val="22"/>
+          <w:szCs w:val="22"/>
+        </w:rPr>
         <w:t xml:space="preserve"> y </w:t>
       </w:r>
       <w:r>
         <w:rPr>
-          <w:rFonts w:ascii="Consolas" w:hAnsi="Consolas" w:eastAsia="Consolas"/>
+          <w:rFonts w:ascii="Consolas" w:hAnsi="Consolas" w:eastAsia="Consolas" w:cs="Consolas"/>
           <w:sz w:val="19"/>
+          <w:szCs w:val="22"/>
         </w:rPr>
         <w:t>dpcapacity</w:t>
       </w:r>
       <w:r>
-        <w:rPr/>
+        <w:rPr>
+          <w:rFonts w:ascii="Arial" w:hAnsi="Arial" w:eastAsia="Arial" w:cs="Arial"/>
+          <w:sz w:val="22"/>
+          <w:szCs w:val="22"/>
+        </w:rPr>
         <w:t xml:space="preserve">. El objetivo de P1 es el conteo de viajes con </w:t>
       </w:r>
       <w:r>
         <w:rPr>
-          <w:rFonts w:ascii="Consolas" w:hAnsi="Consolas" w:eastAsia="Consolas"/>
+          <w:rFonts w:ascii="Consolas" w:hAnsi="Consolas" w:eastAsia="Consolas" w:cs="Consolas"/>
           <w:sz w:val="19"/>
+          <w:szCs w:val="22"/>
         </w:rPr>
         <w:t>Origen_Id</w:t>
       </w:r>
       <w:r>
-        <w:rPr/>
+        <w:rPr>
+          <w:rFonts w:ascii="Arial" w:hAnsi="Arial" w:eastAsia="Arial" w:cs="Arial"/>
+          <w:sz w:val="22"/>
+          <w:szCs w:val="22"/>
+        </w:rPr>
         <w:t xml:space="preserve"> = estación y fecha de inicio = día. El objetivo de P2 se construye sumando salidas (por hora de inicio) y llegadas (por hora de fin) en cada bloque de 3 h y aplicando la regla de la sección 2 con la capacidad de la estación. P3 no tiene objetivo: el vector de cada estación son 48 proporciones horarias de salidas (24 de días hábiles y 24 de fin de semana), el volumen diario medio en escala logarítmica, la razón de balance (llegadas - salidas)/(llegadas + salidas), la proporción de uso en fin de semana y la duración mediana.</w:t>
       </w:r>
     </w:p>
@@ -1461,45 +2328,68 @@
       </w:pPr>
       <w:r>
         <w:rPr>
+          <w:rFonts w:ascii="Arial" w:hAnsi="Arial" w:eastAsia="Arial" w:cs="Arial"/>
           <w:b/>
+          <w:bCs/>
+          <w:sz w:val="22"/>
+          <w:szCs w:val="22"/>
         </w:rPr>
         <w:t>4) Condiciones de uso y datos personales.</w:t>
       </w:r>
       <w:r>
-        <w:rPr/>
+        <w:rPr>
+          <w:rFonts w:ascii="Arial" w:hAnsi="Arial" w:eastAsia="Arial" w:cs="Arial"/>
+          <w:sz w:val="22"/>
+          <w:szCs w:val="22"/>
+        </w:rPr>
         <w:t xml:space="preserve"> El portal publica los archivos como datos abiertos con la invitación "¡Explora, experimenta y comparte los datos de uso de Mi Bici!", pero no declara una licencia explícita: el sitio indica "Todos los derechos reservados Mi Bici © 2026" y el enlace al "Manual para uso de datos abiertos" no lleva a un manual. En consecuencia, el equipo usa los datos solo con fines académicos, cita la fuente, no redistribuye los archivos (el repositorio no contiene datos; cada quien los descarga del portal con la ingesta) y sigue el aviso de privacidad del sistema, que se rige por la Ley General de Protección de Datos Personales en Posesión de Sujetos Obligados (MiBici, s.f.-a, s.f.-b). Los viajes incluyen </w:t>
       </w:r>
       <w:r>
         <w:rPr>
-          <w:rFonts w:ascii="Consolas" w:hAnsi="Consolas" w:eastAsia="Consolas"/>
+          <w:rFonts w:ascii="Consolas" w:hAnsi="Consolas" w:eastAsia="Consolas" w:cs="Consolas"/>
           <w:sz w:val="19"/>
+          <w:szCs w:val="22"/>
         </w:rPr>
         <w:t>Usuario_Id</w:t>
       </w:r>
       <w:r>
-        <w:rPr/>
+        <w:rPr>
+          <w:rFonts w:ascii="Arial" w:hAnsi="Arial" w:eastAsia="Arial" w:cs="Arial"/>
+          <w:sz w:val="22"/>
+          <w:szCs w:val="22"/>
+        </w:rPr>
         <w:t xml:space="preserve">, </w:t>
       </w:r>
       <w:r>
         <w:rPr>
-          <w:rFonts w:ascii="Consolas" w:hAnsi="Consolas" w:eastAsia="Consolas"/>
+          <w:rFonts w:ascii="Consolas" w:hAnsi="Consolas" w:eastAsia="Consolas" w:cs="Consolas"/>
           <w:sz w:val="19"/>
+          <w:szCs w:val="22"/>
         </w:rPr>
         <w:t>Genero</w:t>
       </w:r>
       <w:r>
-        <w:rPr/>
+        <w:rPr>
+          <w:rFonts w:ascii="Arial" w:hAnsi="Arial" w:eastAsia="Arial" w:cs="Arial"/>
+          <w:sz w:val="22"/>
+          <w:szCs w:val="22"/>
+        </w:rPr>
         <w:t xml:space="preserve"> y </w:t>
       </w:r>
       <w:r>
         <w:rPr>
-          <w:rFonts w:ascii="Consolas" w:hAnsi="Consolas" w:eastAsia="Consolas"/>
+          <w:rFonts w:ascii="Consolas" w:hAnsi="Consolas" w:eastAsia="Consolas" w:cs="Consolas"/>
           <w:sz w:val="19"/>
+          <w:szCs w:val="22"/>
         </w:rPr>
         <w:t>Año_de_nacimiento</w:t>
       </w:r>
       <w:r>
-        <w:rPr/>
+        <w:rPr>
+          <w:rFonts w:ascii="Arial" w:hAnsi="Arial" w:eastAsia="Arial" w:cs="Arial"/>
+          <w:sz w:val="22"/>
+          <w:szCs w:val="22"/>
+        </w:rPr>
         <w:t>. Ninguna de las tres preguntas los necesita y, combinados con la hora y las estaciones de cada viaje, podrían ayudar a reidentificar personas, así que la ingesta los elimina antes de escribir cualquier archivo limpio. No aparecen en los datasets de modelado, en el notebook, en los parámetros, etiquetas ni artefactos de MLflow.</w:t>
       </w:r>
     </w:p>
@@ -1509,34 +2399,52 @@
       </w:pPr>
       <w:r>
         <w:rPr>
+          <w:rFonts w:ascii="Arial" w:hAnsi="Arial" w:eastAsia="Arial" w:cs="Arial"/>
           <w:b/>
+          <w:bCs/>
+          <w:sz w:val="22"/>
+          <w:szCs w:val="22"/>
         </w:rPr>
         <w:t>5) Partición.</w:t>
       </w:r>
       <w:r>
-        <w:rPr/>
+        <w:rPr>
+          <w:rFonts w:ascii="Arial" w:hAnsi="Arial" w:eastAsia="Arial" w:cs="Arial"/>
+          <w:sz w:val="22"/>
+          <w:szCs w:val="22"/>
+        </w:rPr>
         <w:t xml:space="preserve"> La partición es temporal y está centralizada en </w:t>
       </w:r>
       <w:r>
         <w:rPr>
-          <w:rFonts w:ascii="Consolas" w:hAnsi="Consolas" w:eastAsia="Consolas"/>
+          <w:rFonts w:ascii="Consolas" w:hAnsi="Consolas" w:eastAsia="Consolas" w:cs="Consolas"/>
           <w:sz w:val="19"/>
+          <w:szCs w:val="22"/>
         </w:rPr>
         <w:t>config.py</w:t>
       </w:r>
       <w:r>
-        <w:rPr/>
+        <w:rPr>
+          <w:rFonts w:ascii="Arial" w:hAnsi="Arial" w:eastAsia="Arial" w:cs="Arial"/>
+          <w:sz w:val="22"/>
+          <w:szCs w:val="22"/>
+        </w:rPr>
         <w:t>: entrenamiento de enero de 2024 a diciembre de 2025, validación de enero a abril de 2026 y prueba de mayo a agosto de 2026. Una partición aleatoria pondría en entrenamiento días posteriores a los de prueba y el modelo aprendería del futuro (Huyen, 2022). Además, todas las variables se calculan con información disponible antes del periodo que se predice: los lags usan desplazamientos de al menos un periodo, las medias móviles se aplican sobre la serie ya desplazada (</w:t>
       </w:r>
       <w:r>
         <w:rPr>
-          <w:rFonts w:ascii="Consolas" w:hAnsi="Consolas" w:eastAsia="Consolas"/>
+          <w:rFonts w:ascii="Consolas" w:hAnsi="Consolas" w:eastAsia="Consolas" w:cs="Consolas"/>
           <w:sz w:val="19"/>
+          <w:szCs w:val="22"/>
         </w:rPr>
         <w:t>add_lag_features</w:t>
       </w:r>
       <w:r>
-        <w:rPr/>
+        <w:rPr>
+          <w:rFonts w:ascii="Arial" w:hAnsi="Arial" w:eastAsia="Arial" w:cs="Arial"/>
+          <w:sz w:val="22"/>
+          <w:szCs w:val="22"/>
+        </w:rPr>
         <w:t xml:space="preserve"> rechaza un lag menor al horizonte y hay pruebas automáticas que lo verifican), el umbral de decisión de P2 se elige en validación y no en prueba, y los perfiles y el escalamiento de P3 se ajustan solo con entrenamiento. La validación y la prueba contienen unas 100 estaciones que abrieron en 2026 (471 estaciones en prueba contra 373 en entrenamiento); por eso los modelos usan atributos de la estación y lags cortos, no un identificador de estación, y así pueden predecir para estaciones nuevas.</w:t>
       </w:r>
     </w:p>
@@ -1545,7 +2453,14 @@
         <w:pStyle w:val="Heading1"/>
       </w:pPr>
       <w:r>
-        <w:rPr/>
+        <w:rPr>
+          <w:rFonts w:ascii="Arial" w:hAnsi="Arial" w:eastAsia="Arial" w:cs="Arial"/>
+          <w:b/>
+          <w:bCs/>
+          <w:color w:val="000000"/>
+          <w:sz w:val="24"/>
+          <w:szCs w:val="28"/>
+        </w:rPr>
         <w:t>4. Pipeline de Machine Learning</w:t>
       </w:r>
     </w:p>
@@ -1554,7 +2469,11 @@
         <w:jc w:val="both"/>
       </w:pPr>
       <w:r>
-        <w:rPr/>
+        <w:rPr>
+          <w:rFonts w:ascii="Arial" w:hAnsi="Arial" w:eastAsia="Arial" w:cs="Arial"/>
+          <w:sz w:val="22"/>
+          <w:szCs w:val="22"/>
+        </w:rPr>
         <w:t>Las tres preguntas comparten las primeras etapas y se separan en la agregación:</w:t>
       </w:r>
     </w:p>
@@ -1562,38 +2481,57 @@
       <w:pPr>
         <w:pStyle w:val="ListBullet"/>
         <w:spacing w:after="60"/>
+        <w:ind w:left="360" w:hanging="360"/>
         <w:jc w:val="both"/>
       </w:pPr>
       <w:r>
         <w:rPr>
+          <w:rFonts w:ascii="Arial" w:hAnsi="Arial" w:eastAsia="Arial" w:cs="Arial"/>
           <w:b/>
+          <w:bCs/>
+          <w:sz w:val="22"/>
+          <w:szCs w:val="22"/>
         </w:rPr>
         <w:t>Ingesta y limpieza</w:t>
       </w:r>
       <w:r>
-        <w:rPr/>
+        <w:rPr>
+          <w:rFonts w:ascii="Arial" w:hAnsi="Arial" w:eastAsia="Arial" w:cs="Arial"/>
+          <w:sz w:val="22"/>
+          <w:szCs w:val="22"/>
+        </w:rPr>
         <w:t xml:space="preserve"> (</w:t>
       </w:r>
       <w:r>
         <w:rPr>
-          <w:rFonts w:ascii="Consolas" w:hAnsi="Consolas" w:eastAsia="Consolas"/>
+          <w:rFonts w:ascii="Consolas" w:hAnsi="Consolas" w:eastAsia="Consolas" w:cs="Consolas"/>
           <w:sz w:val="19"/>
+          <w:szCs w:val="22"/>
         </w:rPr>
         <w:t>dataset.py</w:t>
       </w:r>
       <w:r>
-        <w:rPr/>
+        <w:rPr>
+          <w:rFonts w:ascii="Arial" w:hAnsi="Arial" w:eastAsia="Arial" w:cs="Arial"/>
+          <w:sz w:val="22"/>
+          <w:szCs w:val="22"/>
+        </w:rPr>
         <w:t xml:space="preserve">): descarga, detección de codificación, mapeo de encabezados por palabra clave (el archivo de febrero de 2024 trae </w:t>
       </w:r>
       <w:r>
         <w:rPr>
-          <w:rFonts w:ascii="Consolas" w:hAnsi="Consolas" w:eastAsia="Consolas"/>
+          <w:rFonts w:ascii="Consolas" w:hAnsi="Consolas" w:eastAsia="Consolas" w:cs="Consolas"/>
           <w:sz w:val="19"/>
+          <w:szCs w:val="22"/>
         </w:rPr>
         <w:t>Año_de_nacimiento</w:t>
       </w:r>
       <w:r>
-        <w:rPr/>
+        <w:rPr>
+          <w:rFonts w:ascii="Arial" w:hAnsi="Arial" w:eastAsia="Arial" w:cs="Arial"/>
+          <w:sz w:val="22"/>
+          <w:szCs w:val="22"/>
+        </w:rPr>
         <w:t xml:space="preserve"> corrupto), conversión de fechas e identificadores, eliminación de datos personales, filtro de duración entre 1 y 180 minutos y de duplicados, y escritura en Parquet con manifiesto.</w:t>
       </w:r>
     </w:p>
@@ -1601,27 +2539,41 @@
       <w:pPr>
         <w:pStyle w:val="ListBullet"/>
         <w:spacing w:after="60"/>
+        <w:ind w:left="360" w:hanging="360"/>
         <w:jc w:val="both"/>
       </w:pPr>
       <w:r>
         <w:rPr>
+          <w:rFonts w:ascii="Arial" w:hAnsi="Arial" w:eastAsia="Arial" w:cs="Arial"/>
           <w:b/>
+          <w:bCs/>
+          <w:sz w:val="22"/>
+          <w:szCs w:val="22"/>
         </w:rPr>
         <w:t>P1</w:t>
       </w:r>
       <w:r>
-        <w:rPr/>
+        <w:rPr>
+          <w:rFonts w:ascii="Arial" w:hAnsi="Arial" w:eastAsia="Arial" w:cs="Arial"/>
+          <w:sz w:val="22"/>
+          <w:szCs w:val="22"/>
+        </w:rPr>
         <w:t xml:space="preserve"> (</w:t>
       </w:r>
       <w:r>
         <w:rPr>
-          <w:rFonts w:ascii="Consolas" w:hAnsi="Consolas" w:eastAsia="Consolas"/>
+          <w:rFonts w:ascii="Consolas" w:hAnsi="Consolas" w:eastAsia="Consolas" w:cs="Consolas"/>
           <w:sz w:val="19"/>
+          <w:szCs w:val="22"/>
         </w:rPr>
         <w:t>build_p1_dataset</w:t>
       </w:r>
       <w:r>
-        <w:rPr/>
+        <w:rPr>
+          <w:rFonts w:ascii="Arial" w:hAnsi="Arial" w:eastAsia="Arial" w:cs="Arial"/>
+          <w:sz w:val="22"/>
+          <w:szCs w:val="22"/>
+        </w:rPr>
         <w:t>): rejilla completa estación x día desde la apertura de cada estación (un día sin viajes es un cero real), conteo de salidas y llegadas, lags de salidas a 1, 2, 7 y 14 días, medias móviles de 7 y 28 días, lags de llegadas, calendario (día de la semana, mes, fin de semana y festivos de México, incluidos Jueves y Viernes Santo) y atributos de la estación (capacidad, coordenadas, municipio). Resultado: 358,033 filas. Entrenamiento con regresión y evaluación por estación-día y agregada por día.</w:t>
       </w:r>
     </w:p>
@@ -1629,27 +2581,41 @@
       <w:pPr>
         <w:pStyle w:val="ListBullet"/>
         <w:spacing w:after="60"/>
+        <w:ind w:left="360" w:hanging="360"/>
         <w:jc w:val="both"/>
       </w:pPr>
       <w:r>
         <w:rPr>
+          <w:rFonts w:ascii="Arial" w:hAnsi="Arial" w:eastAsia="Arial" w:cs="Arial"/>
           <w:b/>
+          <w:bCs/>
+          <w:sz w:val="22"/>
+          <w:szCs w:val="22"/>
         </w:rPr>
         <w:t>P2</w:t>
       </w:r>
       <w:r>
-        <w:rPr/>
+        <w:rPr>
+          <w:rFonts w:ascii="Arial" w:hAnsi="Arial" w:eastAsia="Arial" w:cs="Arial"/>
+          <w:sz w:val="22"/>
+          <w:szCs w:val="22"/>
+        </w:rPr>
         <w:t xml:space="preserve"> (</w:t>
       </w:r>
       <w:r>
         <w:rPr>
-          <w:rFonts w:ascii="Consolas" w:hAnsi="Consolas" w:eastAsia="Consolas"/>
+          <w:rFonts w:ascii="Consolas" w:hAnsi="Consolas" w:eastAsia="Consolas" w:cs="Consolas"/>
           <w:sz w:val="19"/>
+          <w:szCs w:val="22"/>
         </w:rPr>
         <w:t>build_p2_dataset</w:t>
       </w:r>
       <w:r>
-        <w:rPr/>
+        <w:rPr>
+          <w:rFonts w:ascii="Arial" w:hAnsi="Arial" w:eastAsia="Arial" w:cs="Arial"/>
+          <w:sz w:val="22"/>
+          <w:szCs w:val="22"/>
+        </w:rPr>
         <w:t>): rejilla estación x bloque de 3 h, salidas, llegadas, flujo neto y etiqueta de riesgo; lags del flujo neto, de las salidas y del riesgo en el bloque anterior, el mismo bloque del día anterior y de la semana anterior; promedio de |flujo neto| del mismo bloque en las cuatro semanas previas; bloque, calendario y capacidad. Resultado: 2,167,980 filas.</w:t>
       </w:r>
     </w:p>
@@ -1657,27 +2623,41 @@
       <w:pPr>
         <w:pStyle w:val="ListBullet"/>
         <w:spacing w:after="60"/>
+        <w:ind w:left="360" w:hanging="360"/>
         <w:jc w:val="both"/>
       </w:pPr>
       <w:r>
         <w:rPr>
+          <w:rFonts w:ascii="Arial" w:hAnsi="Arial" w:eastAsia="Arial" w:cs="Arial"/>
           <w:b/>
+          <w:bCs/>
+          <w:sz w:val="22"/>
+          <w:szCs w:val="22"/>
         </w:rPr>
         <w:t>P3</w:t>
       </w:r>
       <w:r>
-        <w:rPr/>
+        <w:rPr>
+          <w:rFonts w:ascii="Arial" w:hAnsi="Arial" w:eastAsia="Arial" w:cs="Arial"/>
+          <w:sz w:val="22"/>
+          <w:szCs w:val="22"/>
+        </w:rPr>
         <w:t xml:space="preserve"> (</w:t>
       </w:r>
       <w:r>
         <w:rPr>
-          <w:rFonts w:ascii="Consolas" w:hAnsi="Consolas" w:eastAsia="Consolas"/>
+          <w:rFonts w:ascii="Consolas" w:hAnsi="Consolas" w:eastAsia="Consolas" w:cs="Consolas"/>
           <w:sz w:val="19"/>
+          <w:szCs w:val="22"/>
         </w:rPr>
         <w:t>build_p3_dataset</w:t>
       </w:r>
       <w:r>
-        <w:rPr/>
+        <w:rPr>
+          <w:rFonts w:ascii="Arial" w:hAnsi="Arial" w:eastAsia="Arial" w:cs="Arial"/>
+          <w:sz w:val="22"/>
+          <w:szCs w:val="22"/>
+        </w:rPr>
         <w:t>): perfil de uso por estación con los viajes de entrenamiento (373 estaciones con al menos 30 salidas), estandarización y KMeans. El mismo perfil calculado con el periodo de prueba (468 estaciones) sirve para medir la estabilidad de los grupos.</w:t>
       </w:r>
     </w:p>
@@ -1686,18 +2666,27 @@
         <w:jc w:val="both"/>
       </w:pPr>
       <w:r>
-        <w:rPr/>
+        <w:rPr>
+          <w:rFonts w:ascii="Arial" w:hAnsi="Arial" w:eastAsia="Arial" w:cs="Arial"/>
+          <w:sz w:val="22"/>
+          <w:szCs w:val="22"/>
+        </w:rPr>
         <w:t xml:space="preserve">La exploración que justifica estas variables está en </w:t>
       </w:r>
       <w:r>
         <w:rPr>
-          <w:rFonts w:ascii="Consolas" w:hAnsi="Consolas" w:eastAsia="Consolas"/>
+          <w:rFonts w:ascii="Consolas" w:hAnsi="Consolas" w:eastAsia="Consolas" w:cs="Consolas"/>
           <w:sz w:val="19"/>
+          <w:szCs w:val="22"/>
         </w:rPr>
         <w:t>notebooks/1.0-dfc-exploracion-mibici.ipynb</w:t>
       </w:r>
       <w:r>
-        <w:rPr/>
+        <w:rPr>
+          <w:rFonts w:ascii="Arial" w:hAnsi="Arial" w:eastAsia="Arial" w:cs="Arial"/>
+          <w:sz w:val="22"/>
+          <w:szCs w:val="22"/>
+        </w:rPr>
         <w:t>: la correlación entre los viajes de un día y los del mismo día de la semana anterior es de 0.86, el uso entre semana tiene dos picos (07-09 h y 18-19 h) y el de fin de semana se concentra a media mañana, y hay estaciones que reciben o despachan bicicletas de forma sistemática.</w:t>
       </w:r>
     </w:p>
@@ -1705,8 +2694,20 @@
       <w:pPr>
         <w:pStyle w:val="Heading1"/>
       </w:pPr>
+    </w:p>
+    <w:p>
+      <w:pPr>
+        <w:pStyle w:val="Heading1"/>
+      </w:pPr>
       <w:r>
-        <w:rPr/>
+        <w:rPr>
+          <w:rFonts w:ascii="Arial" w:hAnsi="Arial" w:eastAsia="Arial" w:cs="Arial"/>
+          <w:b/>
+          <w:bCs/>
+          <w:color w:val="000000"/>
+          <w:sz w:val="24"/>
+          <w:szCs w:val="28"/>
+        </w:rPr>
         <w:t>5. Modelos y métricas</w:t>
       </w:r>
     </w:p>
@@ -1717,16 +2718,34 @@
         <w:jc w:val="left"/>
       </w:pPr>
       <w:r>
-        <w:rPr/>
+        <w:rPr>
+          <w:rFonts w:ascii="Arial" w:hAnsi="Arial" w:eastAsia="Arial" w:cs="Arial"/>
+          <w:sz w:val="22"/>
+          <w:szCs w:val="22"/>
+        </w:rPr>
         <w:t>Tabla 3. Baseline, modelo candidato y métricas por pregunta.</w:t>
       </w:r>
     </w:p>
     <w:tbl>
       <w:tblPr>
         <w:tblStyle w:val="TableGrid"/>
-        <w:tblW w:type="auto" w:w="0"/>
+        <w:tblW w:w="0" w:type="auto"/>
         <w:jc w:val="center"/>
-        <w:tblLook w:firstColumn="1" w:firstRow="1" w:lastColumn="0" w:lastRow="0" w:noHBand="0" w:noVBand="1" w:val="04A0"/>
+        <w:tblBorders>
+          <w:top w:val="single" w:sz="4" w:space="0" w:color="auto"/>
+          <w:left w:val="single" w:sz="4" w:space="0" w:color="auto"/>
+          <w:bottom w:val="single" w:sz="4" w:space="0" w:color="auto"/>
+          <w:right w:val="single" w:sz="4" w:space="0" w:color="auto"/>
+          <w:insideH w:val="single" w:sz="4" w:space="0" w:color="auto"/>
+          <w:insideV w:val="single" w:sz="4" w:space="0" w:color="auto"/>
+        </w:tblBorders>
+        <w:tblCellMar>
+          <w:top w:w="0" w:type="dxa"/>
+          <w:left w:w="108" w:type="dxa"/>
+          <w:bottom w:w="0" w:type="dxa"/>
+          <w:right w:w="108" w:type="dxa"/>
+        </w:tblCellMar>
+        <w:tblLook w:firstRow="1" w:firstColumn="1" w:noVBand="1"/>
       </w:tblPr>
       <w:tblGrid>
         <w:gridCol w:w="2351"/>
@@ -1736,13 +2755,25 @@
       </w:tblGrid>
       <w:tr>
         <w:trPr>
-          <w:cantSplit w:val="true"/>
-          <w:tblHeader w:val="true"/>
+          <w:cantSplit/>
+          <w:tblHeader/>
         </w:trPr>
         <w:tc>
           <w:tcPr>
-            <w:tcW w:type="dxa" w:w="752"/>
-            <w:shd w:val="clear" w:color="auto" w:fill="EEEEEE"/>
+            <w:tcW w:w="752" w:type="dxa"/>
+            <w:tcBorders>
+              <w:top w:val="single" w:sz="4" w:space="0" w:color="auto"/>
+              <w:left w:val="single" w:sz="4" w:space="0" w:color="auto"/>
+              <w:bottom w:val="single" w:sz="4" w:space="0" w:color="auto"/>
+              <w:right w:val="single" w:sz="4" w:space="0" w:color="auto"/>
+            </w:tcBorders>
+            <w:shd w:val="clear" w:fill="EEEEEE"/>
+            <w:tcMar>
+              <w:top w:w="0" w:type="dxa"/>
+              <w:left w:w="108" w:type="dxa"/>
+              <w:bottom w:w="0" w:type="dxa"/>
+              <w:right w:w="108" w:type="dxa"/>
+            </w:tcMar>
           </w:tcPr>
           <w:p>
             <w:pPr>
@@ -1754,8 +2785,20 @@
         </w:tc>
         <w:tc>
           <w:tcPr>
-            <w:tcW w:type="dxa" w:w="2257"/>
-            <w:shd w:val="clear" w:color="auto" w:fill="EEEEEE"/>
+            <w:tcW w:w="2257" w:type="dxa"/>
+            <w:tcBorders>
+              <w:top w:val="single" w:sz="4" w:space="0" w:color="auto"/>
+              <w:left w:val="single" w:sz="4" w:space="0" w:color="auto"/>
+              <w:bottom w:val="single" w:sz="4" w:space="0" w:color="auto"/>
+              <w:right w:val="single" w:sz="4" w:space="0" w:color="auto"/>
+            </w:tcBorders>
+            <w:shd w:val="clear" w:fill="EEEEEE"/>
+            <w:tcMar>
+              <w:top w:w="0" w:type="dxa"/>
+              <w:left w:w="108" w:type="dxa"/>
+              <w:bottom w:w="0" w:type="dxa"/>
+              <w:right w:w="108" w:type="dxa"/>
+            </w:tcMar>
           </w:tcPr>
           <w:p>
             <w:pPr>
@@ -1765,8 +2808,11 @@
             <w:r/>
             <w:r>
               <w:rPr>
+                <w:rFonts w:ascii="Arial" w:hAnsi="Arial" w:eastAsia="Arial" w:cs="Arial"/>
                 <w:b/>
+                <w:bCs/>
                 <w:sz w:val="19"/>
+                <w:szCs w:val="22"/>
               </w:rPr>
               <w:t>Baseline</w:t>
             </w:r>
@@ -1774,8 +2820,20 @@
         </w:tc>
         <w:tc>
           <w:tcPr>
-            <w:tcW w:type="dxa" w:w="2633"/>
-            <w:shd w:val="clear" w:color="auto" w:fill="EEEEEE"/>
+            <w:tcW w:w="2633" w:type="dxa"/>
+            <w:tcBorders>
+              <w:top w:val="single" w:sz="4" w:space="0" w:color="auto"/>
+              <w:left w:val="single" w:sz="4" w:space="0" w:color="auto"/>
+              <w:bottom w:val="single" w:sz="4" w:space="0" w:color="auto"/>
+              <w:right w:val="single" w:sz="4" w:space="0" w:color="auto"/>
+            </w:tcBorders>
+            <w:shd w:val="clear" w:fill="EEEEEE"/>
+            <w:tcMar>
+              <w:top w:w="0" w:type="dxa"/>
+              <w:left w:w="108" w:type="dxa"/>
+              <w:bottom w:w="0" w:type="dxa"/>
+              <w:right w:w="108" w:type="dxa"/>
+            </w:tcMar>
           </w:tcPr>
           <w:p>
             <w:pPr>
@@ -1785,8 +2843,11 @@
             <w:r/>
             <w:r>
               <w:rPr>
+                <w:rFonts w:ascii="Arial" w:hAnsi="Arial" w:eastAsia="Arial" w:cs="Arial"/>
                 <w:b/>
+                <w:bCs/>
                 <w:sz w:val="19"/>
+                <w:szCs w:val="22"/>
               </w:rPr>
               <w:t>Candidato</w:t>
             </w:r>
@@ -1794,8 +2855,20 @@
         </w:tc>
         <w:tc>
           <w:tcPr>
-            <w:tcW w:type="dxa" w:w="3762"/>
-            <w:shd w:val="clear" w:color="auto" w:fill="EEEEEE"/>
+            <w:tcW w:w="3762" w:type="dxa"/>
+            <w:tcBorders>
+              <w:top w:val="single" w:sz="4" w:space="0" w:color="auto"/>
+              <w:left w:val="single" w:sz="4" w:space="0" w:color="auto"/>
+              <w:bottom w:val="single" w:sz="4" w:space="0" w:color="auto"/>
+              <w:right w:val="single" w:sz="4" w:space="0" w:color="auto"/>
+            </w:tcBorders>
+            <w:shd w:val="clear" w:fill="EEEEEE"/>
+            <w:tcMar>
+              <w:top w:w="0" w:type="dxa"/>
+              <w:left w:w="108" w:type="dxa"/>
+              <w:bottom w:w="0" w:type="dxa"/>
+              <w:right w:w="108" w:type="dxa"/>
+            </w:tcMar>
           </w:tcPr>
           <w:p>
             <w:pPr>
@@ -1805,8 +2878,11 @@
             <w:r/>
             <w:r>
               <w:rPr>
+                <w:rFonts w:ascii="Arial" w:hAnsi="Arial" w:eastAsia="Arial" w:cs="Arial"/>
                 <w:b/>
+                <w:bCs/>
                 <w:sz w:val="19"/>
+                <w:szCs w:val="22"/>
               </w:rPr>
               <w:t>Métricas y justificación</w:t>
             </w:r>
@@ -1815,11 +2891,23 @@
       </w:tr>
       <w:tr>
         <w:trPr>
-          <w:cantSplit w:val="true"/>
+          <w:cantSplit/>
         </w:trPr>
         <w:tc>
           <w:tcPr>
-            <w:tcW w:type="dxa" w:w="752"/>
+            <w:tcW w:w="752" w:type="dxa"/>
+            <w:tcBorders>
+              <w:top w:val="single" w:sz="4" w:space="0" w:color="auto"/>
+              <w:left w:val="single" w:sz="4" w:space="0" w:color="auto"/>
+              <w:bottom w:val="single" w:sz="4" w:space="0" w:color="auto"/>
+              <w:right w:val="single" w:sz="4" w:space="0" w:color="auto"/>
+            </w:tcBorders>
+            <w:tcMar>
+              <w:top w:w="0" w:type="dxa"/>
+              <w:left w:w="108" w:type="dxa"/>
+              <w:bottom w:w="0" w:type="dxa"/>
+              <w:right w:w="108" w:type="dxa"/>
+            </w:tcMar>
           </w:tcPr>
           <w:p>
             <w:pPr>
@@ -1829,7 +2917,9 @@
             <w:r/>
             <w:r>
               <w:rPr>
+                <w:rFonts w:ascii="Arial" w:hAnsi="Arial" w:eastAsia="Arial" w:cs="Arial"/>
                 <w:sz w:val="19"/>
+                <w:szCs w:val="22"/>
               </w:rPr>
               <w:t>P1</w:t>
             </w:r>
@@ -1837,7 +2927,19 @@
         </w:tc>
         <w:tc>
           <w:tcPr>
-            <w:tcW w:type="dxa" w:w="2257"/>
+            <w:tcW w:w="2257" w:type="dxa"/>
+            <w:tcBorders>
+              <w:top w:val="single" w:sz="4" w:space="0" w:color="auto"/>
+              <w:left w:val="single" w:sz="4" w:space="0" w:color="auto"/>
+              <w:bottom w:val="single" w:sz="4" w:space="0" w:color="auto"/>
+              <w:right w:val="single" w:sz="4" w:space="0" w:color="auto"/>
+            </w:tcBorders>
+            <w:tcMar>
+              <w:top w:w="0" w:type="dxa"/>
+              <w:left w:w="108" w:type="dxa"/>
+              <w:bottom w:w="0" w:type="dxa"/>
+              <w:right w:w="108" w:type="dxa"/>
+            </w:tcMar>
           </w:tcPr>
           <w:p>
             <w:pPr>
@@ -1847,20 +2949,25 @@
             <w:r/>
             <w:r>
               <w:rPr>
+                <w:rFonts w:ascii="Arial" w:hAnsi="Arial" w:eastAsia="Arial" w:cs="Arial"/>
                 <w:sz w:val="19"/>
+                <w:szCs w:val="22"/>
               </w:rPr>
               <w:t>Naive estacional: los viajes del mismo día de la semana anterior (</w:t>
             </w:r>
             <w:r>
               <w:rPr>
-                <w:rFonts w:ascii="Consolas" w:hAnsi="Consolas" w:eastAsia="Consolas"/>
+                <w:rFonts w:ascii="Consolas" w:hAnsi="Consolas" w:eastAsia="Consolas" w:cs="Consolas"/>
                 <w:sz w:val="16"/>
+                <w:szCs w:val="22"/>
               </w:rPr>
               <w:t>departures_lag7</w:t>
             </w:r>
             <w:r>
               <w:rPr>
+                <w:rFonts w:ascii="Arial" w:hAnsi="Arial" w:eastAsia="Arial" w:cs="Arial"/>
                 <w:sz w:val="19"/>
+                <w:szCs w:val="22"/>
               </w:rPr>
               <w:t>).</w:t>
             </w:r>
@@ -1868,7 +2975,19 @@
         </w:tc>
         <w:tc>
           <w:tcPr>
-            <w:tcW w:type="dxa" w:w="2633"/>
+            <w:tcW w:w="2633" w:type="dxa"/>
+            <w:tcBorders>
+              <w:top w:val="single" w:sz="4" w:space="0" w:color="auto"/>
+              <w:left w:val="single" w:sz="4" w:space="0" w:color="auto"/>
+              <w:bottom w:val="single" w:sz="4" w:space="0" w:color="auto"/>
+              <w:right w:val="single" w:sz="4" w:space="0" w:color="auto"/>
+            </w:tcBorders>
+            <w:tcMar>
+              <w:top w:w="0" w:type="dxa"/>
+              <w:left w:w="108" w:type="dxa"/>
+              <w:bottom w:w="0" w:type="dxa"/>
+              <w:right w:w="108" w:type="dxa"/>
+            </w:tcMar>
           </w:tcPr>
           <w:p>
             <w:pPr>
@@ -1878,14 +2997,17 @@
             <w:r/>
             <w:r>
               <w:rPr>
-                <w:rFonts w:ascii="Consolas" w:hAnsi="Consolas" w:eastAsia="Consolas"/>
+                <w:rFonts w:ascii="Consolas" w:hAnsi="Consolas" w:eastAsia="Consolas" w:cs="Consolas"/>
                 <w:sz w:val="16"/>
+                <w:szCs w:val="22"/>
               </w:rPr>
               <w:t>HistGradientBoostingRegressor</w:t>
             </w:r>
             <w:r>
               <w:rPr>
+                <w:rFonts w:ascii="Arial" w:hAnsi="Arial" w:eastAsia="Arial" w:cs="Arial"/>
                 <w:sz w:val="19"/>
+                <w:szCs w:val="22"/>
               </w:rPr>
               <w:t xml:space="preserve"> con pérdida Poisson sobre lags, calendario y atributos de la estación.</w:t>
             </w:r>
@@ -1893,7 +3015,19 @@
         </w:tc>
         <w:tc>
           <w:tcPr>
-            <w:tcW w:type="dxa" w:w="3762"/>
+            <w:tcW w:w="3762" w:type="dxa"/>
+            <w:tcBorders>
+              <w:top w:val="single" w:sz="4" w:space="0" w:color="auto"/>
+              <w:left w:val="single" w:sz="4" w:space="0" w:color="auto"/>
+              <w:bottom w:val="single" w:sz="4" w:space="0" w:color="auto"/>
+              <w:right w:val="single" w:sz="4" w:space="0" w:color="auto"/>
+            </w:tcBorders>
+            <w:tcMar>
+              <w:top w:w="0" w:type="dxa"/>
+              <w:left w:w="108" w:type="dxa"/>
+              <w:bottom w:w="0" w:type="dxa"/>
+              <w:right w:w="108" w:type="dxa"/>
+            </w:tcMar>
           </w:tcPr>
           <w:p>
             <w:pPr>
@@ -1903,27 +3037,37 @@
             <w:r/>
             <w:r>
               <w:rPr>
+                <w:rFonts w:ascii="Arial" w:hAnsi="Arial" w:eastAsia="Arial" w:cs="Arial"/>
                 <w:b/>
+                <w:bCs/>
                 <w:sz w:val="19"/>
+                <w:szCs w:val="22"/>
               </w:rPr>
               <w:t>MAE</w:t>
             </w:r>
             <w:r>
               <w:rPr>
+                <w:rFonts w:ascii="Arial" w:hAnsi="Arial" w:eastAsia="Arial" w:cs="Arial"/>
                 <w:sz w:val="19"/>
+                <w:szCs w:val="22"/>
               </w:rPr>
               <w:t xml:space="preserve"> (error en viajes, interpretable para el operador), </w:t>
             </w:r>
             <w:r>
               <w:rPr>
+                <w:rFonts w:ascii="Arial" w:hAnsi="Arial" w:eastAsia="Arial" w:cs="Arial"/>
                 <w:b/>
+                <w:bCs/>
                 <w:sz w:val="19"/>
+                <w:szCs w:val="22"/>
               </w:rPr>
               <w:t>WAPE</w:t>
             </w:r>
             <w:r>
               <w:rPr>
+                <w:rFonts w:ascii="Arial" w:hAnsi="Arial" w:eastAsia="Arial" w:cs="Arial"/>
                 <w:sz w:val="19"/>
+                <w:szCs w:val="22"/>
               </w:rPr>
               <w:t xml:space="preserve"> (error relativo al volumen total, comparable entre periodos), RMSE (penaliza errores grandes en estaciones troncales) y R². La pérdida Poisson se elige porque el objetivo es un conteo asimétrico.</w:t>
             </w:r>
@@ -1932,11 +3076,23 @@
       </w:tr>
       <w:tr>
         <w:trPr>
-          <w:cantSplit w:val="true"/>
+          <w:cantSplit/>
         </w:trPr>
         <w:tc>
           <w:tcPr>
-            <w:tcW w:type="dxa" w:w="752"/>
+            <w:tcW w:w="752" w:type="dxa"/>
+            <w:tcBorders>
+              <w:top w:val="single" w:sz="4" w:space="0" w:color="auto"/>
+              <w:left w:val="single" w:sz="4" w:space="0" w:color="auto"/>
+              <w:bottom w:val="single" w:sz="4" w:space="0" w:color="auto"/>
+              <w:right w:val="single" w:sz="4" w:space="0" w:color="auto"/>
+            </w:tcBorders>
+            <w:tcMar>
+              <w:top w:w="0" w:type="dxa"/>
+              <w:left w:w="108" w:type="dxa"/>
+              <w:bottom w:w="0" w:type="dxa"/>
+              <w:right w:w="108" w:type="dxa"/>
+            </w:tcMar>
           </w:tcPr>
           <w:p>
             <w:pPr>
@@ -1946,7 +3102,9 @@
             <w:r/>
             <w:r>
               <w:rPr>
+                <w:rFonts w:ascii="Arial" w:hAnsi="Arial" w:eastAsia="Arial" w:cs="Arial"/>
                 <w:sz w:val="19"/>
+                <w:szCs w:val="22"/>
               </w:rPr>
               <w:t>P2</w:t>
             </w:r>
@@ -1954,7 +3112,19 @@
         </w:tc>
         <w:tc>
           <w:tcPr>
-            <w:tcW w:type="dxa" w:w="2257"/>
+            <w:tcW w:w="2257" w:type="dxa"/>
+            <w:tcBorders>
+              <w:top w:val="single" w:sz="4" w:space="0" w:color="auto"/>
+              <w:left w:val="single" w:sz="4" w:space="0" w:color="auto"/>
+              <w:bottom w:val="single" w:sz="4" w:space="0" w:color="auto"/>
+              <w:right w:val="single" w:sz="4" w:space="0" w:color="auto"/>
+            </w:tcBorders>
+            <w:tcMar>
+              <w:top w:w="0" w:type="dxa"/>
+              <w:left w:w="108" w:type="dxa"/>
+              <w:bottom w:w="0" w:type="dxa"/>
+              <w:right w:w="108" w:type="dxa"/>
+            </w:tcMar>
           </w:tcPr>
           <w:p>
             <w:pPr>
@@ -1964,7 +3134,9 @@
             <w:r/>
             <w:r>
               <w:rPr>
+                <w:rFonts w:ascii="Arial" w:hAnsi="Arial" w:eastAsia="Arial" w:cs="Arial"/>
                 <w:sz w:val="19"/>
+                <w:szCs w:val="22"/>
               </w:rPr>
               <w:t>Persistencia semanal: riesgo si el mismo bloque de la semana anterior estuvo en riesgo; puntaje = |flujo neto| medio del bloque en 4 semanas / umbral.</w:t>
             </w:r>
@@ -1972,7 +3144,19 @@
         </w:tc>
         <w:tc>
           <w:tcPr>
-            <w:tcW w:type="dxa" w:w="2633"/>
+            <w:tcW w:w="2633" w:type="dxa"/>
+            <w:tcBorders>
+              <w:top w:val="single" w:sz="4" w:space="0" w:color="auto"/>
+              <w:left w:val="single" w:sz="4" w:space="0" w:color="auto"/>
+              <w:bottom w:val="single" w:sz="4" w:space="0" w:color="auto"/>
+              <w:right w:val="single" w:sz="4" w:space="0" w:color="auto"/>
+            </w:tcBorders>
+            <w:tcMar>
+              <w:top w:w="0" w:type="dxa"/>
+              <w:left w:w="108" w:type="dxa"/>
+              <w:bottom w:w="0" w:type="dxa"/>
+              <w:right w:w="108" w:type="dxa"/>
+            </w:tcMar>
           </w:tcPr>
           <w:p>
             <w:pPr>
@@ -1982,27 +3166,33 @@
             <w:r/>
             <w:r>
               <w:rPr>
-                <w:rFonts w:ascii="Consolas" w:hAnsi="Consolas" w:eastAsia="Consolas"/>
+                <w:rFonts w:ascii="Consolas" w:hAnsi="Consolas" w:eastAsia="Consolas" w:cs="Consolas"/>
                 <w:sz w:val="16"/>
+                <w:szCs w:val="22"/>
               </w:rPr>
               <w:t>HistGradientBoostingClassifier</w:t>
             </w:r>
             <w:r>
               <w:rPr>
+                <w:rFonts w:ascii="Arial" w:hAnsi="Arial" w:eastAsia="Arial" w:cs="Arial"/>
                 <w:sz w:val="19"/>
+                <w:szCs w:val="22"/>
               </w:rPr>
               <w:t xml:space="preserve"> con </w:t>
             </w:r>
             <w:r>
               <w:rPr>
-                <w:rFonts w:ascii="Consolas" w:hAnsi="Consolas" w:eastAsia="Consolas"/>
+                <w:rFonts w:ascii="Consolas" w:hAnsi="Consolas" w:eastAsia="Consolas" w:cs="Consolas"/>
                 <w:sz w:val="16"/>
+                <w:szCs w:val="22"/>
               </w:rPr>
               <w:t>class_weight="balanced"</w:t>
             </w:r>
             <w:r>
               <w:rPr>
+                <w:rFonts w:ascii="Arial" w:hAnsi="Arial" w:eastAsia="Arial" w:cs="Arial"/>
                 <w:sz w:val="19"/>
+                <w:szCs w:val="22"/>
               </w:rPr>
               <w:t>; umbral que maximiza F1 en validación.</w:t>
             </w:r>
@@ -2010,7 +3200,19 @@
         </w:tc>
         <w:tc>
           <w:tcPr>
-            <w:tcW w:type="dxa" w:w="3762"/>
+            <w:tcW w:w="3762" w:type="dxa"/>
+            <w:tcBorders>
+              <w:top w:val="single" w:sz="4" w:space="0" w:color="auto"/>
+              <w:left w:val="single" w:sz="4" w:space="0" w:color="auto"/>
+              <w:bottom w:val="single" w:sz="4" w:space="0" w:color="auto"/>
+              <w:right w:val="single" w:sz="4" w:space="0" w:color="auto"/>
+            </w:tcBorders>
+            <w:tcMar>
+              <w:top w:w="0" w:type="dxa"/>
+              <w:left w:w="108" w:type="dxa"/>
+              <w:bottom w:w="0" w:type="dxa"/>
+              <w:right w:w="108" w:type="dxa"/>
+            </w:tcMar>
           </w:tcPr>
           <w:p>
             <w:pPr>
@@ -2020,33 +3222,45 @@
             <w:r/>
             <w:r>
               <w:rPr>
+                <w:rFonts w:ascii="Arial" w:hAnsi="Arial" w:eastAsia="Arial" w:cs="Arial"/>
                 <w:sz w:val="19"/>
+                <w:szCs w:val="22"/>
               </w:rPr>
               <w:t xml:space="preserve">Con 2.5 % a 5 % de positivos la exactitud no informa, así que se usa </w:t>
             </w:r>
             <w:r>
               <w:rPr>
+                <w:rFonts w:ascii="Arial" w:hAnsi="Arial" w:eastAsia="Arial" w:cs="Arial"/>
                 <w:b/>
+                <w:bCs/>
                 <w:sz w:val="19"/>
+                <w:szCs w:val="22"/>
               </w:rPr>
               <w:t>PR-AUC</w:t>
             </w:r>
             <w:r>
               <w:rPr>
+                <w:rFonts w:ascii="Arial" w:hAnsi="Arial" w:eastAsia="Arial" w:cs="Arial"/>
                 <w:sz w:val="19"/>
+                <w:szCs w:val="22"/>
               </w:rPr>
               <w:t xml:space="preserve"> (average precision) para comparar puntajes sin fijar umbral, </w:t>
             </w:r>
             <w:r>
               <w:rPr>
+                <w:rFonts w:ascii="Arial" w:hAnsi="Arial" w:eastAsia="Arial" w:cs="Arial"/>
                 <w:b/>
+                <w:bCs/>
                 <w:sz w:val="19"/>
+                <w:szCs w:val="22"/>
               </w:rPr>
               <w:t>recall</w:t>
             </w:r>
             <w:r>
               <w:rPr>
+                <w:rFonts w:ascii="Arial" w:hAnsi="Arial" w:eastAsia="Arial" w:cs="Arial"/>
                 <w:sz w:val="19"/>
+                <w:szCs w:val="22"/>
               </w:rPr>
               <w:t xml:space="preserve"> (estaciones en riesgo detectadas), precisión (visitas útiles del camión) y F1 en el umbral operativo; ROC-AUC como referencia (scikit-learn developers, s.f.).</w:t>
             </w:r>
@@ -2055,11 +3269,23 @@
       </w:tr>
       <w:tr>
         <w:trPr>
-          <w:cantSplit w:val="true"/>
+          <w:cantSplit/>
         </w:trPr>
         <w:tc>
           <w:tcPr>
-            <w:tcW w:type="dxa" w:w="752"/>
+            <w:tcW w:w="752" w:type="dxa"/>
+            <w:tcBorders>
+              <w:top w:val="single" w:sz="4" w:space="0" w:color="auto"/>
+              <w:left w:val="single" w:sz="4" w:space="0" w:color="auto"/>
+              <w:bottom w:val="single" w:sz="4" w:space="0" w:color="auto"/>
+              <w:right w:val="single" w:sz="4" w:space="0" w:color="auto"/>
+            </w:tcBorders>
+            <w:tcMar>
+              <w:top w:w="0" w:type="dxa"/>
+              <w:left w:w="108" w:type="dxa"/>
+              <w:bottom w:w="0" w:type="dxa"/>
+              <w:right w:w="108" w:type="dxa"/>
+            </w:tcMar>
           </w:tcPr>
           <w:p>
             <w:pPr>
@@ -2068,7 +3294,9 @@
             <w:r/>
             <w:r>
               <w:rPr>
+                <w:rFonts w:ascii="Arial" w:hAnsi="Arial" w:eastAsia="Arial" w:cs="Arial"/>
                 <w:sz w:val="19"/>
+                <w:szCs w:val="22"/>
               </w:rPr>
               <w:t>P3</w:t>
             </w:r>
@@ -2076,7 +3304,19 @@
         </w:tc>
         <w:tc>
           <w:tcPr>
-            <w:tcW w:type="dxa" w:w="2257"/>
+            <w:tcW w:w="2257" w:type="dxa"/>
+            <w:tcBorders>
+              <w:top w:val="single" w:sz="4" w:space="0" w:color="auto"/>
+              <w:left w:val="single" w:sz="4" w:space="0" w:color="auto"/>
+              <w:bottom w:val="single" w:sz="4" w:space="0" w:color="auto"/>
+              <w:right w:val="single" w:sz="4" w:space="0" w:color="auto"/>
+            </w:tcBorders>
+            <w:tcMar>
+              <w:top w:w="0" w:type="dxa"/>
+              <w:left w:w="108" w:type="dxa"/>
+              <w:bottom w:w="0" w:type="dxa"/>
+              <w:right w:w="108" w:type="dxa"/>
+            </w:tcMar>
           </w:tcPr>
           <w:p>
             <w:pPr>
@@ -2085,7 +3325,9 @@
             <w:r/>
             <w:r>
               <w:rPr>
+                <w:rFonts w:ascii="Arial" w:hAnsi="Arial" w:eastAsia="Arial" w:cs="Arial"/>
                 <w:sz w:val="19"/>
+                <w:szCs w:val="22"/>
               </w:rPr>
               <w:t>KMeans (k = 6) solo con latitud y longitud: zonas geográficas.</w:t>
             </w:r>
@@ -2093,7 +3335,19 @@
         </w:tc>
         <w:tc>
           <w:tcPr>
-            <w:tcW w:type="dxa" w:w="2633"/>
+            <w:tcW w:w="2633" w:type="dxa"/>
+            <w:tcBorders>
+              <w:top w:val="single" w:sz="4" w:space="0" w:color="auto"/>
+              <w:left w:val="single" w:sz="4" w:space="0" w:color="auto"/>
+              <w:bottom w:val="single" w:sz="4" w:space="0" w:color="auto"/>
+              <w:right w:val="single" w:sz="4" w:space="0" w:color="auto"/>
+            </w:tcBorders>
+            <w:tcMar>
+              <w:top w:w="0" w:type="dxa"/>
+              <w:left w:w="108" w:type="dxa"/>
+              <w:bottom w:w="0" w:type="dxa"/>
+              <w:right w:w="108" w:type="dxa"/>
+            </w:tcMar>
           </w:tcPr>
           <w:p>
             <w:pPr>
@@ -2102,7 +3356,9 @@
             <w:r/>
             <w:r>
               <w:rPr>
+                <w:rFonts w:ascii="Arial" w:hAnsi="Arial" w:eastAsia="Arial" w:cs="Arial"/>
                 <w:sz w:val="19"/>
+                <w:szCs w:val="22"/>
               </w:rPr>
               <w:t>KMeans sobre los perfiles de uso estandarizados; k entre 3 y 8 elegido por silueta.</w:t>
             </w:r>
@@ -2110,7 +3366,19 @@
         </w:tc>
         <w:tc>
           <w:tcPr>
-            <w:tcW w:type="dxa" w:w="3762"/>
+            <w:tcW w:w="3762" w:type="dxa"/>
+            <w:tcBorders>
+              <w:top w:val="single" w:sz="4" w:space="0" w:color="auto"/>
+              <w:left w:val="single" w:sz="4" w:space="0" w:color="auto"/>
+              <w:bottom w:val="single" w:sz="4" w:space="0" w:color="auto"/>
+              <w:right w:val="single" w:sz="4" w:space="0" w:color="auto"/>
+            </w:tcBorders>
+            <w:tcMar>
+              <w:top w:w="0" w:type="dxa"/>
+              <w:left w:w="108" w:type="dxa"/>
+              <w:bottom w:w="0" w:type="dxa"/>
+              <w:right w:w="108" w:type="dxa"/>
+            </w:tcMar>
           </w:tcPr>
           <w:p>
             <w:pPr>
@@ -2119,20 +3387,27 @@
             <w:r/>
             <w:r>
               <w:rPr>
+                <w:rFonts w:ascii="Arial" w:hAnsi="Arial" w:eastAsia="Arial" w:cs="Arial"/>
                 <w:sz w:val="19"/>
+                <w:szCs w:val="22"/>
               </w:rPr>
               <w:t xml:space="preserve">Sin etiquetas, se usan índices internos: </w:t>
             </w:r>
             <w:r>
               <w:rPr>
+                <w:rFonts w:ascii="Arial" w:hAnsi="Arial" w:eastAsia="Arial" w:cs="Arial"/>
                 <w:b/>
+                <w:bCs/>
                 <w:sz w:val="19"/>
+                <w:szCs w:val="22"/>
               </w:rPr>
               <w:t>silueta</w:t>
             </w:r>
             <w:r>
               <w:rPr>
+                <w:rFonts w:ascii="Arial" w:hAnsi="Arial" w:eastAsia="Arial" w:cs="Arial"/>
                 <w:sz w:val="19"/>
+                <w:szCs w:val="22"/>
               </w:rPr>
               <w:t>, Davies-Bouldin y Calinski-Harabasz, todos medidos en el espacio de perfiles de uso para que baseline y candidato se comparen en lo que importa (patrones de uso). Se añade la estabilidad temporal: ARI entre el grupo de cada estación en entrenamiento y el que recibe con su perfil de prueba.</w:t>
             </w:r>
@@ -2147,10 +3422,40 @@
     </w:p>
     <w:p>
       <w:pPr>
+        <w:jc w:val="both"/>
+      </w:pPr>
+      <w:r>
+        <w:rPr>
+          <w:rFonts w:ascii="Arial" w:hAnsi="Arial" w:eastAsia="Arial" w:cs="Arial"/>
+          <w:b/>
+          <w:bCs/>
+          <w:sz w:val="22"/>
+          <w:szCs w:val="22"/>
+        </w:rPr>
+        <w:t>Baselines intermedios.</w:t>
+      </w:r>
+      <w:r>
+        <w:rPr>
+          <w:rFonts w:ascii="Arial" w:hAnsi="Arial" w:eastAsia="Arial" w:cs="Arial"/>
+          <w:sz w:val="22"/>
+          <w:szCs w:val="22"/>
+        </w:rPr>
+        <w:t xml:space="preserve"> Para medir cuánto aporta cada nivel de complejidad, además del baseline y el candidato se evalúan modelos intermedios. En P1, la media móvil de 7 días, el promedio de entrenamiento por estación y día de la semana, y una regresión de Poisson lineal con las mismas variables del candidato. En P2, la frecuencia histórica de riesgo por estación, bloque y tipo de día, y una regresión logística balanceada. En P3, una regla fija que clasifica cada estación por la fracción de sus salidas pico de días hábiles que ocurren en la mañana (06-10 h frente a 16-20 h): más de 0.6, origen matutino; menos de 0.4, destino matutino; el resto, mixta. A diferencia del baseline geográfico, cuyo ARI es 1.0 por construcción porque las coordenadas no cambian, la regla sí permite medir la estabilidad real de los grupos.</w:t>
+      </w:r>
+    </w:p>
+    <w:p>
+      <w:pPr>
         <w:pStyle w:val="Heading1"/>
       </w:pPr>
       <w:r>
-        <w:rPr/>
+        <w:rPr>
+          <w:rFonts w:ascii="Arial" w:hAnsi="Arial" w:eastAsia="Arial" w:cs="Arial"/>
+          <w:b/>
+          <w:bCs/>
+          <w:color w:val="000000"/>
+          <w:sz w:val="24"/>
+          <w:szCs w:val="28"/>
+        </w:rPr>
         <w:t>6. Arquitectura del sistema</w:t>
       </w:r>
     </w:p>
@@ -2162,21 +3467,22 @@
       </w:pPr>
       <w:r>
         <w:drawing>
-          <wp:inline xmlns:a="http://schemas.openxmlformats.org/drawingml/2006/main" xmlns:pic="http://schemas.openxmlformats.org/drawingml/2006/picture">
-            <wp:extent cx="5972400" cy="2956580"/>
-            <wp:docPr id="3" name="Picture 3"/>
+          <wp:inline distT="0" distB="0" distL="0" distR="0">
+            <wp:extent cx="5972175" cy="2952750"/>
+            <wp:effectExtent l="0" t="0" r="0" b="0"/>
+            <wp:docPr id="100002" name="Picture 100002"/>
             <wp:cNvGraphicFramePr>
-              <a:graphicFrameLocks noChangeAspect="1"/>
+              <a:graphicFrameLocks xmlns:a="http://schemas.openxmlformats.org/drawingml/2006/main" noChangeAspect="1"/>
             </wp:cNvGraphicFramePr>
-            <a:graphic>
+            <a:graphic xmlns:a="http://schemas.openxmlformats.org/drawingml/2006/main">
               <a:graphicData uri="http://schemas.openxmlformats.org/drawingml/2006/picture">
-                <pic:pic>
+                <pic:pic xmlns:pic="http://schemas.openxmlformats.org/drawingml/2006/picture">
                   <pic:nvPicPr>
-                    <pic:cNvPr id="0" name="arquitectura.png"/>
+                    <pic:cNvPr id="100002" name="image100002"/>
                     <pic:cNvPicPr/>
                   </pic:nvPicPr>
                   <pic:blipFill>
-                    <a:blip r:embed="rId13"/>
+                    <a:blip r:embed="rId35"/>
                     <a:stretch>
                       <a:fillRect/>
                     </a:stretch>
@@ -2184,9 +3490,11 @@
                   <pic:spPr>
                     <a:xfrm>
                       <a:off x="0" y="0"/>
-                      <a:ext cx="5972400" cy="2956580"/>
+                      <a:ext cx="5972175" cy="2952750"/>
                     </a:xfrm>
-                    <a:prstGeom prst="rect"/>
+                    <a:prstGeom prst="rect">
+                      <a:avLst/>
+                    </a:prstGeom>
                   </pic:spPr>
                 </pic:pic>
               </a:graphicData>
@@ -2201,7 +3509,11 @@
         <w:jc w:val="left"/>
       </w:pPr>
       <w:r>
-        <w:rPr/>
+        <w:rPr>
+          <w:rFonts w:ascii="Arial" w:hAnsi="Arial" w:eastAsia="Arial" w:cs="Arial"/>
+          <w:sz w:val="22"/>
+          <w:szCs w:val="22"/>
+        </w:rPr>
         <w:t>Figura 2. Componentes de la solución y flujo de datos.</w:t>
       </w:r>
     </w:p>
@@ -2212,16 +3524,34 @@
         <w:jc w:val="left"/>
       </w:pPr>
       <w:r>
-        <w:rPr/>
+        <w:rPr>
+          <w:rFonts w:ascii="Arial" w:hAnsi="Arial" w:eastAsia="Arial" w:cs="Arial"/>
+          <w:sz w:val="22"/>
+          <w:szCs w:val="22"/>
+        </w:rPr>
         <w:t>Tabla 4. Herramientas por componente y justificación con las lecturas.</w:t>
       </w:r>
     </w:p>
     <w:tbl>
       <w:tblPr>
         <w:tblStyle w:val="TableGrid"/>
-        <w:tblW w:type="auto" w:w="0"/>
+        <w:tblW w:w="0" w:type="auto"/>
         <w:jc w:val="center"/>
-        <w:tblLook w:firstColumn="1" w:firstRow="1" w:lastColumn="0" w:lastRow="0" w:noHBand="0" w:noVBand="1" w:val="04A0"/>
+        <w:tblBorders>
+          <w:top w:val="single" w:sz="4" w:space="0" w:color="auto"/>
+          <w:left w:val="single" w:sz="4" w:space="0" w:color="auto"/>
+          <w:bottom w:val="single" w:sz="4" w:space="0" w:color="auto"/>
+          <w:right w:val="single" w:sz="4" w:space="0" w:color="auto"/>
+          <w:insideH w:val="single" w:sz="4" w:space="0" w:color="auto"/>
+          <w:insideV w:val="single" w:sz="4" w:space="0" w:color="auto"/>
+        </w:tblBorders>
+        <w:tblCellMar>
+          <w:top w:w="0" w:type="dxa"/>
+          <w:left w:w="108" w:type="dxa"/>
+          <w:bottom w:w="0" w:type="dxa"/>
+          <w:right w:w="108" w:type="dxa"/>
+        </w:tblCellMar>
+        <w:tblLook w:firstRow="1" w:firstColumn="1" w:noVBand="1"/>
       </w:tblPr>
       <w:tblGrid>
         <w:gridCol w:w="3135"/>
@@ -2230,13 +3560,25 @@
       </w:tblGrid>
       <w:tr>
         <w:trPr>
-          <w:cantSplit w:val="true"/>
-          <w:tblHeader w:val="true"/>
+          <w:cantSplit/>
+          <w:tblHeader/>
         </w:trPr>
         <w:tc>
           <w:tcPr>
-            <w:tcW w:type="dxa" w:w="1599"/>
-            <w:shd w:val="clear" w:color="auto" w:fill="EEEEEE"/>
+            <w:tcW w:w="1599" w:type="dxa"/>
+            <w:tcBorders>
+              <w:top w:val="single" w:sz="4" w:space="0" w:color="auto"/>
+              <w:left w:val="single" w:sz="4" w:space="0" w:color="auto"/>
+              <w:bottom w:val="single" w:sz="4" w:space="0" w:color="auto"/>
+              <w:right w:val="single" w:sz="4" w:space="0" w:color="auto"/>
+            </w:tcBorders>
+            <w:shd w:val="clear" w:fill="EEEEEE"/>
+            <w:tcMar>
+              <w:top w:w="0" w:type="dxa"/>
+              <w:left w:w="108" w:type="dxa"/>
+              <w:bottom w:w="0" w:type="dxa"/>
+              <w:right w:w="108" w:type="dxa"/>
+            </w:tcMar>
           </w:tcPr>
           <w:p>
             <w:pPr>
@@ -2246,8 +3588,11 @@
             <w:r/>
             <w:r>
               <w:rPr>
+                <w:rFonts w:ascii="Arial" w:hAnsi="Arial" w:eastAsia="Arial" w:cs="Arial"/>
                 <w:b/>
+                <w:bCs/>
                 <w:sz w:val="19"/>
+                <w:szCs w:val="22"/>
               </w:rPr>
               <w:t>Componente</w:t>
             </w:r>
@@ -2255,8 +3600,20 @@
         </w:tc>
         <w:tc>
           <w:tcPr>
-            <w:tcW w:type="dxa" w:w="2069"/>
-            <w:shd w:val="clear" w:color="auto" w:fill="EEEEEE"/>
+            <w:tcW w:w="2069" w:type="dxa"/>
+            <w:tcBorders>
+              <w:top w:val="single" w:sz="4" w:space="0" w:color="auto"/>
+              <w:left w:val="single" w:sz="4" w:space="0" w:color="auto"/>
+              <w:bottom w:val="single" w:sz="4" w:space="0" w:color="auto"/>
+              <w:right w:val="single" w:sz="4" w:space="0" w:color="auto"/>
+            </w:tcBorders>
+            <w:shd w:val="clear" w:fill="EEEEEE"/>
+            <w:tcMar>
+              <w:top w:w="0" w:type="dxa"/>
+              <w:left w:w="108" w:type="dxa"/>
+              <w:bottom w:w="0" w:type="dxa"/>
+              <w:right w:w="108" w:type="dxa"/>
+            </w:tcMar>
           </w:tcPr>
           <w:p>
             <w:pPr>
@@ -2266,8 +3623,11 @@
             <w:r/>
             <w:r>
               <w:rPr>
+                <w:rFonts w:ascii="Arial" w:hAnsi="Arial" w:eastAsia="Arial" w:cs="Arial"/>
                 <w:b/>
+                <w:bCs/>
                 <w:sz w:val="19"/>
+                <w:szCs w:val="22"/>
               </w:rPr>
               <w:t>Herramienta</w:t>
             </w:r>
@@ -2275,8 +3635,20 @@
         </w:tc>
         <w:tc>
           <w:tcPr>
-            <w:tcW w:type="dxa" w:w="5737"/>
-            <w:shd w:val="clear" w:color="auto" w:fill="EEEEEE"/>
+            <w:tcW w:w="5737" w:type="dxa"/>
+            <w:tcBorders>
+              <w:top w:val="single" w:sz="4" w:space="0" w:color="auto"/>
+              <w:left w:val="single" w:sz="4" w:space="0" w:color="auto"/>
+              <w:bottom w:val="single" w:sz="4" w:space="0" w:color="auto"/>
+              <w:right w:val="single" w:sz="4" w:space="0" w:color="auto"/>
+            </w:tcBorders>
+            <w:shd w:val="clear" w:fill="EEEEEE"/>
+            <w:tcMar>
+              <w:top w:w="0" w:type="dxa"/>
+              <w:left w:w="108" w:type="dxa"/>
+              <w:bottom w:w="0" w:type="dxa"/>
+              <w:right w:w="108" w:type="dxa"/>
+            </w:tcMar>
           </w:tcPr>
           <w:p>
             <w:pPr>
@@ -2286,8 +3658,11 @@
             <w:r/>
             <w:r>
               <w:rPr>
+                <w:rFonts w:ascii="Arial" w:hAnsi="Arial" w:eastAsia="Arial" w:cs="Arial"/>
                 <w:b/>
+                <w:bCs/>
                 <w:sz w:val="19"/>
+                <w:szCs w:val="22"/>
               </w:rPr>
               <w:t>Justificación</w:t>
             </w:r>
@@ -2296,11 +3671,23 @@
       </w:tr>
       <w:tr>
         <w:trPr>
-          <w:cantSplit w:val="true"/>
+          <w:cantSplit/>
         </w:trPr>
         <w:tc>
           <w:tcPr>
-            <w:tcW w:type="dxa" w:w="1599"/>
+            <w:tcW w:w="1599" w:type="dxa"/>
+            <w:tcBorders>
+              <w:top w:val="single" w:sz="4" w:space="0" w:color="auto"/>
+              <w:left w:val="single" w:sz="4" w:space="0" w:color="auto"/>
+              <w:bottom w:val="single" w:sz="4" w:space="0" w:color="auto"/>
+              <w:right w:val="single" w:sz="4" w:space="0" w:color="auto"/>
+            </w:tcBorders>
+            <w:tcMar>
+              <w:top w:w="0" w:type="dxa"/>
+              <w:left w:w="108" w:type="dxa"/>
+              <w:bottom w:w="0" w:type="dxa"/>
+              <w:right w:w="108" w:type="dxa"/>
+            </w:tcMar>
           </w:tcPr>
           <w:p>
             <w:pPr>
@@ -2310,7 +3697,9 @@
             <w:r/>
             <w:r>
               <w:rPr>
+                <w:rFonts w:ascii="Arial" w:hAnsi="Arial" w:eastAsia="Arial" w:cs="Arial"/>
                 <w:sz w:val="19"/>
+                <w:szCs w:val="22"/>
               </w:rPr>
               <w:t>Ingesta</w:t>
             </w:r>
@@ -2318,7 +3707,19 @@
         </w:tc>
         <w:tc>
           <w:tcPr>
-            <w:tcW w:type="dxa" w:w="2069"/>
+            <w:tcW w:w="2069" w:type="dxa"/>
+            <w:tcBorders>
+              <w:top w:val="single" w:sz="4" w:space="0" w:color="auto"/>
+              <w:left w:val="single" w:sz="4" w:space="0" w:color="auto"/>
+              <w:bottom w:val="single" w:sz="4" w:space="0" w:color="auto"/>
+              <w:right w:val="single" w:sz="4" w:space="0" w:color="auto"/>
+            </w:tcBorders>
+            <w:tcMar>
+              <w:top w:w="0" w:type="dxa"/>
+              <w:left w:w="108" w:type="dxa"/>
+              <w:bottom w:w="0" w:type="dxa"/>
+              <w:right w:w="108" w:type="dxa"/>
+            </w:tcMar>
           </w:tcPr>
           <w:p>
             <w:pPr>
@@ -2328,34 +3729,41 @@
             <w:r/>
             <w:r>
               <w:rPr>
-                <w:rFonts w:ascii="Consolas" w:hAnsi="Consolas" w:eastAsia="Consolas"/>
+                <w:rFonts w:ascii="Consolas" w:hAnsi="Consolas" w:eastAsia="Consolas" w:cs="Consolas"/>
                 <w:sz w:val="16"/>
+                <w:szCs w:val="22"/>
               </w:rPr>
               <w:t>requests</w:t>
             </w:r>
             <w:r>
               <w:rPr>
+                <w:rFonts w:ascii="Arial" w:hAnsi="Arial" w:eastAsia="Arial" w:cs="Arial"/>
                 <w:sz w:val="19"/>
+                <w:szCs w:val="22"/>
               </w:rPr>
               <w:t xml:space="preserve">, </w:t>
             </w:r>
             <w:r>
               <w:rPr>
-                <w:rFonts w:ascii="Consolas" w:hAnsi="Consolas" w:eastAsia="Consolas"/>
+                <w:rFonts w:ascii="Consolas" w:hAnsi="Consolas" w:eastAsia="Consolas" w:cs="Consolas"/>
                 <w:sz w:val="16"/>
+                <w:szCs w:val="22"/>
               </w:rPr>
               <w:t>pandas</w:t>
             </w:r>
             <w:r>
               <w:rPr>
+                <w:rFonts w:ascii="Arial" w:hAnsi="Arial" w:eastAsia="Arial" w:cs="Arial"/>
                 <w:sz w:val="19"/>
+                <w:szCs w:val="22"/>
               </w:rPr>
               <w:t xml:space="preserve">, CLI con </w:t>
             </w:r>
             <w:r>
               <w:rPr>
-                <w:rFonts w:ascii="Consolas" w:hAnsi="Consolas" w:eastAsia="Consolas"/>
+                <w:rFonts w:ascii="Consolas" w:hAnsi="Consolas" w:eastAsia="Consolas" w:cs="Consolas"/>
                 <w:sz w:val="16"/>
+                <w:szCs w:val="22"/>
               </w:rPr>
               <w:t>typer</w:t>
             </w:r>
@@ -2363,7 +3771,19 @@
         </w:tc>
         <w:tc>
           <w:tcPr>
-            <w:tcW w:type="dxa" w:w="5737"/>
+            <w:tcW w:w="5737" w:type="dxa"/>
+            <w:tcBorders>
+              <w:top w:val="single" w:sz="4" w:space="0" w:color="auto"/>
+              <w:left w:val="single" w:sz="4" w:space="0" w:color="auto"/>
+              <w:bottom w:val="single" w:sz="4" w:space="0" w:color="auto"/>
+              <w:right w:val="single" w:sz="4" w:space="0" w:color="auto"/>
+            </w:tcBorders>
+            <w:tcMar>
+              <w:top w:w="0" w:type="dxa"/>
+              <w:left w:w="108" w:type="dxa"/>
+              <w:bottom w:w="0" w:type="dxa"/>
+              <w:right w:w="108" w:type="dxa"/>
+            </w:tcMar>
           </w:tcPr>
           <w:p>
             <w:pPr>
@@ -2373,7 +3793,9 @@
             <w:r/>
             <w:r>
               <w:rPr>
+                <w:rFonts w:ascii="Arial" w:hAnsi="Arial" w:eastAsia="Arial" w:cs="Arial"/>
                 <w:sz w:val="19"/>
+                <w:szCs w:val="22"/>
               </w:rPr>
               <w:t>La ingesta es código y no un paso manual: un comando reconstruye los mismos datos en cualquier computadora. Huyen (2022) señala que los datos de fuentes externas cambian de formato sin aviso; aquí cambian la codificación y los encabezados, y el código lo resuelve de forma repetible.</w:t>
             </w:r>
@@ -2382,11 +3804,23 @@
       </w:tr>
       <w:tr>
         <w:trPr>
-          <w:cantSplit w:val="true"/>
+          <w:cantSplit/>
         </w:trPr>
         <w:tc>
           <w:tcPr>
-            <w:tcW w:type="dxa" w:w="1599"/>
+            <w:tcW w:w="1599" w:type="dxa"/>
+            <w:tcBorders>
+              <w:top w:val="single" w:sz="4" w:space="0" w:color="auto"/>
+              <w:left w:val="single" w:sz="4" w:space="0" w:color="auto"/>
+              <w:bottom w:val="single" w:sz="4" w:space="0" w:color="auto"/>
+              <w:right w:val="single" w:sz="4" w:space="0" w:color="auto"/>
+            </w:tcBorders>
+            <w:tcMar>
+              <w:top w:w="0" w:type="dxa"/>
+              <w:left w:w="108" w:type="dxa"/>
+              <w:bottom w:w="0" w:type="dxa"/>
+              <w:right w:w="108" w:type="dxa"/>
+            </w:tcMar>
           </w:tcPr>
           <w:p>
             <w:pPr>
@@ -2396,7 +3830,9 @@
             <w:r/>
             <w:r>
               <w:rPr>
+                <w:rFonts w:ascii="Arial" w:hAnsi="Arial" w:eastAsia="Arial" w:cs="Arial"/>
                 <w:sz w:val="19"/>
+                <w:szCs w:val="22"/>
               </w:rPr>
               <w:t>Almacenamiento</w:t>
             </w:r>
@@ -2404,7 +3840,19 @@
         </w:tc>
         <w:tc>
           <w:tcPr>
-            <w:tcW w:type="dxa" w:w="2069"/>
+            <w:tcW w:w="2069" w:type="dxa"/>
+            <w:tcBorders>
+              <w:top w:val="single" w:sz="4" w:space="0" w:color="auto"/>
+              <w:left w:val="single" w:sz="4" w:space="0" w:color="auto"/>
+              <w:bottom w:val="single" w:sz="4" w:space="0" w:color="auto"/>
+              <w:right w:val="single" w:sz="4" w:space="0" w:color="auto"/>
+            </w:tcBorders>
+            <w:tcMar>
+              <w:top w:w="0" w:type="dxa"/>
+              <w:left w:w="108" w:type="dxa"/>
+              <w:bottom w:w="0" w:type="dxa"/>
+              <w:right w:w="108" w:type="dxa"/>
+            </w:tcMar>
           </w:tcPr>
           <w:p>
             <w:pPr>
@@ -2414,20 +3862,25 @@
             <w:r/>
             <w:r>
               <w:rPr>
+                <w:rFonts w:ascii="Arial" w:hAnsi="Arial" w:eastAsia="Arial" w:cs="Arial"/>
                 <w:sz w:val="19"/>
+                <w:szCs w:val="22"/>
               </w:rPr>
               <w:t xml:space="preserve">Parquet con </w:t>
             </w:r>
             <w:r>
               <w:rPr>
-                <w:rFonts w:ascii="Consolas" w:hAnsi="Consolas" w:eastAsia="Consolas"/>
+                <w:rFonts w:ascii="Consolas" w:hAnsi="Consolas" w:eastAsia="Consolas" w:cs="Consolas"/>
                 <w:sz w:val="16"/>
+                <w:szCs w:val="22"/>
               </w:rPr>
               <w:t>pyarrow</w:t>
             </w:r>
             <w:r>
               <w:rPr>
+                <w:rFonts w:ascii="Arial" w:hAnsi="Arial" w:eastAsia="Arial" w:cs="Arial"/>
                 <w:sz w:val="19"/>
+                <w:szCs w:val="22"/>
               </w:rPr>
               <w:t xml:space="preserve"> (zstd)</w:t>
             </w:r>
@@ -2435,7 +3888,19 @@
         </w:tc>
         <w:tc>
           <w:tcPr>
-            <w:tcW w:type="dxa" w:w="5737"/>
+            <w:tcW w:w="5737" w:type="dxa"/>
+            <w:tcBorders>
+              <w:top w:val="single" w:sz="4" w:space="0" w:color="auto"/>
+              <w:left w:val="single" w:sz="4" w:space="0" w:color="auto"/>
+              <w:bottom w:val="single" w:sz="4" w:space="0" w:color="auto"/>
+              <w:right w:val="single" w:sz="4" w:space="0" w:color="auto"/>
+            </w:tcBorders>
+            <w:tcMar>
+              <w:top w:w="0" w:type="dxa"/>
+              <w:left w:w="108" w:type="dxa"/>
+              <w:bottom w:w="0" w:type="dxa"/>
+              <w:right w:w="108" w:type="dxa"/>
+            </w:tcMar>
           </w:tcPr>
           <w:p>
             <w:pPr>
@@ -2445,7 +3910,9 @@
             <w:r/>
             <w:r>
               <w:rPr>
+                <w:rFonts w:ascii="Arial" w:hAnsi="Arial" w:eastAsia="Arial" w:cs="Arial"/>
                 <w:sz w:val="19"/>
+                <w:szCs w:val="22"/>
               </w:rPr>
               <w:t>Formato columnar y tipado, recomendado por Huyen (2022) para cargas analíticas: reduce 981 MB de CSV a 172 MB y permite leer solo las columnas necesarias.</w:t>
             </w:r>
@@ -2454,11 +3921,23 @@
       </w:tr>
       <w:tr>
         <w:trPr>
-          <w:cantSplit w:val="true"/>
+          <w:cantSplit/>
         </w:trPr>
         <w:tc>
           <w:tcPr>
-            <w:tcW w:type="dxa" w:w="1599"/>
+            <w:tcW w:w="1599" w:type="dxa"/>
+            <w:tcBorders>
+              <w:top w:val="single" w:sz="4" w:space="0" w:color="auto"/>
+              <w:left w:val="single" w:sz="4" w:space="0" w:color="auto"/>
+              <w:bottom w:val="single" w:sz="4" w:space="0" w:color="auto"/>
+              <w:right w:val="single" w:sz="4" w:space="0" w:color="auto"/>
+            </w:tcBorders>
+            <w:tcMar>
+              <w:top w:w="0" w:type="dxa"/>
+              <w:left w:w="108" w:type="dxa"/>
+              <w:bottom w:w="0" w:type="dxa"/>
+              <w:right w:w="108" w:type="dxa"/>
+            </w:tcMar>
           </w:tcPr>
           <w:p>
             <w:pPr>
@@ -2468,7 +3947,9 @@
             <w:r/>
             <w:r>
               <w:rPr>
+                <w:rFonts w:ascii="Arial" w:hAnsi="Arial" w:eastAsia="Arial" w:cs="Arial"/>
                 <w:sz w:val="19"/>
+                <w:szCs w:val="22"/>
               </w:rPr>
               <w:t>Versionado de datos</w:t>
             </w:r>
@@ -2476,7 +3957,19 @@
         </w:tc>
         <w:tc>
           <w:tcPr>
-            <w:tcW w:type="dxa" w:w="2069"/>
+            <w:tcW w:w="2069" w:type="dxa"/>
+            <w:tcBorders>
+              <w:top w:val="single" w:sz="4" w:space="0" w:color="auto"/>
+              <w:left w:val="single" w:sz="4" w:space="0" w:color="auto"/>
+              <w:bottom w:val="single" w:sz="4" w:space="0" w:color="auto"/>
+              <w:right w:val="single" w:sz="4" w:space="0" w:color="auto"/>
+            </w:tcBorders>
+            <w:tcMar>
+              <w:top w:w="0" w:type="dxa"/>
+              <w:left w:w="108" w:type="dxa"/>
+              <w:bottom w:w="0" w:type="dxa"/>
+              <w:right w:w="108" w:type="dxa"/>
+            </w:tcMar>
           </w:tcPr>
           <w:p>
             <w:pPr>
@@ -2486,7 +3979,9 @@
             <w:r/>
             <w:r>
               <w:rPr>
+                <w:rFonts w:ascii="Arial" w:hAnsi="Arial" w:eastAsia="Arial" w:cs="Arial"/>
                 <w:sz w:val="19"/>
+                <w:szCs w:val="22"/>
               </w:rPr>
               <w:t>Manifiesto JSON con SHA-256 versionado en Git</w:t>
             </w:r>
@@ -2494,7 +3989,19 @@
         </w:tc>
         <w:tc>
           <w:tcPr>
-            <w:tcW w:type="dxa" w:w="5737"/>
+            <w:tcW w:w="5737" w:type="dxa"/>
+            <w:tcBorders>
+              <w:top w:val="single" w:sz="4" w:space="0" w:color="auto"/>
+              <w:left w:val="single" w:sz="4" w:space="0" w:color="auto"/>
+              <w:bottom w:val="single" w:sz="4" w:space="0" w:color="auto"/>
+              <w:right w:val="single" w:sz="4" w:space="0" w:color="auto"/>
+            </w:tcBorders>
+            <w:tcMar>
+              <w:top w:w="0" w:type="dxa"/>
+              <w:left w:w="108" w:type="dxa"/>
+              <w:bottom w:w="0" w:type="dxa"/>
+              <w:right w:w="108" w:type="dxa"/>
+            </w:tcMar>
           </w:tcPr>
           <w:p>
             <w:pPr>
@@ -2504,7 +4011,9 @@
             <w:r/>
             <w:r>
               <w:rPr>
+                <w:rFonts w:ascii="Arial" w:hAnsi="Arial" w:eastAsia="Arial" w:cs="Arial"/>
                 <w:sz w:val="19"/>
+                <w:szCs w:val="22"/>
               </w:rPr>
               <w:t>Treveil et al. (2020) ubican la trazabilidad de datos como requisito para reproducir modelos. El manifiesto liga cada run con la versión exacta de los datos sin subir datos al repositorio; una herramienta como DVC queda como opción si crecen los volúmenes.</w:t>
             </w:r>
@@ -2513,11 +4022,23 @@
       </w:tr>
       <w:tr>
         <w:trPr>
-          <w:cantSplit w:val="true"/>
+          <w:cantSplit/>
         </w:trPr>
         <w:tc>
           <w:tcPr>
-            <w:tcW w:type="dxa" w:w="1599"/>
+            <w:tcW w:w="1599" w:type="dxa"/>
+            <w:tcBorders>
+              <w:top w:val="single" w:sz="4" w:space="0" w:color="auto"/>
+              <w:left w:val="single" w:sz="4" w:space="0" w:color="auto"/>
+              <w:bottom w:val="single" w:sz="4" w:space="0" w:color="auto"/>
+              <w:right w:val="single" w:sz="4" w:space="0" w:color="auto"/>
+            </w:tcBorders>
+            <w:tcMar>
+              <w:top w:w="0" w:type="dxa"/>
+              <w:left w:w="108" w:type="dxa"/>
+              <w:bottom w:w="0" w:type="dxa"/>
+              <w:right w:w="108" w:type="dxa"/>
+            </w:tcMar>
           </w:tcPr>
           <w:p>
             <w:pPr>
@@ -2527,7 +4048,9 @@
             <w:r/>
             <w:r>
               <w:rPr>
+                <w:rFonts w:ascii="Arial" w:hAnsi="Arial" w:eastAsia="Arial" w:cs="Arial"/>
                 <w:sz w:val="19"/>
+                <w:szCs w:val="22"/>
               </w:rPr>
               <w:t>Procesamiento</w:t>
             </w:r>
@@ -2535,7 +4058,19 @@
         </w:tc>
         <w:tc>
           <w:tcPr>
-            <w:tcW w:type="dxa" w:w="2069"/>
+            <w:tcW w:w="2069" w:type="dxa"/>
+            <w:tcBorders>
+              <w:top w:val="single" w:sz="4" w:space="0" w:color="auto"/>
+              <w:left w:val="single" w:sz="4" w:space="0" w:color="auto"/>
+              <w:bottom w:val="single" w:sz="4" w:space="0" w:color="auto"/>
+              <w:right w:val="single" w:sz="4" w:space="0" w:color="auto"/>
+            </w:tcBorders>
+            <w:tcMar>
+              <w:top w:w="0" w:type="dxa"/>
+              <w:left w:w="108" w:type="dxa"/>
+              <w:bottom w:w="0" w:type="dxa"/>
+              <w:right w:w="108" w:type="dxa"/>
+            </w:tcMar>
           </w:tcPr>
           <w:p>
             <w:pPr>
@@ -2545,34 +4080,41 @@
             <w:r/>
             <w:r>
               <w:rPr>
-                <w:rFonts w:ascii="Consolas" w:hAnsi="Consolas" w:eastAsia="Consolas"/>
+                <w:rFonts w:ascii="Consolas" w:hAnsi="Consolas" w:eastAsia="Consolas" w:cs="Consolas"/>
                 <w:sz w:val="16"/>
+                <w:szCs w:val="22"/>
               </w:rPr>
               <w:t>pandas</w:t>
             </w:r>
             <w:r>
               <w:rPr>
+                <w:rFonts w:ascii="Arial" w:hAnsi="Arial" w:eastAsia="Arial" w:cs="Arial"/>
                 <w:sz w:val="19"/>
+                <w:szCs w:val="22"/>
               </w:rPr>
               <w:t xml:space="preserve">, </w:t>
             </w:r>
             <w:r>
               <w:rPr>
-                <w:rFonts w:ascii="Consolas" w:hAnsi="Consolas" w:eastAsia="Consolas"/>
+                <w:rFonts w:ascii="Consolas" w:hAnsi="Consolas" w:eastAsia="Consolas" w:cs="Consolas"/>
                 <w:sz w:val="16"/>
+                <w:szCs w:val="22"/>
               </w:rPr>
               <w:t>numpy</w:t>
             </w:r>
             <w:r>
               <w:rPr>
+                <w:rFonts w:ascii="Arial" w:hAnsi="Arial" w:eastAsia="Arial" w:cs="Arial"/>
                 <w:sz w:val="19"/>
+                <w:szCs w:val="22"/>
               </w:rPr>
               <w:t xml:space="preserve"> en </w:t>
             </w:r>
             <w:r>
               <w:rPr>
-                <w:rFonts w:ascii="Consolas" w:hAnsi="Consolas" w:eastAsia="Consolas"/>
+                <w:rFonts w:ascii="Consolas" w:hAnsi="Consolas" w:eastAsia="Consolas" w:cs="Consolas"/>
                 <w:sz w:val="16"/>
+                <w:szCs w:val="22"/>
               </w:rPr>
               <w:t>features.py</w:t>
             </w:r>
@@ -2580,7 +4122,19 @@
         </w:tc>
         <w:tc>
           <w:tcPr>
-            <w:tcW w:type="dxa" w:w="5737"/>
+            <w:tcW w:w="5737" w:type="dxa"/>
+            <w:tcBorders>
+              <w:top w:val="single" w:sz="4" w:space="0" w:color="auto"/>
+              <w:left w:val="single" w:sz="4" w:space="0" w:color="auto"/>
+              <w:bottom w:val="single" w:sz="4" w:space="0" w:color="auto"/>
+              <w:right w:val="single" w:sz="4" w:space="0" w:color="auto"/>
+            </w:tcBorders>
+            <w:tcMar>
+              <w:top w:w="0" w:type="dxa"/>
+              <w:left w:w="108" w:type="dxa"/>
+              <w:bottom w:w="0" w:type="dxa"/>
+              <w:right w:w="108" w:type="dxa"/>
+            </w:tcMar>
           </w:tcPr>
           <w:p>
             <w:pPr>
@@ -2590,7 +4144,9 @@
             <w:r/>
             <w:r>
               <w:rPr>
+                <w:rFonts w:ascii="Arial" w:hAnsi="Arial" w:eastAsia="Arial" w:cs="Arial"/>
                 <w:sz w:val="19"/>
+                <w:szCs w:val="22"/>
               </w:rPr>
               <w:t>Wilson (2022) recomienda mover la lógica del notebook a funciones modulares y probadas; las funciones documentan su pertinencia y evitan la fuga temporal que Huyen (2022) identifica como uno de los errores más comunes.</w:t>
             </w:r>
@@ -2599,11 +4155,23 @@
       </w:tr>
       <w:tr>
         <w:trPr>
-          <w:cantSplit w:val="true"/>
+          <w:cantSplit/>
         </w:trPr>
         <w:tc>
           <w:tcPr>
-            <w:tcW w:type="dxa" w:w="1599"/>
+            <w:tcW w:w="1599" w:type="dxa"/>
+            <w:tcBorders>
+              <w:top w:val="single" w:sz="4" w:space="0" w:color="auto"/>
+              <w:left w:val="single" w:sz="4" w:space="0" w:color="auto"/>
+              <w:bottom w:val="single" w:sz="4" w:space="0" w:color="auto"/>
+              <w:right w:val="single" w:sz="4" w:space="0" w:color="auto"/>
+            </w:tcBorders>
+            <w:tcMar>
+              <w:top w:w="0" w:type="dxa"/>
+              <w:left w:w="108" w:type="dxa"/>
+              <w:bottom w:w="0" w:type="dxa"/>
+              <w:right w:w="108" w:type="dxa"/>
+            </w:tcMar>
           </w:tcPr>
           <w:p>
             <w:pPr>
@@ -2613,7 +4181,9 @@
             <w:r/>
             <w:r>
               <w:rPr>
+                <w:rFonts w:ascii="Arial" w:hAnsi="Arial" w:eastAsia="Arial" w:cs="Arial"/>
                 <w:sz w:val="19"/>
+                <w:szCs w:val="22"/>
               </w:rPr>
               <w:t>Entrenamiento</w:t>
             </w:r>
@@ -2621,7 +4191,19 @@
         </w:tc>
         <w:tc>
           <w:tcPr>
-            <w:tcW w:type="dxa" w:w="2069"/>
+            <w:tcW w:w="2069" w:type="dxa"/>
+            <w:tcBorders>
+              <w:top w:val="single" w:sz="4" w:space="0" w:color="auto"/>
+              <w:left w:val="single" w:sz="4" w:space="0" w:color="auto"/>
+              <w:bottom w:val="single" w:sz="4" w:space="0" w:color="auto"/>
+              <w:right w:val="single" w:sz="4" w:space="0" w:color="auto"/>
+            </w:tcBorders>
+            <w:tcMar>
+              <w:top w:w="0" w:type="dxa"/>
+              <w:left w:w="108" w:type="dxa"/>
+              <w:bottom w:w="0" w:type="dxa"/>
+              <w:right w:w="108" w:type="dxa"/>
+            </w:tcMar>
           </w:tcPr>
           <w:p>
             <w:pPr>
@@ -2631,8 +4213,9 @@
             <w:r/>
             <w:r>
               <w:rPr>
-                <w:rFonts w:ascii="Consolas" w:hAnsi="Consolas" w:eastAsia="Consolas"/>
+                <w:rFonts w:ascii="Consolas" w:hAnsi="Consolas" w:eastAsia="Consolas" w:cs="Consolas"/>
                 <w:sz w:val="16"/>
+                <w:szCs w:val="22"/>
               </w:rPr>
               <w:t>scikit-learn</w:t>
             </w:r>
@@ -2640,7 +4223,19 @@
         </w:tc>
         <w:tc>
           <w:tcPr>
-            <w:tcW w:type="dxa" w:w="5737"/>
+            <w:tcW w:w="5737" w:type="dxa"/>
+            <w:tcBorders>
+              <w:top w:val="single" w:sz="4" w:space="0" w:color="auto"/>
+              <w:left w:val="single" w:sz="4" w:space="0" w:color="auto"/>
+              <w:bottom w:val="single" w:sz="4" w:space="0" w:color="auto"/>
+              <w:right w:val="single" w:sz="4" w:space="0" w:color="auto"/>
+            </w:tcBorders>
+            <w:tcMar>
+              <w:top w:w="0" w:type="dxa"/>
+              <w:left w:w="108" w:type="dxa"/>
+              <w:bottom w:w="0" w:type="dxa"/>
+              <w:right w:w="108" w:type="dxa"/>
+            </w:tcMar>
           </w:tcPr>
           <w:p>
             <w:pPr>
@@ -2650,7 +4245,9 @@
             <w:r/>
             <w:r>
               <w:rPr>
+                <w:rFonts w:ascii="Arial" w:hAnsi="Arial" w:eastAsia="Arial" w:cs="Arial"/>
                 <w:sz w:val="19"/>
+                <w:szCs w:val="22"/>
               </w:rPr>
               <w:t>API común para baselines, gradient boosting y KMeans. Huyen (2022) y Wilson (2022) recomiendan empezar con un baseline simple y justificar cada aumento de complejidad contra él.</w:t>
             </w:r>
@@ -2659,11 +4256,23 @@
       </w:tr>
       <w:tr>
         <w:trPr>
-          <w:cantSplit w:val="true"/>
+          <w:cantSplit/>
         </w:trPr>
         <w:tc>
           <w:tcPr>
-            <w:tcW w:type="dxa" w:w="1599"/>
+            <w:tcW w:w="1599" w:type="dxa"/>
+            <w:tcBorders>
+              <w:top w:val="single" w:sz="4" w:space="0" w:color="auto"/>
+              <w:left w:val="single" w:sz="4" w:space="0" w:color="auto"/>
+              <w:bottom w:val="single" w:sz="4" w:space="0" w:color="auto"/>
+              <w:right w:val="single" w:sz="4" w:space="0" w:color="auto"/>
+            </w:tcBorders>
+            <w:tcMar>
+              <w:top w:w="0" w:type="dxa"/>
+              <w:left w:w="108" w:type="dxa"/>
+              <w:bottom w:w="0" w:type="dxa"/>
+              <w:right w:w="108" w:type="dxa"/>
+            </w:tcMar>
           </w:tcPr>
           <w:p>
             <w:pPr>
@@ -2673,7 +4282,9 @@
             <w:r/>
             <w:r>
               <w:rPr>
+                <w:rFonts w:ascii="Arial" w:hAnsi="Arial" w:eastAsia="Arial" w:cs="Arial"/>
                 <w:sz w:val="19"/>
+                <w:szCs w:val="22"/>
               </w:rPr>
               <w:t>Registro de experimentos</w:t>
             </w:r>
@@ -2681,7 +4292,19 @@
         </w:tc>
         <w:tc>
           <w:tcPr>
-            <w:tcW w:type="dxa" w:w="2069"/>
+            <w:tcW w:w="2069" w:type="dxa"/>
+            <w:tcBorders>
+              <w:top w:val="single" w:sz="4" w:space="0" w:color="auto"/>
+              <w:left w:val="single" w:sz="4" w:space="0" w:color="auto"/>
+              <w:bottom w:val="single" w:sz="4" w:space="0" w:color="auto"/>
+              <w:right w:val="single" w:sz="4" w:space="0" w:color="auto"/>
+            </w:tcBorders>
+            <w:tcMar>
+              <w:top w:w="0" w:type="dxa"/>
+              <w:left w:w="108" w:type="dxa"/>
+              <w:bottom w:w="0" w:type="dxa"/>
+              <w:right w:w="108" w:type="dxa"/>
+            </w:tcMar>
           </w:tcPr>
           <w:p>
             <w:pPr>
@@ -2691,7 +4314,9 @@
             <w:r/>
             <w:r>
               <w:rPr>
+                <w:rFonts w:ascii="Arial" w:hAnsi="Arial" w:eastAsia="Arial" w:cs="Arial"/>
                 <w:sz w:val="19"/>
+                <w:szCs w:val="22"/>
               </w:rPr>
               <w:t>MLflow Tracking (backend SQLite)</w:t>
             </w:r>
@@ -2699,7 +4324,19 @@
         </w:tc>
         <w:tc>
           <w:tcPr>
-            <w:tcW w:type="dxa" w:w="5737"/>
+            <w:tcW w:w="5737" w:type="dxa"/>
+            <w:tcBorders>
+              <w:top w:val="single" w:sz="4" w:space="0" w:color="auto"/>
+              <w:left w:val="single" w:sz="4" w:space="0" w:color="auto"/>
+              <w:bottom w:val="single" w:sz="4" w:space="0" w:color="auto"/>
+              <w:right w:val="single" w:sz="4" w:space="0" w:color="auto"/>
+            </w:tcBorders>
+            <w:tcMar>
+              <w:top w:w="0" w:type="dxa"/>
+              <w:left w:w="108" w:type="dxa"/>
+              <w:bottom w:w="0" w:type="dxa"/>
+              <w:right w:w="108" w:type="dxa"/>
+            </w:tcMar>
           </w:tcPr>
           <w:p>
             <w:pPr>
@@ -2709,7 +4346,9 @@
             <w:r/>
             <w:r>
               <w:rPr>
+                <w:rFonts w:ascii="Arial" w:hAnsi="Arial" w:eastAsia="Arial" w:cs="Arial"/>
                 <w:sz w:val="19"/>
+                <w:szCs w:val="22"/>
               </w:rPr>
               <w:t>Guarda parámetros, métricas, artefactos y commit de cada run para compararlos y reproducirlos (MLflow, s.f.); Wilson (2022) lo usa como herramienta central de seguimiento.</w:t>
             </w:r>
@@ -2718,11 +4357,23 @@
       </w:tr>
       <w:tr>
         <w:trPr>
-          <w:cantSplit w:val="true"/>
+          <w:cantSplit/>
         </w:trPr>
         <w:tc>
           <w:tcPr>
-            <w:tcW w:type="dxa" w:w="1599"/>
+            <w:tcW w:w="1599" w:type="dxa"/>
+            <w:tcBorders>
+              <w:top w:val="single" w:sz="4" w:space="0" w:color="auto"/>
+              <w:left w:val="single" w:sz="4" w:space="0" w:color="auto"/>
+              <w:bottom w:val="single" w:sz="4" w:space="0" w:color="auto"/>
+              <w:right w:val="single" w:sz="4" w:space="0" w:color="auto"/>
+            </w:tcBorders>
+            <w:tcMar>
+              <w:top w:w="0" w:type="dxa"/>
+              <w:left w:w="108" w:type="dxa"/>
+              <w:bottom w:w="0" w:type="dxa"/>
+              <w:right w:w="108" w:type="dxa"/>
+            </w:tcMar>
           </w:tcPr>
           <w:p>
             <w:pPr>
@@ -2731,7 +4382,9 @@
             <w:r/>
             <w:r>
               <w:rPr>
+                <w:rFonts w:ascii="Arial" w:hAnsi="Arial" w:eastAsia="Arial" w:cs="Arial"/>
                 <w:sz w:val="19"/>
+                <w:szCs w:val="22"/>
               </w:rPr>
               <w:t>Colaboración</w:t>
             </w:r>
@@ -2739,7 +4392,19 @@
         </w:tc>
         <w:tc>
           <w:tcPr>
-            <w:tcW w:type="dxa" w:w="2069"/>
+            <w:tcW w:w="2069" w:type="dxa"/>
+            <w:tcBorders>
+              <w:top w:val="single" w:sz="4" w:space="0" w:color="auto"/>
+              <w:left w:val="single" w:sz="4" w:space="0" w:color="auto"/>
+              <w:bottom w:val="single" w:sz="4" w:space="0" w:color="auto"/>
+              <w:right w:val="single" w:sz="4" w:space="0" w:color="auto"/>
+            </w:tcBorders>
+            <w:tcMar>
+              <w:top w:w="0" w:type="dxa"/>
+              <w:left w:w="108" w:type="dxa"/>
+              <w:bottom w:w="0" w:type="dxa"/>
+              <w:right w:w="108" w:type="dxa"/>
+            </w:tcMar>
           </w:tcPr>
           <w:p>
             <w:pPr>
@@ -2748,7 +4413,9 @@
             <w:r/>
             <w:r>
               <w:rPr>
+                <w:rFonts w:ascii="Arial" w:hAnsi="Arial" w:eastAsia="Arial" w:cs="Arial"/>
                 <w:sz w:val="19"/>
+                <w:szCs w:val="22"/>
               </w:rPr>
               <w:t>Git, GitHub Flow, Cookiecutter Data Science</w:t>
             </w:r>
@@ -2756,7 +4423,19 @@
         </w:tc>
         <w:tc>
           <w:tcPr>
-            <w:tcW w:type="dxa" w:w="5737"/>
+            <w:tcW w:w="5737" w:type="dxa"/>
+            <w:tcBorders>
+              <w:top w:val="single" w:sz="4" w:space="0" w:color="auto"/>
+              <w:left w:val="single" w:sz="4" w:space="0" w:color="auto"/>
+              <w:bottom w:val="single" w:sz="4" w:space="0" w:color="auto"/>
+              <w:right w:val="single" w:sz="4" w:space="0" w:color="auto"/>
+            </w:tcBorders>
+            <w:tcMar>
+              <w:top w:w="0" w:type="dxa"/>
+              <w:left w:w="108" w:type="dxa"/>
+              <w:bottom w:w="0" w:type="dxa"/>
+              <w:right w:w="108" w:type="dxa"/>
+            </w:tcMar>
           </w:tcPr>
           <w:p>
             <w:pPr>
@@ -2765,7 +4444,9 @@
             <w:r/>
             <w:r>
               <w:rPr>
+                <w:rFonts w:ascii="Arial" w:hAnsi="Arial" w:eastAsia="Arial" w:cs="Arial"/>
                 <w:sz w:val="19"/>
+                <w:szCs w:val="22"/>
               </w:rPr>
               <w:t>Estructura estándar que cualquier integrante entiende, revisión por Pull Request y rama principal protegida, prácticas de colaboración que Treveil et al. (2020) proponen para escalar proyectos de ML.</w:t>
             </w:r>
@@ -2783,7 +4464,14 @@
         <w:pStyle w:val="Heading1"/>
       </w:pPr>
       <w:r>
-        <w:rPr/>
+        <w:rPr>
+          <w:rFonts w:ascii="Arial" w:hAnsi="Arial" w:eastAsia="Arial" w:cs="Arial"/>
+          <w:b/>
+          <w:bCs/>
+          <w:color w:val="000000"/>
+          <w:sz w:val="24"/>
+          <w:szCs w:val="28"/>
+        </w:rPr>
         <w:t>7. Experimento base en MLflow</w:t>
       </w:r>
     </w:p>
@@ -2792,106 +4480,155 @@
         <w:jc w:val="both"/>
       </w:pPr>
       <w:r>
-        <w:rPr/>
+        <w:rPr>
+          <w:rFonts w:ascii="Arial" w:hAnsi="Arial" w:eastAsia="Arial" w:cs="Arial"/>
+          <w:sz w:val="22"/>
+          <w:szCs w:val="22"/>
+        </w:rPr>
         <w:t xml:space="preserve">El comando </w:t>
       </w:r>
       <w:r>
         <w:rPr>
-          <w:rFonts w:ascii="Consolas" w:hAnsi="Consolas" w:eastAsia="Consolas"/>
+          <w:rFonts w:ascii="Consolas" w:hAnsi="Consolas" w:eastAsia="Consolas" w:cs="Consolas"/>
           <w:sz w:val="19"/>
+          <w:szCs w:val="22"/>
         </w:rPr>
         <w:t>python -m mibici.modeling.train</w:t>
       </w:r>
       <w:r>
-        <w:rPr/>
-        <w:t xml:space="preserve"> registra seis runs en el experimento </w:t>
+        <w:rPr>
+          <w:rFonts w:ascii="Arial" w:hAnsi="Arial" w:eastAsia="Arial" w:cs="Arial"/>
+          <w:sz w:val="22"/>
+          <w:szCs w:val="22"/>
+        </w:rPr>
+        <w:t xml:space="preserve"> registra doce runs en el experimento </w:t>
       </w:r>
       <w:r>
         <w:rPr>
-          <w:rFonts w:ascii="Consolas" w:hAnsi="Consolas" w:eastAsia="Consolas"/>
+          <w:rFonts w:ascii="Consolas" w:hAnsi="Consolas" w:eastAsia="Consolas" w:cs="Consolas"/>
           <w:sz w:val="19"/>
+          <w:szCs w:val="22"/>
         </w:rPr>
         <w:t>mibici-equipo34</w:t>
       </w:r>
       <w:r>
-        <w:rPr/>
-        <w:t xml:space="preserve">, uno de baseline y uno candidato por pregunta, todos ejecutados desde el código del repositorio en el commit </w:t>
+        <w:rPr>
+          <w:rFonts w:ascii="Arial" w:hAnsi="Arial" w:eastAsia="Arial" w:cs="Arial"/>
+          <w:sz w:val="22"/>
+          <w:szCs w:val="22"/>
+        </w:rPr>
+        <w:t xml:space="preserve"> (cinco de P1, cuatro de P2 y tres de P3), todos ejecutados desde el código del repositorio en el commit </w:t>
       </w:r>
       <w:r>
         <w:rPr>
-          <w:rFonts w:ascii="Consolas" w:hAnsi="Consolas" w:eastAsia="Consolas"/>
+          <w:rFonts w:ascii="Consolas" w:hAnsi="Consolas" w:eastAsia="Consolas" w:cs="Consolas"/>
           <w:sz w:val="19"/>
+          <w:szCs w:val="22"/>
         </w:rPr>
-        <w:t>e3bc58e</w:t>
+        <w:t>b11c18e</w:t>
       </w:r>
       <w:r>
-        <w:rPr/>
+        <w:rPr>
+          <w:rFonts w:ascii="Arial" w:hAnsi="Arial" w:eastAsia="Arial" w:cs="Arial"/>
+          <w:sz w:val="22"/>
+          <w:szCs w:val="22"/>
+        </w:rPr>
         <w:t xml:space="preserve"> con el árbol de trabajo limpio (</w:t>
       </w:r>
       <w:r>
         <w:rPr>
-          <w:rFonts w:ascii="Consolas" w:hAnsi="Consolas" w:eastAsia="Consolas"/>
+          <w:rFonts w:ascii="Consolas" w:hAnsi="Consolas" w:eastAsia="Consolas" w:cs="Consolas"/>
           <w:sz w:val="19"/>
+          <w:szCs w:val="22"/>
         </w:rPr>
         <w:t>git_dirty = false</w:t>
       </w:r>
       <w:r>
-        <w:rPr/>
+        <w:rPr>
+          <w:rFonts w:ascii="Arial" w:hAnsi="Arial" w:eastAsia="Arial" w:cs="Arial"/>
+          <w:sz w:val="22"/>
+          <w:szCs w:val="22"/>
+        </w:rPr>
         <w:t xml:space="preserve">). Cada run registra como parámetros el rango de fechas, la </w:t>
       </w:r>
       <w:r>
         <w:rPr>
-          <w:rFonts w:ascii="Consolas" w:hAnsi="Consolas" w:eastAsia="Consolas"/>
+          <w:rFonts w:ascii="Consolas" w:hAnsi="Consolas" w:eastAsia="Consolas" w:cs="Consolas"/>
           <w:sz w:val="19"/>
+          <w:szCs w:val="22"/>
         </w:rPr>
         <w:t>data_version</w:t>
       </w:r>
       <w:r>
-        <w:rPr/>
+        <w:rPr>
+          <w:rFonts w:ascii="Arial" w:hAnsi="Arial" w:eastAsia="Arial" w:cs="Arial"/>
+          <w:sz w:val="22"/>
+          <w:szCs w:val="22"/>
+        </w:rPr>
         <w:t>, los cortes de partición, la semilla, la granularidad, el horizonte, el modelo y sus hiperparámetros; como etiquetas el equipo, la pregunta, el rol del modelo, el commit y la rama; métricas con el conjunto en el nombre (</w:t>
       </w:r>
       <w:r>
         <w:rPr>
-          <w:rFonts w:ascii="Consolas" w:hAnsi="Consolas" w:eastAsia="Consolas"/>
+          <w:rFonts w:ascii="Consolas" w:hAnsi="Consolas" w:eastAsia="Consolas" w:cs="Consolas"/>
           <w:sz w:val="19"/>
+          <w:szCs w:val="22"/>
         </w:rPr>
         <w:t>valid_</w:t>
       </w:r>
       <w:r>
-        <w:rPr/>
+        <w:rPr>
+          <w:rFonts w:ascii="Arial" w:hAnsi="Arial" w:eastAsia="Arial" w:cs="Arial"/>
+          <w:sz w:val="22"/>
+          <w:szCs w:val="22"/>
+        </w:rPr>
         <w:t xml:space="preserve">, </w:t>
       </w:r>
       <w:r>
         <w:rPr>
-          <w:rFonts w:ascii="Consolas" w:hAnsi="Consolas" w:eastAsia="Consolas"/>
+          <w:rFonts w:ascii="Consolas" w:hAnsi="Consolas" w:eastAsia="Consolas" w:cs="Consolas"/>
           <w:sz w:val="19"/>
+          <w:szCs w:val="22"/>
         </w:rPr>
         <w:t>test_</w:t>
       </w:r>
       <w:r>
-        <w:rPr/>
+        <w:rPr>
+          <w:rFonts w:ascii="Arial" w:hAnsi="Arial" w:eastAsia="Arial" w:cs="Arial"/>
+          <w:sz w:val="22"/>
+          <w:szCs w:val="22"/>
+        </w:rPr>
         <w:t xml:space="preserve">, </w:t>
       </w:r>
       <w:r>
         <w:rPr>
-          <w:rFonts w:ascii="Consolas" w:hAnsi="Consolas" w:eastAsia="Consolas"/>
+          <w:rFonts w:ascii="Consolas" w:hAnsi="Consolas" w:eastAsia="Consolas" w:cs="Consolas"/>
           <w:sz w:val="19"/>
+          <w:szCs w:val="22"/>
         </w:rPr>
         <w:t>train_</w:t>
       </w:r>
       <w:r>
-        <w:rPr/>
+        <w:rPr>
+          <w:rFonts w:ascii="Arial" w:hAnsi="Arial" w:eastAsia="Arial" w:cs="Arial"/>
+          <w:sz w:val="22"/>
+          <w:szCs w:val="22"/>
+        </w:rPr>
         <w:t xml:space="preserve">); y al menos una gráfica y un </w:t>
       </w:r>
       <w:r>
         <w:rPr>
-          <w:rFonts w:ascii="Consolas" w:hAnsi="Consolas" w:eastAsia="Consolas"/>
+          <w:rFonts w:ascii="Consolas" w:hAnsi="Consolas" w:eastAsia="Consolas" w:cs="Consolas"/>
           <w:sz w:val="19"/>
+          <w:szCs w:val="22"/>
         </w:rPr>
         <w:t>metrics.json</w:t>
       </w:r>
       <w:r>
-        <w:rPr/>
+        <w:rPr>
+          <w:rFonts w:ascii="Arial" w:hAnsi="Arial" w:eastAsia="Arial" w:cs="Arial"/>
+          <w:sz w:val="22"/>
+          <w:szCs w:val="22"/>
+        </w:rPr>
         <w:t xml:space="preserve"> como artefactos. Las capturas del Anexo muestran la lista de runs, el detalle de un run, un artefacto y la comparación de dos runs. Al borrar la base de tracking y repetir el experimento se obtienen las mismas métricas.</w:t>
       </w:r>
     </w:p>
@@ -2901,17 +4638,42 @@
         <w:spacing w:before="120" w:after="40" w:line="276" w:lineRule="auto"/>
         <w:jc w:val="left"/>
       </w:pPr>
+    </w:p>
+    <w:p>
+      <w:pPr>
+        <w:keepNext/>
+        <w:spacing w:before="120" w:after="40" w:line="276" w:lineRule="auto"/>
+        <w:jc w:val="left"/>
+      </w:pPr>
       <w:r>
-        <w:rPr/>
+        <w:rPr>
+          <w:rFonts w:ascii="Arial" w:hAnsi="Arial" w:eastAsia="Arial" w:cs="Arial"/>
+          <w:sz w:val="22"/>
+          <w:szCs w:val="22"/>
+        </w:rPr>
         <w:t>Tabla 5. Resultados del experimento base.</w:t>
       </w:r>
     </w:p>
     <w:tbl>
       <w:tblPr>
         <w:tblStyle w:val="TableGrid"/>
-        <w:tblW w:type="auto" w:w="0"/>
+        <w:tblW w:w="0" w:type="auto"/>
         <w:jc w:val="center"/>
-        <w:tblLook w:firstColumn="1" w:firstRow="1" w:lastColumn="0" w:lastRow="0" w:noHBand="0" w:noVBand="1" w:val="04A0"/>
+        <w:tblBorders>
+          <w:top w:val="single" w:sz="4" w:space="0" w:color="auto"/>
+          <w:left w:val="single" w:sz="4" w:space="0" w:color="auto"/>
+          <w:bottom w:val="single" w:sz="4" w:space="0" w:color="auto"/>
+          <w:right w:val="single" w:sz="4" w:space="0" w:color="auto"/>
+          <w:insideH w:val="single" w:sz="4" w:space="0" w:color="auto"/>
+          <w:insideV w:val="single" w:sz="4" w:space="0" w:color="auto"/>
+        </w:tblBorders>
+        <w:tblCellMar>
+          <w:top w:w="0" w:type="dxa"/>
+          <w:left w:w="108" w:type="dxa"/>
+          <w:bottom w:w="0" w:type="dxa"/>
+          <w:right w:w="108" w:type="dxa"/>
+        </w:tblCellMar>
+        <w:tblLook w:firstRow="1" w:firstColumn="1" w:noVBand="1"/>
       </w:tblPr>
       <w:tblGrid>
         <w:gridCol w:w="3135"/>
@@ -2920,13 +4682,25 @@
       </w:tblGrid>
       <w:tr>
         <w:trPr>
-          <w:cantSplit w:val="true"/>
-          <w:tblHeader w:val="true"/>
+          <w:cantSplit/>
+          <w:tblHeader/>
         </w:trPr>
         <w:tc>
           <w:tcPr>
-            <w:tcW w:type="dxa" w:w="3574"/>
-            <w:shd w:val="clear" w:color="auto" w:fill="EEEEEE"/>
+            <w:tcW w:w="3574" w:type="dxa"/>
+            <w:tcBorders>
+              <w:top w:val="single" w:sz="4" w:space="0" w:color="auto"/>
+              <w:left w:val="single" w:sz="4" w:space="0" w:color="auto"/>
+              <w:bottom w:val="single" w:sz="4" w:space="0" w:color="auto"/>
+              <w:right w:val="single" w:sz="4" w:space="0" w:color="auto"/>
+            </w:tcBorders>
+            <w:shd w:val="clear" w:fill="EEEEEE"/>
+            <w:tcMar>
+              <w:top w:w="0" w:type="dxa"/>
+              <w:left w:w="108" w:type="dxa"/>
+              <w:bottom w:w="0" w:type="dxa"/>
+              <w:right w:w="108" w:type="dxa"/>
+            </w:tcMar>
           </w:tcPr>
           <w:p>
             <w:pPr>
@@ -2936,8 +4710,11 @@
             <w:r/>
             <w:r>
               <w:rPr>
+                <w:rFonts w:ascii="Arial" w:hAnsi="Arial" w:eastAsia="Arial" w:cs="Arial"/>
                 <w:b/>
+                <w:bCs/>
                 <w:sz w:val="19"/>
+                <w:szCs w:val="22"/>
               </w:rPr>
               <w:t>Run</w:t>
             </w:r>
@@ -2945,8 +4722,20 @@
         </w:tc>
         <w:tc>
           <w:tcPr>
-            <w:tcW w:type="dxa" w:w="2916"/>
-            <w:shd w:val="clear" w:color="auto" w:fill="EEEEEE"/>
+            <w:tcW w:w="2916" w:type="dxa"/>
+            <w:tcBorders>
+              <w:top w:val="single" w:sz="4" w:space="0" w:color="auto"/>
+              <w:left w:val="single" w:sz="4" w:space="0" w:color="auto"/>
+              <w:bottom w:val="single" w:sz="4" w:space="0" w:color="auto"/>
+              <w:right w:val="single" w:sz="4" w:space="0" w:color="auto"/>
+            </w:tcBorders>
+            <w:shd w:val="clear" w:fill="EEEEEE"/>
+            <w:tcMar>
+              <w:top w:w="0" w:type="dxa"/>
+              <w:left w:w="108" w:type="dxa"/>
+              <w:bottom w:w="0" w:type="dxa"/>
+              <w:right w:w="108" w:type="dxa"/>
+            </w:tcMar>
           </w:tcPr>
           <w:p>
             <w:pPr>
@@ -2956,8 +4745,11 @@
             <w:r/>
             <w:r>
               <w:rPr>
+                <w:rFonts w:ascii="Arial" w:hAnsi="Arial" w:eastAsia="Arial" w:cs="Arial"/>
                 <w:b/>
+                <w:bCs/>
                 <w:sz w:val="19"/>
+                <w:szCs w:val="22"/>
               </w:rPr>
               <w:t>Validación</w:t>
             </w:r>
@@ -2965,8 +4757,20 @@
         </w:tc>
         <w:tc>
           <w:tcPr>
-            <w:tcW w:type="dxa" w:w="2916"/>
-            <w:shd w:val="clear" w:color="auto" w:fill="EEEEEE"/>
+            <w:tcW w:w="2916" w:type="dxa"/>
+            <w:tcBorders>
+              <w:top w:val="single" w:sz="4" w:space="0" w:color="auto"/>
+              <w:left w:val="single" w:sz="4" w:space="0" w:color="auto"/>
+              <w:bottom w:val="single" w:sz="4" w:space="0" w:color="auto"/>
+              <w:right w:val="single" w:sz="4" w:space="0" w:color="auto"/>
+            </w:tcBorders>
+            <w:shd w:val="clear" w:fill="EEEEEE"/>
+            <w:tcMar>
+              <w:top w:w="0" w:type="dxa"/>
+              <w:left w:w="108" w:type="dxa"/>
+              <w:bottom w:w="0" w:type="dxa"/>
+              <w:right w:w="108" w:type="dxa"/>
+            </w:tcMar>
           </w:tcPr>
           <w:p>
             <w:pPr>
@@ -2976,8 +4780,11 @@
             <w:r/>
             <w:r>
               <w:rPr>
+                <w:rFonts w:ascii="Arial" w:hAnsi="Arial" w:eastAsia="Arial" w:cs="Arial"/>
                 <w:b/>
+                <w:bCs/>
                 <w:sz w:val="19"/>
+                <w:szCs w:val="22"/>
               </w:rPr>
               <w:t>Prueba</w:t>
             </w:r>
@@ -2986,11 +4793,23 @@
       </w:tr>
       <w:tr>
         <w:trPr>
-          <w:cantSplit w:val="true"/>
+          <w:cantSplit/>
         </w:trPr>
         <w:tc>
           <w:tcPr>
-            <w:tcW w:type="dxa" w:w="3574"/>
+            <w:tcW w:w="3574" w:type="dxa"/>
+            <w:tcBorders>
+              <w:top w:val="single" w:sz="4" w:space="0" w:color="auto"/>
+              <w:left w:val="single" w:sz="4" w:space="0" w:color="auto"/>
+              <w:bottom w:val="single" w:sz="4" w:space="0" w:color="auto"/>
+              <w:right w:val="single" w:sz="4" w:space="0" w:color="auto"/>
+            </w:tcBorders>
+            <w:tcMar>
+              <w:top w:w="0" w:type="dxa"/>
+              <w:left w:w="108" w:type="dxa"/>
+              <w:bottom w:w="0" w:type="dxa"/>
+              <w:right w:w="108" w:type="dxa"/>
+            </w:tcMar>
           </w:tcPr>
           <w:p>
             <w:pPr>
@@ -3000,8 +4819,9 @@
             <w:r/>
             <w:r>
               <w:rPr>
-                <w:rFonts w:ascii="Consolas" w:hAnsi="Consolas" w:eastAsia="Consolas"/>
+                <w:rFonts w:ascii="Consolas" w:hAnsi="Consolas" w:eastAsia="Consolas" w:cs="Consolas"/>
                 <w:sz w:val="16"/>
+                <w:szCs w:val="22"/>
               </w:rPr>
               <w:t>p1-baseline-naive-estacional-7d</w:t>
             </w:r>
@@ -3009,7 +4829,19 @@
         </w:tc>
         <w:tc>
           <w:tcPr>
-            <w:tcW w:type="dxa" w:w="2916"/>
+            <w:tcW w:w="2916" w:type="dxa"/>
+            <w:tcBorders>
+              <w:top w:val="single" w:sz="4" w:space="0" w:color="auto"/>
+              <w:left w:val="single" w:sz="4" w:space="0" w:color="auto"/>
+              <w:bottom w:val="single" w:sz="4" w:space="0" w:color="auto"/>
+              <w:right w:val="single" w:sz="4" w:space="0" w:color="auto"/>
+            </w:tcBorders>
+            <w:tcMar>
+              <w:top w:w="0" w:type="dxa"/>
+              <w:left w:w="108" w:type="dxa"/>
+              <w:bottom w:w="0" w:type="dxa"/>
+              <w:right w:w="108" w:type="dxa"/>
+            </w:tcMar>
           </w:tcPr>
           <w:p>
             <w:pPr>
@@ -3019,7 +4851,9 @@
             <w:r/>
             <w:r>
               <w:rPr>
+                <w:rFonts w:ascii="Arial" w:hAnsi="Arial" w:eastAsia="Arial" w:cs="Arial"/>
                 <w:sz w:val="19"/>
+                <w:szCs w:val="22"/>
               </w:rPr>
               <w:t>MAE 7.91 · WAPE 0.258</w:t>
             </w:r>
@@ -3027,7 +4861,19 @@
         </w:tc>
         <w:tc>
           <w:tcPr>
-            <w:tcW w:type="dxa" w:w="2916"/>
+            <w:tcW w:w="2916" w:type="dxa"/>
+            <w:tcBorders>
+              <w:top w:val="single" w:sz="4" w:space="0" w:color="auto"/>
+              <w:left w:val="single" w:sz="4" w:space="0" w:color="auto"/>
+              <w:bottom w:val="single" w:sz="4" w:space="0" w:color="auto"/>
+              <w:right w:val="single" w:sz="4" w:space="0" w:color="auto"/>
+            </w:tcBorders>
+            <w:tcMar>
+              <w:top w:w="0" w:type="dxa"/>
+              <w:left w:w="108" w:type="dxa"/>
+              <w:bottom w:w="0" w:type="dxa"/>
+              <w:right w:w="108" w:type="dxa"/>
+            </w:tcMar>
           </w:tcPr>
           <w:p>
             <w:pPr>
@@ -3037,7 +4883,9 @@
             <w:r/>
             <w:r>
               <w:rPr>
+                <w:rFonts w:ascii="Arial" w:hAnsi="Arial" w:eastAsia="Arial" w:cs="Arial"/>
                 <w:sz w:val="19"/>
+                <w:szCs w:val="22"/>
               </w:rPr>
               <w:t>MAE 7.12 · WAPE 0.261 · R² 0.794</w:t>
             </w:r>
@@ -3046,11 +4894,23 @@
       </w:tr>
       <w:tr>
         <w:trPr>
-          <w:cantSplit w:val="true"/>
+          <w:cantSplit/>
         </w:trPr>
         <w:tc>
           <w:tcPr>
-            <w:tcW w:type="dxa" w:w="3574"/>
+            <w:tcW w:w="3574" w:type="dxa"/>
+            <w:tcBorders>
+              <w:top w:val="single" w:sz="4" w:space="0" w:color="auto"/>
+              <w:left w:val="single" w:sz="4" w:space="0" w:color="auto"/>
+              <w:bottom w:val="single" w:sz="4" w:space="0" w:color="auto"/>
+              <w:right w:val="single" w:sz="4" w:space="0" w:color="auto"/>
+            </w:tcBorders>
+            <w:tcMar>
+              <w:top w:w="0" w:type="dxa"/>
+              <w:left w:w="108" w:type="dxa"/>
+              <w:bottom w:w="0" w:type="dxa"/>
+              <w:right w:w="108" w:type="dxa"/>
+            </w:tcMar>
           </w:tcPr>
           <w:p>
             <w:pPr>
@@ -3060,16 +4920,29 @@
             <w:r/>
             <w:r>
               <w:rPr>
-                <w:rFonts w:ascii="Consolas" w:hAnsi="Consolas" w:eastAsia="Consolas"/>
+                <w:rFonts w:ascii="Consolas" w:hAnsi="Consolas" w:eastAsia="Consolas" w:cs="Consolas"/>
                 <w:sz w:val="16"/>
+                <w:szCs w:val="22"/>
               </w:rPr>
-              <w:t>p1-hgb-regressor-lags-calendario</w:t>
+              <w:t>p1-baseline-media-movil-7d</w:t>
             </w:r>
           </w:p>
         </w:tc>
         <w:tc>
           <w:tcPr>
-            <w:tcW w:type="dxa" w:w="2916"/>
+            <w:tcW w:w="2916" w:type="dxa"/>
+            <w:tcBorders>
+              <w:top w:val="single" w:sz="4" w:space="0" w:color="auto"/>
+              <w:left w:val="single" w:sz="4" w:space="0" w:color="auto"/>
+              <w:bottom w:val="single" w:sz="4" w:space="0" w:color="auto"/>
+              <w:right w:val="single" w:sz="4" w:space="0" w:color="auto"/>
+            </w:tcBorders>
+            <w:tcMar>
+              <w:top w:w="0" w:type="dxa"/>
+              <w:left w:w="108" w:type="dxa"/>
+              <w:bottom w:w="0" w:type="dxa"/>
+              <w:right w:w="108" w:type="dxa"/>
+            </w:tcMar>
           </w:tcPr>
           <w:p>
             <w:pPr>
@@ -3079,15 +4952,29 @@
             <w:r/>
             <w:r>
               <w:rPr>
+                <w:rFonts w:ascii="Arial" w:hAnsi="Arial" w:eastAsia="Arial" w:cs="Arial"/>
                 <w:sz w:val="19"/>
+                <w:szCs w:val="22"/>
               </w:rPr>
-              <w:t>MAE 5.42 · WAPE 0.177</w:t>
+              <w:t>MAE 8.27 · WAPE 0.270</w:t>
             </w:r>
           </w:p>
         </w:tc>
         <w:tc>
           <w:tcPr>
-            <w:tcW w:type="dxa" w:w="2916"/>
+            <w:tcW w:w="2916" w:type="dxa"/>
+            <w:tcBorders>
+              <w:top w:val="single" w:sz="4" w:space="0" w:color="auto"/>
+              <w:left w:val="single" w:sz="4" w:space="0" w:color="auto"/>
+              <w:bottom w:val="single" w:sz="4" w:space="0" w:color="auto"/>
+              <w:right w:val="single" w:sz="4" w:space="0" w:color="auto"/>
+            </w:tcBorders>
+            <w:tcMar>
+              <w:top w:w="0" w:type="dxa"/>
+              <w:left w:w="108" w:type="dxa"/>
+              <w:bottom w:w="0" w:type="dxa"/>
+              <w:right w:w="108" w:type="dxa"/>
+            </w:tcMar>
           </w:tcPr>
           <w:p>
             <w:pPr>
@@ -3097,20 +4984,34 @@
             <w:r/>
             <w:r>
               <w:rPr>
+                <w:rFonts w:ascii="Arial" w:hAnsi="Arial" w:eastAsia="Arial" w:cs="Arial"/>
                 <w:sz w:val="19"/>
+                <w:szCs w:val="22"/>
               </w:rPr>
-              <w:t>MAE 5.30 · WAPE 0.194 · R² 0.893</w:t>
+              <w:t>MAE 7.14 · WAPE 0.262 · R² 0.838</w:t>
             </w:r>
           </w:p>
         </w:tc>
       </w:tr>
       <w:tr>
         <w:trPr>
-          <w:cantSplit w:val="true"/>
+          <w:cantSplit/>
         </w:trPr>
         <w:tc>
           <w:tcPr>
-            <w:tcW w:type="dxa" w:w="3574"/>
+            <w:tcW w:w="3574" w:type="dxa"/>
+            <w:tcBorders>
+              <w:top w:val="single" w:sz="4" w:space="0" w:color="auto"/>
+              <w:left w:val="single" w:sz="4" w:space="0" w:color="auto"/>
+              <w:bottom w:val="single" w:sz="4" w:space="0" w:color="auto"/>
+              <w:right w:val="single" w:sz="4" w:space="0" w:color="auto"/>
+            </w:tcBorders>
+            <w:tcMar>
+              <w:top w:w="0" w:type="dxa"/>
+              <w:left w:w="108" w:type="dxa"/>
+              <w:bottom w:w="0" w:type="dxa"/>
+              <w:right w:w="108" w:type="dxa"/>
+            </w:tcMar>
           </w:tcPr>
           <w:p>
             <w:pPr>
@@ -3120,16 +5021,29 @@
             <w:r/>
             <w:r>
               <w:rPr>
-                <w:rFonts w:ascii="Consolas" w:hAnsi="Consolas" w:eastAsia="Consolas"/>
+                <w:rFonts w:ascii="Consolas" w:hAnsi="Consolas" w:eastAsia="Consolas" w:cs="Consolas"/>
                 <w:sz w:val="16"/>
+                <w:szCs w:val="22"/>
               </w:rPr>
-              <w:t>p2-baseline-persistencia-semanal</w:t>
+              <w:t>p1-baseline-historico-estacion-dia-semana</w:t>
             </w:r>
           </w:p>
         </w:tc>
         <w:tc>
           <w:tcPr>
-            <w:tcW w:type="dxa" w:w="2916"/>
+            <w:tcW w:w="2916" w:type="dxa"/>
+            <w:tcBorders>
+              <w:top w:val="single" w:sz="4" w:space="0" w:color="auto"/>
+              <w:left w:val="single" w:sz="4" w:space="0" w:color="auto"/>
+              <w:bottom w:val="single" w:sz="4" w:space="0" w:color="auto"/>
+              <w:right w:val="single" w:sz="4" w:space="0" w:color="auto"/>
+            </w:tcBorders>
+            <w:tcMar>
+              <w:top w:w="0" w:type="dxa"/>
+              <w:left w:w="108" w:type="dxa"/>
+              <w:bottom w:w="0" w:type="dxa"/>
+              <w:right w:w="108" w:type="dxa"/>
+            </w:tcMar>
           </w:tcPr>
           <w:p>
             <w:pPr>
@@ -3139,15 +5053,29 @@
             <w:r/>
             <w:r>
               <w:rPr>
+                <w:rFonts w:ascii="Arial" w:hAnsi="Arial" w:eastAsia="Arial" w:cs="Arial"/>
                 <w:sz w:val="19"/>
+                <w:szCs w:val="22"/>
               </w:rPr>
-              <w:t>PR-AUC 0.401 · F1 0.342</w:t>
+              <w:t>MAE 7.42 · WAPE 0.242</w:t>
             </w:r>
           </w:p>
         </w:tc>
         <w:tc>
           <w:tcPr>
-            <w:tcW w:type="dxa" w:w="2916"/>
+            <w:tcW w:w="2916" w:type="dxa"/>
+            <w:tcBorders>
+              <w:top w:val="single" w:sz="4" w:space="0" w:color="auto"/>
+              <w:left w:val="single" w:sz="4" w:space="0" w:color="auto"/>
+              <w:bottom w:val="single" w:sz="4" w:space="0" w:color="auto"/>
+              <w:right w:val="single" w:sz="4" w:space="0" w:color="auto"/>
+            </w:tcBorders>
+            <w:tcMar>
+              <w:top w:w="0" w:type="dxa"/>
+              <w:left w:w="108" w:type="dxa"/>
+              <w:bottom w:w="0" w:type="dxa"/>
+              <w:right w:w="108" w:type="dxa"/>
+            </w:tcMar>
           </w:tcPr>
           <w:p>
             <w:pPr>
@@ -3157,20 +5085,34 @@
             <w:r/>
             <w:r>
               <w:rPr>
+                <w:rFonts w:ascii="Arial" w:hAnsi="Arial" w:eastAsia="Arial" w:cs="Arial"/>
                 <w:sz w:val="19"/>
+                <w:szCs w:val="22"/>
               </w:rPr>
-              <w:t>PR-AUC 0.387 · F1 0.350 · recall 0.351</w:t>
+              <w:t>MAE 8.11 · WAPE 0.298 · R² 0.711</w:t>
             </w:r>
           </w:p>
         </w:tc>
       </w:tr>
       <w:tr>
         <w:trPr>
-          <w:cantSplit w:val="true"/>
+          <w:cantSplit/>
         </w:trPr>
         <w:tc>
           <w:tcPr>
-            <w:tcW w:type="dxa" w:w="3574"/>
+            <w:tcW w:w="3574" w:type="dxa"/>
+            <w:tcBorders>
+              <w:top w:val="single" w:sz="4" w:space="0" w:color="auto"/>
+              <w:left w:val="single" w:sz="4" w:space="0" w:color="auto"/>
+              <w:bottom w:val="single" w:sz="4" w:space="0" w:color="auto"/>
+              <w:right w:val="single" w:sz="4" w:space="0" w:color="auto"/>
+            </w:tcBorders>
+            <w:tcMar>
+              <w:top w:w="0" w:type="dxa"/>
+              <w:left w:w="108" w:type="dxa"/>
+              <w:bottom w:w="0" w:type="dxa"/>
+              <w:right w:w="108" w:type="dxa"/>
+            </w:tcMar>
           </w:tcPr>
           <w:p>
             <w:pPr>
@@ -3180,16 +5122,29 @@
             <w:r/>
             <w:r>
               <w:rPr>
-                <w:rFonts w:ascii="Consolas" w:hAnsi="Consolas" w:eastAsia="Consolas"/>
+                <w:rFonts w:ascii="Consolas" w:hAnsi="Consolas" w:eastAsia="Consolas" w:cs="Consolas"/>
                 <w:sz w:val="16"/>
+                <w:szCs w:val="22"/>
               </w:rPr>
-              <w:t>p2-hgb-classifier-flujos-lag</w:t>
+              <w:t>p1-poisson-lineal-lags-calendario</w:t>
             </w:r>
           </w:p>
         </w:tc>
         <w:tc>
           <w:tcPr>
-            <w:tcW w:type="dxa" w:w="2916"/>
+            <w:tcW w:w="2916" w:type="dxa"/>
+            <w:tcBorders>
+              <w:top w:val="single" w:sz="4" w:space="0" w:color="auto"/>
+              <w:left w:val="single" w:sz="4" w:space="0" w:color="auto"/>
+              <w:bottom w:val="single" w:sz="4" w:space="0" w:color="auto"/>
+              <w:right w:val="single" w:sz="4" w:space="0" w:color="auto"/>
+            </w:tcBorders>
+            <w:tcMar>
+              <w:top w:w="0" w:type="dxa"/>
+              <w:left w:w="108" w:type="dxa"/>
+              <w:bottom w:w="0" w:type="dxa"/>
+              <w:right w:w="108" w:type="dxa"/>
+            </w:tcMar>
           </w:tcPr>
           <w:p>
             <w:pPr>
@@ -3199,15 +5154,29 @@
             <w:r/>
             <w:r>
               <w:rPr>
+                <w:rFonts w:ascii="Arial" w:hAnsi="Arial" w:eastAsia="Arial" w:cs="Arial"/>
                 <w:sz w:val="19"/>
+                <w:szCs w:val="22"/>
               </w:rPr>
-              <w:t>PR-AUC 0.485 · F1 0.459</w:t>
+              <w:t>MAE 6.07 · WAPE 0.198</w:t>
             </w:r>
           </w:p>
         </w:tc>
         <w:tc>
           <w:tcPr>
-            <w:tcW w:type="dxa" w:w="2916"/>
+            <w:tcW w:w="2916" w:type="dxa"/>
+            <w:tcBorders>
+              <w:top w:val="single" w:sz="4" w:space="0" w:color="auto"/>
+              <w:left w:val="single" w:sz="4" w:space="0" w:color="auto"/>
+              <w:bottom w:val="single" w:sz="4" w:space="0" w:color="auto"/>
+              <w:right w:val="single" w:sz="4" w:space="0" w:color="auto"/>
+            </w:tcBorders>
+            <w:tcMar>
+              <w:top w:w="0" w:type="dxa"/>
+              <w:left w:w="108" w:type="dxa"/>
+              <w:bottom w:w="0" w:type="dxa"/>
+              <w:right w:w="108" w:type="dxa"/>
+            </w:tcMar>
           </w:tcPr>
           <w:p>
             <w:pPr>
@@ -3217,20 +5186,34 @@
             <w:r/>
             <w:r>
               <w:rPr>
+                <w:rFonts w:ascii="Arial" w:hAnsi="Arial" w:eastAsia="Arial" w:cs="Arial"/>
                 <w:sz w:val="19"/>
+                <w:szCs w:val="22"/>
               </w:rPr>
-              <w:t>PR-AUC 0.464 · F1 0.449 · recall 0.448</w:t>
+              <w:t>MAE 6.00 · WAPE 0.220 · R² 0.862</w:t>
             </w:r>
           </w:p>
         </w:tc>
       </w:tr>
       <w:tr>
         <w:trPr>
-          <w:cantSplit w:val="true"/>
+          <w:cantSplit/>
         </w:trPr>
         <w:tc>
           <w:tcPr>
-            <w:tcW w:type="dxa" w:w="3574"/>
+            <w:tcW w:w="3574" w:type="dxa"/>
+            <w:tcBorders>
+              <w:top w:val="single" w:sz="4" w:space="0" w:color="auto"/>
+              <w:left w:val="single" w:sz="4" w:space="0" w:color="auto"/>
+              <w:bottom w:val="single" w:sz="4" w:space="0" w:color="auto"/>
+              <w:right w:val="single" w:sz="4" w:space="0" w:color="auto"/>
+            </w:tcBorders>
+            <w:tcMar>
+              <w:top w:w="0" w:type="dxa"/>
+              <w:left w:w="108" w:type="dxa"/>
+              <w:bottom w:w="0" w:type="dxa"/>
+              <w:right w:w="108" w:type="dxa"/>
+            </w:tcMar>
           </w:tcPr>
           <w:p>
             <w:pPr>
@@ -3240,23 +5223,29 @@
             <w:r/>
             <w:r>
               <w:rPr>
-                <w:rFonts w:ascii="Consolas" w:hAnsi="Consolas" w:eastAsia="Consolas"/>
+                <w:rFonts w:ascii="Consolas" w:hAnsi="Consolas" w:eastAsia="Consolas" w:cs="Consolas"/>
                 <w:sz w:val="16"/>
+                <w:szCs w:val="22"/>
               </w:rPr>
-              <w:t>p3-baseline-kmeans-geografico</w:t>
-            </w:r>
-            <w:r>
-              <w:rPr>
-                <w:sz w:val="19"/>
-              </w:rPr>
-              <w:t xml:space="preserve"> (k = 6)</w:t>
+              <w:t>p1-hgb-regressor-lags-calendario</w:t>
             </w:r>
           </w:p>
         </w:tc>
         <w:tc>
           <w:tcPr>
-            <w:tcW w:type="dxa" w:w="2916"/>
-            <w:gridSpan w:val="2"/>
+            <w:tcW w:w="2916" w:type="dxa"/>
+            <w:tcBorders>
+              <w:top w:val="single" w:sz="4" w:space="0" w:color="auto"/>
+              <w:left w:val="single" w:sz="4" w:space="0" w:color="auto"/>
+              <w:bottom w:val="single" w:sz="4" w:space="0" w:color="auto"/>
+              <w:right w:val="single" w:sz="4" w:space="0" w:color="auto"/>
+            </w:tcBorders>
+            <w:tcMar>
+              <w:top w:w="0" w:type="dxa"/>
+              <w:left w:w="108" w:type="dxa"/>
+              <w:bottom w:w="0" w:type="dxa"/>
+              <w:right w:w="108" w:type="dxa"/>
+            </w:tcMar>
           </w:tcPr>
           <w:p>
             <w:pPr>
@@ -3266,7 +5255,523 @@
             <w:r/>
             <w:r>
               <w:rPr>
+                <w:rFonts w:ascii="Arial" w:hAnsi="Arial" w:eastAsia="Arial" w:cs="Arial"/>
                 <w:sz w:val="19"/>
+                <w:szCs w:val="22"/>
+              </w:rPr>
+              <w:t>MAE 5.42 · WAPE 0.177</w:t>
+            </w:r>
+          </w:p>
+        </w:tc>
+        <w:tc>
+          <w:tcPr>
+            <w:tcW w:w="2916" w:type="dxa"/>
+            <w:tcBorders>
+              <w:top w:val="single" w:sz="4" w:space="0" w:color="auto"/>
+              <w:left w:val="single" w:sz="4" w:space="0" w:color="auto"/>
+              <w:bottom w:val="single" w:sz="4" w:space="0" w:color="auto"/>
+              <w:right w:val="single" w:sz="4" w:space="0" w:color="auto"/>
+            </w:tcBorders>
+            <w:tcMar>
+              <w:top w:w="0" w:type="dxa"/>
+              <w:left w:w="108" w:type="dxa"/>
+              <w:bottom w:w="0" w:type="dxa"/>
+              <w:right w:w="108" w:type="dxa"/>
+            </w:tcMar>
+          </w:tcPr>
+          <w:p>
+            <w:pPr>
+              <w:keepNext/>
+              <w:spacing w:after="0" w:line="240" w:lineRule="auto"/>
+            </w:pPr>
+            <w:r/>
+            <w:r>
+              <w:rPr>
+                <w:rFonts w:ascii="Arial" w:hAnsi="Arial" w:eastAsia="Arial" w:cs="Arial"/>
+                <w:sz w:val="19"/>
+                <w:szCs w:val="22"/>
+              </w:rPr>
+              <w:t>MAE 5.30 · WAPE 0.194 · R² 0.893</w:t>
+            </w:r>
+          </w:p>
+        </w:tc>
+      </w:tr>
+      <w:tr>
+        <w:trPr>
+          <w:cantSplit/>
+        </w:trPr>
+        <w:tc>
+          <w:tcPr>
+            <w:tcW w:w="3574" w:type="dxa"/>
+            <w:tcBorders>
+              <w:top w:val="single" w:sz="4" w:space="0" w:color="auto"/>
+              <w:left w:val="single" w:sz="4" w:space="0" w:color="auto"/>
+              <w:bottom w:val="single" w:sz="4" w:space="0" w:color="auto"/>
+              <w:right w:val="single" w:sz="4" w:space="0" w:color="auto"/>
+            </w:tcBorders>
+            <w:tcMar>
+              <w:top w:w="0" w:type="dxa"/>
+              <w:left w:w="108" w:type="dxa"/>
+              <w:bottom w:w="0" w:type="dxa"/>
+              <w:right w:w="108" w:type="dxa"/>
+            </w:tcMar>
+          </w:tcPr>
+          <w:p>
+            <w:pPr>
+              <w:keepNext/>
+              <w:spacing w:after="0" w:line="240" w:lineRule="auto"/>
+            </w:pPr>
+            <w:r/>
+            <w:r>
+              <w:rPr>
+                <w:rFonts w:ascii="Consolas" w:hAnsi="Consolas" w:eastAsia="Consolas" w:cs="Consolas"/>
+                <w:sz w:val="16"/>
+                <w:szCs w:val="22"/>
+              </w:rPr>
+              <w:t>p2-baseline-persistencia-semanal</w:t>
+            </w:r>
+          </w:p>
+        </w:tc>
+        <w:tc>
+          <w:tcPr>
+            <w:tcW w:w="2916" w:type="dxa"/>
+            <w:tcBorders>
+              <w:top w:val="single" w:sz="4" w:space="0" w:color="auto"/>
+              <w:left w:val="single" w:sz="4" w:space="0" w:color="auto"/>
+              <w:bottom w:val="single" w:sz="4" w:space="0" w:color="auto"/>
+              <w:right w:val="single" w:sz="4" w:space="0" w:color="auto"/>
+            </w:tcBorders>
+            <w:tcMar>
+              <w:top w:w="0" w:type="dxa"/>
+              <w:left w:w="108" w:type="dxa"/>
+              <w:bottom w:w="0" w:type="dxa"/>
+              <w:right w:w="108" w:type="dxa"/>
+            </w:tcMar>
+          </w:tcPr>
+          <w:p>
+            <w:pPr>
+              <w:keepNext/>
+              <w:spacing w:after="0" w:line="240" w:lineRule="auto"/>
+            </w:pPr>
+            <w:r/>
+            <w:r>
+              <w:rPr>
+                <w:rFonts w:ascii="Arial" w:hAnsi="Arial" w:eastAsia="Arial" w:cs="Arial"/>
+                <w:sz w:val="19"/>
+                <w:szCs w:val="22"/>
+              </w:rPr>
+              <w:t>PR-AUC 0.401 · F1 0.342</w:t>
+            </w:r>
+          </w:p>
+        </w:tc>
+        <w:tc>
+          <w:tcPr>
+            <w:tcW w:w="2916" w:type="dxa"/>
+            <w:tcBorders>
+              <w:top w:val="single" w:sz="4" w:space="0" w:color="auto"/>
+              <w:left w:val="single" w:sz="4" w:space="0" w:color="auto"/>
+              <w:bottom w:val="single" w:sz="4" w:space="0" w:color="auto"/>
+              <w:right w:val="single" w:sz="4" w:space="0" w:color="auto"/>
+            </w:tcBorders>
+            <w:tcMar>
+              <w:top w:w="0" w:type="dxa"/>
+              <w:left w:w="108" w:type="dxa"/>
+              <w:bottom w:w="0" w:type="dxa"/>
+              <w:right w:w="108" w:type="dxa"/>
+            </w:tcMar>
+          </w:tcPr>
+          <w:p>
+            <w:pPr>
+              <w:keepNext/>
+              <w:spacing w:after="0" w:line="240" w:lineRule="auto"/>
+            </w:pPr>
+            <w:r/>
+            <w:r>
+              <w:rPr>
+                <w:rFonts w:ascii="Arial" w:hAnsi="Arial" w:eastAsia="Arial" w:cs="Arial"/>
+                <w:sz w:val="19"/>
+                <w:szCs w:val="22"/>
+              </w:rPr>
+              <w:t>PR-AUC 0.387 · F1 0.350 · recall 0.351</w:t>
+            </w:r>
+          </w:p>
+        </w:tc>
+      </w:tr>
+      <w:tr>
+        <w:trPr>
+          <w:cantSplit/>
+        </w:trPr>
+        <w:tc>
+          <w:tcPr>
+            <w:tcW w:w="3574" w:type="dxa"/>
+            <w:tcBorders>
+              <w:top w:val="single" w:sz="4" w:space="0" w:color="auto"/>
+              <w:left w:val="single" w:sz="4" w:space="0" w:color="auto"/>
+              <w:bottom w:val="single" w:sz="4" w:space="0" w:color="auto"/>
+              <w:right w:val="single" w:sz="4" w:space="0" w:color="auto"/>
+            </w:tcBorders>
+            <w:tcMar>
+              <w:top w:w="0" w:type="dxa"/>
+              <w:left w:w="108" w:type="dxa"/>
+              <w:bottom w:w="0" w:type="dxa"/>
+              <w:right w:w="108" w:type="dxa"/>
+            </w:tcMar>
+          </w:tcPr>
+          <w:p>
+            <w:pPr>
+              <w:keepNext/>
+              <w:spacing w:after="0" w:line="240" w:lineRule="auto"/>
+            </w:pPr>
+            <w:r/>
+            <w:r>
+              <w:rPr>
+                <w:rFonts w:ascii="Consolas" w:hAnsi="Consolas" w:eastAsia="Consolas" w:cs="Consolas"/>
+                <w:sz w:val="16"/>
+                <w:szCs w:val="22"/>
+              </w:rPr>
+              <w:t>p2-baseline-tasa-historica-estacion-bloque</w:t>
+            </w:r>
+          </w:p>
+        </w:tc>
+        <w:tc>
+          <w:tcPr>
+            <w:tcW w:w="2916" w:type="dxa"/>
+            <w:tcBorders>
+              <w:top w:val="single" w:sz="4" w:space="0" w:color="auto"/>
+              <w:left w:val="single" w:sz="4" w:space="0" w:color="auto"/>
+              <w:bottom w:val="single" w:sz="4" w:space="0" w:color="auto"/>
+              <w:right w:val="single" w:sz="4" w:space="0" w:color="auto"/>
+            </w:tcBorders>
+            <w:tcMar>
+              <w:top w:w="0" w:type="dxa"/>
+              <w:left w:w="108" w:type="dxa"/>
+              <w:bottom w:w="0" w:type="dxa"/>
+              <w:right w:w="108" w:type="dxa"/>
+            </w:tcMar>
+          </w:tcPr>
+          <w:p>
+            <w:pPr>
+              <w:keepNext/>
+              <w:spacing w:after="0" w:line="240" w:lineRule="auto"/>
+            </w:pPr>
+            <w:r/>
+            <w:r>
+              <w:rPr>
+                <w:rFonts w:ascii="Arial" w:hAnsi="Arial" w:eastAsia="Arial" w:cs="Arial"/>
+                <w:sz w:val="19"/>
+                <w:szCs w:val="22"/>
+              </w:rPr>
+              <w:t>PR-AUC 0.383 · F1 0.390</w:t>
+            </w:r>
+          </w:p>
+        </w:tc>
+        <w:tc>
+          <w:tcPr>
+            <w:tcW w:w="2916" w:type="dxa"/>
+            <w:tcBorders>
+              <w:top w:val="single" w:sz="4" w:space="0" w:color="auto"/>
+              <w:left w:val="single" w:sz="4" w:space="0" w:color="auto"/>
+              <w:bottom w:val="single" w:sz="4" w:space="0" w:color="auto"/>
+              <w:right w:val="single" w:sz="4" w:space="0" w:color="auto"/>
+            </w:tcBorders>
+            <w:tcMar>
+              <w:top w:w="0" w:type="dxa"/>
+              <w:left w:w="108" w:type="dxa"/>
+              <w:bottom w:w="0" w:type="dxa"/>
+              <w:right w:w="108" w:type="dxa"/>
+            </w:tcMar>
+          </w:tcPr>
+          <w:p>
+            <w:pPr>
+              <w:keepNext/>
+              <w:spacing w:after="0" w:line="240" w:lineRule="auto"/>
+            </w:pPr>
+            <w:r/>
+            <w:r>
+              <w:rPr>
+                <w:rFonts w:ascii="Arial" w:hAnsi="Arial" w:eastAsia="Arial" w:cs="Arial"/>
+                <w:sz w:val="19"/>
+                <w:szCs w:val="22"/>
+              </w:rPr>
+              <w:t>PR-AUC 0.320 · F1 0.346 · recall 0.400</w:t>
+            </w:r>
+          </w:p>
+        </w:tc>
+      </w:tr>
+      <w:tr>
+        <w:trPr>
+          <w:cantSplit/>
+        </w:trPr>
+        <w:tc>
+          <w:tcPr>
+            <w:tcW w:w="3574" w:type="dxa"/>
+            <w:tcBorders>
+              <w:top w:val="single" w:sz="4" w:space="0" w:color="auto"/>
+              <w:left w:val="single" w:sz="4" w:space="0" w:color="auto"/>
+              <w:bottom w:val="single" w:sz="4" w:space="0" w:color="auto"/>
+              <w:right w:val="single" w:sz="4" w:space="0" w:color="auto"/>
+            </w:tcBorders>
+            <w:tcMar>
+              <w:top w:w="0" w:type="dxa"/>
+              <w:left w:w="108" w:type="dxa"/>
+              <w:bottom w:w="0" w:type="dxa"/>
+              <w:right w:w="108" w:type="dxa"/>
+            </w:tcMar>
+          </w:tcPr>
+          <w:p>
+            <w:pPr>
+              <w:keepNext/>
+              <w:spacing w:after="0" w:line="240" w:lineRule="auto"/>
+            </w:pPr>
+            <w:r/>
+            <w:r>
+              <w:rPr>
+                <w:rFonts w:ascii="Consolas" w:hAnsi="Consolas" w:eastAsia="Consolas" w:cs="Consolas"/>
+                <w:sz w:val="16"/>
+                <w:szCs w:val="22"/>
+              </w:rPr>
+              <w:t>p2-logistica-flujos-lag</w:t>
+            </w:r>
+          </w:p>
+        </w:tc>
+        <w:tc>
+          <w:tcPr>
+            <w:tcW w:w="2916" w:type="dxa"/>
+            <w:tcBorders>
+              <w:top w:val="single" w:sz="4" w:space="0" w:color="auto"/>
+              <w:left w:val="single" w:sz="4" w:space="0" w:color="auto"/>
+              <w:bottom w:val="single" w:sz="4" w:space="0" w:color="auto"/>
+              <w:right w:val="single" w:sz="4" w:space="0" w:color="auto"/>
+            </w:tcBorders>
+            <w:tcMar>
+              <w:top w:w="0" w:type="dxa"/>
+              <w:left w:w="108" w:type="dxa"/>
+              <w:bottom w:w="0" w:type="dxa"/>
+              <w:right w:w="108" w:type="dxa"/>
+            </w:tcMar>
+          </w:tcPr>
+          <w:p>
+            <w:pPr>
+              <w:keepNext/>
+              <w:spacing w:after="0" w:line="240" w:lineRule="auto"/>
+            </w:pPr>
+            <w:r/>
+            <w:r>
+              <w:rPr>
+                <w:rFonts w:ascii="Arial" w:hAnsi="Arial" w:eastAsia="Arial" w:cs="Arial"/>
+                <w:sz w:val="19"/>
+                <w:szCs w:val="22"/>
+              </w:rPr>
+              <w:t>PR-AUC 0.409 · F1 0.413</w:t>
+            </w:r>
+          </w:p>
+        </w:tc>
+        <w:tc>
+          <w:tcPr>
+            <w:tcW w:w="2916" w:type="dxa"/>
+            <w:tcBorders>
+              <w:top w:val="single" w:sz="4" w:space="0" w:color="auto"/>
+              <w:left w:val="single" w:sz="4" w:space="0" w:color="auto"/>
+              <w:bottom w:val="single" w:sz="4" w:space="0" w:color="auto"/>
+              <w:right w:val="single" w:sz="4" w:space="0" w:color="auto"/>
+            </w:tcBorders>
+            <w:tcMar>
+              <w:top w:w="0" w:type="dxa"/>
+              <w:left w:w="108" w:type="dxa"/>
+              <w:bottom w:w="0" w:type="dxa"/>
+              <w:right w:w="108" w:type="dxa"/>
+            </w:tcMar>
+          </w:tcPr>
+          <w:p>
+            <w:pPr>
+              <w:keepNext/>
+              <w:spacing w:after="0" w:line="240" w:lineRule="auto"/>
+            </w:pPr>
+            <w:r/>
+            <w:r>
+              <w:rPr>
+                <w:rFonts w:ascii="Arial" w:hAnsi="Arial" w:eastAsia="Arial" w:cs="Arial"/>
+                <w:sz w:val="19"/>
+                <w:szCs w:val="22"/>
+              </w:rPr>
+              <w:t>PR-AUC 0.405 · F1 0.415 · recall 0.450</w:t>
+            </w:r>
+          </w:p>
+        </w:tc>
+      </w:tr>
+      <w:tr>
+        <w:trPr>
+          <w:cantSplit/>
+        </w:trPr>
+        <w:tc>
+          <w:tcPr>
+            <w:tcW w:w="3574" w:type="dxa"/>
+            <w:tcBorders>
+              <w:top w:val="single" w:sz="4" w:space="0" w:color="auto"/>
+              <w:left w:val="single" w:sz="4" w:space="0" w:color="auto"/>
+              <w:bottom w:val="single" w:sz="4" w:space="0" w:color="auto"/>
+              <w:right w:val="single" w:sz="4" w:space="0" w:color="auto"/>
+            </w:tcBorders>
+            <w:tcMar>
+              <w:top w:w="0" w:type="dxa"/>
+              <w:left w:w="108" w:type="dxa"/>
+              <w:bottom w:w="0" w:type="dxa"/>
+              <w:right w:w="108" w:type="dxa"/>
+            </w:tcMar>
+          </w:tcPr>
+          <w:p>
+            <w:pPr>
+              <w:keepNext/>
+              <w:spacing w:after="0" w:line="240" w:lineRule="auto"/>
+            </w:pPr>
+            <w:r/>
+            <w:r>
+              <w:rPr>
+                <w:rFonts w:ascii="Consolas" w:hAnsi="Consolas" w:eastAsia="Consolas" w:cs="Consolas"/>
+                <w:sz w:val="16"/>
+                <w:szCs w:val="22"/>
+              </w:rPr>
+              <w:t>p2-hgb-classifier-flujos-lag</w:t>
+            </w:r>
+          </w:p>
+        </w:tc>
+        <w:tc>
+          <w:tcPr>
+            <w:tcW w:w="2916" w:type="dxa"/>
+            <w:tcBorders>
+              <w:top w:val="single" w:sz="4" w:space="0" w:color="auto"/>
+              <w:left w:val="single" w:sz="4" w:space="0" w:color="auto"/>
+              <w:bottom w:val="single" w:sz="4" w:space="0" w:color="auto"/>
+              <w:right w:val="single" w:sz="4" w:space="0" w:color="auto"/>
+            </w:tcBorders>
+            <w:tcMar>
+              <w:top w:w="0" w:type="dxa"/>
+              <w:left w:w="108" w:type="dxa"/>
+              <w:bottom w:w="0" w:type="dxa"/>
+              <w:right w:w="108" w:type="dxa"/>
+            </w:tcMar>
+          </w:tcPr>
+          <w:p>
+            <w:pPr>
+              <w:keepNext/>
+              <w:spacing w:after="0" w:line="240" w:lineRule="auto"/>
+            </w:pPr>
+            <w:r/>
+            <w:r>
+              <w:rPr>
+                <w:rFonts w:ascii="Arial" w:hAnsi="Arial" w:eastAsia="Arial" w:cs="Arial"/>
+                <w:sz w:val="19"/>
+                <w:szCs w:val="22"/>
+              </w:rPr>
+              <w:t>PR-AUC 0.485 · F1 0.459</w:t>
+            </w:r>
+          </w:p>
+        </w:tc>
+        <w:tc>
+          <w:tcPr>
+            <w:tcW w:w="2916" w:type="dxa"/>
+            <w:tcBorders>
+              <w:top w:val="single" w:sz="4" w:space="0" w:color="auto"/>
+              <w:left w:val="single" w:sz="4" w:space="0" w:color="auto"/>
+              <w:bottom w:val="single" w:sz="4" w:space="0" w:color="auto"/>
+              <w:right w:val="single" w:sz="4" w:space="0" w:color="auto"/>
+            </w:tcBorders>
+            <w:tcMar>
+              <w:top w:w="0" w:type="dxa"/>
+              <w:left w:w="108" w:type="dxa"/>
+              <w:bottom w:w="0" w:type="dxa"/>
+              <w:right w:w="108" w:type="dxa"/>
+            </w:tcMar>
+          </w:tcPr>
+          <w:p>
+            <w:pPr>
+              <w:keepNext/>
+              <w:spacing w:after="0" w:line="240" w:lineRule="auto"/>
+            </w:pPr>
+            <w:r/>
+            <w:r>
+              <w:rPr>
+                <w:rFonts w:ascii="Arial" w:hAnsi="Arial" w:eastAsia="Arial" w:cs="Arial"/>
+                <w:sz w:val="19"/>
+                <w:szCs w:val="22"/>
+              </w:rPr>
+              <w:t>PR-AUC 0.464 · F1 0.449 · recall 0.448</w:t>
+            </w:r>
+          </w:p>
+        </w:tc>
+      </w:tr>
+      <w:tr>
+        <w:trPr>
+          <w:cantSplit/>
+        </w:trPr>
+        <w:tc>
+          <w:tcPr>
+            <w:tcW w:w="3574" w:type="dxa"/>
+            <w:tcBorders>
+              <w:top w:val="single" w:sz="4" w:space="0" w:color="auto"/>
+              <w:left w:val="single" w:sz="4" w:space="0" w:color="auto"/>
+              <w:bottom w:val="single" w:sz="4" w:space="0" w:color="auto"/>
+              <w:right w:val="single" w:sz="4" w:space="0" w:color="auto"/>
+            </w:tcBorders>
+            <w:tcMar>
+              <w:top w:w="0" w:type="dxa"/>
+              <w:left w:w="108" w:type="dxa"/>
+              <w:bottom w:w="0" w:type="dxa"/>
+              <w:right w:w="108" w:type="dxa"/>
+            </w:tcMar>
+          </w:tcPr>
+          <w:p>
+            <w:pPr>
+              <w:keepNext/>
+              <w:spacing w:after="0" w:line="240" w:lineRule="auto"/>
+            </w:pPr>
+            <w:r/>
+            <w:r>
+              <w:rPr>
+                <w:rFonts w:ascii="Consolas" w:hAnsi="Consolas" w:eastAsia="Consolas" w:cs="Consolas"/>
+                <w:sz w:val="16"/>
+                <w:szCs w:val="22"/>
+              </w:rPr>
+              <w:t>p3-baseline-kmeans-geografico</w:t>
+            </w:r>
+            <w:r>
+              <w:rPr>
+                <w:rFonts w:ascii="Arial" w:hAnsi="Arial" w:eastAsia="Arial" w:cs="Arial"/>
+                <w:sz w:val="19"/>
+                <w:szCs w:val="22"/>
+              </w:rPr>
+              <w:t xml:space="preserve"> (k = 6)</w:t>
+            </w:r>
+          </w:p>
+        </w:tc>
+        <w:tc>
+          <w:tcPr>
+            <w:tcW w:w="2916" w:type="dxa"/>
+            <w:gridSpan w:val="2"/>
+            <w:tcBorders>
+              <w:top w:val="single" w:sz="4" w:space="0" w:color="auto"/>
+              <w:left w:val="single" w:sz="4" w:space="0" w:color="auto"/>
+              <w:bottom w:val="single" w:sz="4" w:space="0" w:color="auto"/>
+              <w:right w:val="single" w:sz="4" w:space="0" w:color="auto"/>
+            </w:tcBorders>
+            <w:tcMar>
+              <w:top w:w="0" w:type="dxa"/>
+              <w:left w:w="108" w:type="dxa"/>
+              <w:bottom w:w="0" w:type="dxa"/>
+              <w:right w:w="108" w:type="dxa"/>
+            </w:tcMar>
+          </w:tcPr>
+          <w:p>
+            <w:pPr>
+              <w:keepNext/>
+              <w:spacing w:after="0" w:line="240" w:lineRule="auto"/>
+            </w:pPr>
+            <w:r/>
+            <w:r>
+              <w:rPr>
+                <w:rFonts w:ascii="Arial" w:hAnsi="Arial" w:eastAsia="Arial" w:cs="Arial"/>
+                <w:sz w:val="19"/>
+                <w:szCs w:val="22"/>
               </w:rPr>
               <w:t>silueta en perfiles -0.014 · Davies-Bouldin 4.48</w:t>
             </w:r>
@@ -3275,11 +5780,101 @@
       </w:tr>
       <w:tr>
         <w:trPr>
-          <w:cantSplit w:val="true"/>
+          <w:cantSplit/>
         </w:trPr>
         <w:tc>
           <w:tcPr>
-            <w:tcW w:type="dxa" w:w="3574"/>
+            <w:tcW w:w="3574" w:type="dxa"/>
+            <w:tcBorders>
+              <w:top w:val="single" w:sz="4" w:space="0" w:color="auto"/>
+              <w:left w:val="single" w:sz="4" w:space="0" w:color="auto"/>
+              <w:bottom w:val="single" w:sz="4" w:space="0" w:color="auto"/>
+              <w:right w:val="single" w:sz="4" w:space="0" w:color="auto"/>
+            </w:tcBorders>
+            <w:tcMar>
+              <w:top w:w="0" w:type="dxa"/>
+              <w:left w:w="108" w:type="dxa"/>
+              <w:bottom w:w="0" w:type="dxa"/>
+              <w:right w:w="108" w:type="dxa"/>
+            </w:tcMar>
+          </w:tcPr>
+          <w:p>
+            <w:pPr>
+              <w:keepNext/>
+              <w:spacing w:after="0" w:line="240" w:lineRule="auto"/>
+            </w:pPr>
+            <w:r/>
+            <w:r>
+              <w:rPr>
+                <w:rFonts w:ascii="Consolas" w:hAnsi="Consolas" w:eastAsia="Consolas" w:cs="Consolas"/>
+                <w:sz w:val="16"/>
+                <w:szCs w:val="22"/>
+              </w:rPr>
+              <w:t>p3-baseline-regla-manana-tarde</w:t>
+            </w:r>
+            <w:r>
+              <w:rPr>
+                <w:rFonts w:ascii="Arial" w:hAnsi="Arial" w:eastAsia="Arial" w:cs="Arial"/>
+                <w:sz w:val="19"/>
+                <w:szCs w:val="22"/>
+              </w:rPr>
+              <w:t xml:space="preserve"> (3 grupos)</w:t>
+            </w:r>
+          </w:p>
+        </w:tc>
+        <w:tc>
+          <w:tcPr>
+            <w:tcW w:w="2916" w:type="dxa"/>
+            <w:gridSpan w:val="2"/>
+            <w:tcBorders>
+              <w:top w:val="single" w:sz="4" w:space="0" w:color="auto"/>
+              <w:left w:val="single" w:sz="4" w:space="0" w:color="auto"/>
+              <w:bottom w:val="single" w:sz="4" w:space="0" w:color="auto"/>
+              <w:right w:val="single" w:sz="4" w:space="0" w:color="auto"/>
+            </w:tcBorders>
+            <w:tcMar>
+              <w:top w:w="0" w:type="dxa"/>
+              <w:left w:w="108" w:type="dxa"/>
+              <w:bottom w:w="0" w:type="dxa"/>
+              <w:right w:w="108" w:type="dxa"/>
+            </w:tcMar>
+          </w:tcPr>
+          <w:p>
+            <w:pPr>
+              <w:keepNext/>
+              <w:spacing w:after="0" w:line="240" w:lineRule="auto"/>
+            </w:pPr>
+            <w:r/>
+            <w:r>
+              <w:rPr>
+                <w:rFonts w:ascii="Arial" w:hAnsi="Arial" w:eastAsia="Arial" w:cs="Arial"/>
+                <w:sz w:val="19"/>
+                <w:szCs w:val="22"/>
+              </w:rPr>
+              <w:t>silueta en perfiles 0.051 · Davies-Bouldin 3.17 · ARI de estabilidad 0.271</w:t>
+            </w:r>
+          </w:p>
+        </w:tc>
+      </w:tr>
+      <w:tr>
+        <w:trPr>
+          <w:cantSplit/>
+        </w:trPr>
+        <w:tc>
+          <w:tcPr>
+            <w:tcW w:w="3574" w:type="dxa"/>
+            <w:tcBorders>
+              <w:top w:val="single" w:sz="4" w:space="0" w:color="auto"/>
+              <w:left w:val="single" w:sz="4" w:space="0" w:color="auto"/>
+              <w:bottom w:val="single" w:sz="4" w:space="0" w:color="auto"/>
+              <w:right w:val="single" w:sz="4" w:space="0" w:color="auto"/>
+            </w:tcBorders>
+            <w:tcMar>
+              <w:top w:w="0" w:type="dxa"/>
+              <w:left w:w="108" w:type="dxa"/>
+              <w:bottom w:w="0" w:type="dxa"/>
+              <w:right w:w="108" w:type="dxa"/>
+            </w:tcMar>
           </w:tcPr>
           <w:p>
             <w:pPr>
@@ -3288,14 +5883,17 @@
             <w:r/>
             <w:r>
               <w:rPr>
-                <w:rFonts w:ascii="Consolas" w:hAnsi="Consolas" w:eastAsia="Consolas"/>
+                <w:rFonts w:ascii="Consolas" w:hAnsi="Consolas" w:eastAsia="Consolas" w:cs="Consolas"/>
                 <w:sz w:val="16"/>
+                <w:szCs w:val="22"/>
               </w:rPr>
               <w:t>p3-kmeans-perfiles-uso</w:t>
             </w:r>
             <w:r>
               <w:rPr>
+                <w:rFonts w:ascii="Arial" w:hAnsi="Arial" w:eastAsia="Arial" w:cs="Arial"/>
                 <w:sz w:val="19"/>
+                <w:szCs w:val="22"/>
               </w:rPr>
               <w:t xml:space="preserve"> (k = 3)</w:t>
             </w:r>
@@ -3303,8 +5901,20 @@
         </w:tc>
         <w:tc>
           <w:tcPr>
-            <w:tcW w:type="dxa" w:w="2916"/>
+            <w:tcW w:w="2916" w:type="dxa"/>
             <w:gridSpan w:val="2"/>
+            <w:tcBorders>
+              <w:top w:val="single" w:sz="4" w:space="0" w:color="auto"/>
+              <w:left w:val="single" w:sz="4" w:space="0" w:color="auto"/>
+              <w:bottom w:val="single" w:sz="4" w:space="0" w:color="auto"/>
+              <w:right w:val="single" w:sz="4" w:space="0" w:color="auto"/>
+            </w:tcBorders>
+            <w:tcMar>
+              <w:top w:w="0" w:type="dxa"/>
+              <w:left w:w="108" w:type="dxa"/>
+              <w:bottom w:w="0" w:type="dxa"/>
+              <w:right w:w="108" w:type="dxa"/>
+            </w:tcMar>
           </w:tcPr>
           <w:p>
             <w:pPr>
@@ -3313,7 +5923,9 @@
             <w:r/>
             <w:r>
               <w:rPr>
+                <w:rFonts w:ascii="Arial" w:hAnsi="Arial" w:eastAsia="Arial" w:cs="Arial"/>
                 <w:sz w:val="19"/>
+                <w:szCs w:val="22"/>
               </w:rPr>
               <w:t>silueta en perfiles 0.142 · Davies-Bouldin 2.03 · ARI de estabilidad 0.446</w:t>
             </w:r>
@@ -3332,13 +5944,29 @@
       </w:pPr>
       <w:r>
         <w:rPr>
+          <w:rFonts w:ascii="Arial" w:hAnsi="Arial" w:eastAsia="Arial" w:cs="Arial"/>
           <w:b/>
+          <w:bCs/>
+          <w:sz w:val="22"/>
+          <w:szCs w:val="22"/>
         </w:rPr>
         <w:t>P1.</w:t>
       </w:r>
       <w:r>
-        <w:rPr/>
+        <w:rPr>
+          <w:rFonts w:ascii="Arial" w:hAnsi="Arial" w:eastAsia="Arial" w:cs="Arial"/>
+          <w:sz w:val="22"/>
+          <w:szCs w:val="22"/>
+        </w:rPr>
         <w:t xml:space="preserve"> El candidato reduce el MAE en prueba de 7.12 a 5.30 viajes por estación-día (25.6 %) y el WAPE de 26.1 % a 19.4 %. La Figura 3 muestra que sigue el nivel y la estacionalidad semanal del sistema. Los días atípicos (lluvias, eventos) todavía no tienen una variable que los explique, por lo que los datos de clima son la siguiente mejora natural.</w:t>
+      </w:r>
+      <w:r>
+        <w:rPr>
+          <w:rFonts w:ascii="Arial" w:hAnsi="Arial" w:eastAsia="Arial" w:cs="Arial"/>
+          <w:sz w:val="22"/>
+          <w:szCs w:val="22"/>
+        </w:rPr>
+        <w:t xml:space="preserve"> La regresión de Poisson lineal, con las mismas variables, ya baja el MAE a 6.00: buena parte de la mejora viene de las variables y el gradient boosting agrega el resto. El promedio histórico por estación y día de la semana es el mejor baseline en validación (MAE 7.42) y el peor en prueba (8.11); es consistente con un cambio en la demanda de 2026, aunque también pueden influir las estaciones nuevas, que no tienen historia, y que la prueba abarca el verano.</w:t>
       </w:r>
     </w:p>
     <w:p>
@@ -3349,21 +5977,22 @@
       </w:pPr>
       <w:r>
         <w:drawing>
-          <wp:inline xmlns:a="http://schemas.openxmlformats.org/drawingml/2006/main" xmlns:pic="http://schemas.openxmlformats.org/drawingml/2006/picture">
-            <wp:extent cx="5972400" cy="2388960"/>
-            <wp:docPr id="4" name="Picture 4"/>
+          <wp:inline distT="0" distB="0" distL="0" distR="0">
+            <wp:extent cx="5972175" cy="2390775"/>
+            <wp:effectExtent l="0" t="0" r="0" b="0"/>
+            <wp:docPr id="100003" name="Picture 100003"/>
             <wp:cNvGraphicFramePr>
-              <a:graphicFrameLocks noChangeAspect="1"/>
+              <a:graphicFrameLocks xmlns:a="http://schemas.openxmlformats.org/drawingml/2006/main" noChangeAspect="1"/>
             </wp:cNvGraphicFramePr>
-            <a:graphic>
+            <a:graphic xmlns:a="http://schemas.openxmlformats.org/drawingml/2006/main">
               <a:graphicData uri="http://schemas.openxmlformats.org/drawingml/2006/picture">
-                <pic:pic>
+                <pic:pic xmlns:pic="http://schemas.openxmlformats.org/drawingml/2006/picture">
                   <pic:nvPicPr>
-                    <pic:cNvPr id="0" name="p1_candidato.png"/>
+                    <pic:cNvPr id="100003" name="image100003"/>
                     <pic:cNvPicPr/>
                   </pic:nvPicPr>
                   <pic:blipFill>
-                    <a:blip r:embed="rId14"/>
+                    <a:blip r:embed="rId36"/>
                     <a:stretch>
                       <a:fillRect/>
                     </a:stretch>
@@ -3371,9 +6000,11 @@
                   <pic:spPr>
                     <a:xfrm>
                       <a:off x="0" y="0"/>
-                      <a:ext cx="5972400" cy="2388960"/>
+                      <a:ext cx="5972175" cy="2390775"/>
                     </a:xfrm>
-                    <a:prstGeom prst="rect"/>
+                    <a:prstGeom prst="rect">
+                      <a:avLst/>
+                    </a:prstGeom>
                   </pic:spPr>
                 </pic:pic>
               </a:graphicData>
@@ -3388,7 +6019,11 @@
         <w:jc w:val="left"/>
       </w:pPr>
       <w:r>
-        <w:rPr/>
+        <w:rPr>
+          <w:rFonts w:ascii="Arial" w:hAnsi="Arial" w:eastAsia="Arial" w:cs="Arial"/>
+          <w:sz w:val="22"/>
+          <w:szCs w:val="22"/>
+        </w:rPr>
         <w:t>Figura 3. P1: viajes diarios del sistema en prueba, reales contra predichos por el candidato.</w:t>
       </w:r>
     </w:p>
@@ -3398,13 +6033,45 @@
       </w:pPr>
       <w:r>
         <w:rPr>
+          <w:rFonts w:ascii="Arial" w:hAnsi="Arial" w:eastAsia="Arial" w:cs="Arial"/>
           <w:b/>
+          <w:bCs/>
+          <w:sz w:val="22"/>
+          <w:szCs w:val="22"/>
         </w:rPr>
         <w:t>P2.</w:t>
       </w:r>
       <w:r>
-        <w:rPr/>
-        <w:t xml:space="preserve"> El candidato sube el PR-AUC de 0.387 a 0.464 con una prevalencia de 2.5 % en prueba (un clasificador aleatorio tendría 0.025) y detecta 44.8 % de los bloques en riesgo con una precisión de 45 %: de cada dos estaciones que señala, casi una está realmente en riesgo. El umbral se fijó en validación (0.868) y se aplicó sin cambios en prueba, donde precisión y recall quedan muy cerca de los de validación. La prevalencia baja de 5.0 % en entrenamiento a 2.5 % en prueba, posiblemente por la llegada de estaciones nuevas, y es una deriva que se vigilará.</w:t>
+        <w:rPr>
+          <w:rFonts w:ascii="Arial" w:hAnsi="Arial" w:eastAsia="Arial" w:cs="Arial"/>
+          <w:sz w:val="22"/>
+          <w:szCs w:val="22"/>
+        </w:rPr>
+        <w:t xml:space="preserve"> El candidato sube el PR-AUC de 0.387 a 0.464 con una prevalencia de 2.5 % en prueba (un clasificador aleatorio tendría 0.025) y detecta 44.8 % de los bloques en riesgo con una precisión de 45 %: de cada dos estaciones que señala, casi una está realmente en riesgo. El umbral se fijó en validación (0.868) y se aplicó sin cambios en prueba, donde precisión y recall quedan muy cerca de los de validación.</w:t>
+      </w:r>
+      <w:r>
+        <w:rPr>
+          <w:rFonts w:ascii="Arial" w:hAnsi="Arial" w:eastAsia="Arial" w:cs="Arial"/>
+          <w:sz w:val="22"/>
+          <w:szCs w:val="22"/>
+        </w:rPr>
+        <w:t xml:space="preserve"> Un umbral tan alto, frente a esa prevalencia, refleja que con </w:t>
+      </w:r>
+      <w:r>
+        <w:rPr>
+          <w:rFonts w:ascii="Consolas" w:hAnsi="Consolas" w:eastAsia="Consolas" w:cs="Consolas"/>
+          <w:sz w:val="19"/>
+          <w:szCs w:val="22"/>
+        </w:rPr>
+        <w:t>class_weight="balanced"</w:t>
+      </w:r>
+      <w:r>
+        <w:rPr>
+          <w:rFonts w:ascii="Arial" w:hAnsi="Arial" w:eastAsia="Arial" w:cs="Arial"/>
+          <w:sz w:val="22"/>
+          <w:szCs w:val="22"/>
+        </w:rPr>
+        <w:t xml:space="preserve"> los puntajes no son probabilidades calibradas: en prueba la probabilidad media predicha es 0.17. Sirven para priorizar estaciones, no para comunicar un porcentaje de riesgo (van den Goorbergh et al., 2022). La prevalencia baja de 5.0 % en entrenamiento a 2.5 % en prueba, posiblemente por la llegada de estaciones nuevas, y es una deriva que se vigilará. La regresión logística queda entre ambos modelos (PR-AUC de 0.405) y la tasa histórica de riesgo, por debajo del baseline (0.320).</w:t>
       </w:r>
     </w:p>
     <w:p>
@@ -3415,21 +6082,22 @@
       </w:pPr>
       <w:r>
         <w:drawing>
-          <wp:inline xmlns:a="http://schemas.openxmlformats.org/drawingml/2006/main" xmlns:pic="http://schemas.openxmlformats.org/drawingml/2006/picture">
-            <wp:extent cx="5972400" cy="2508408"/>
-            <wp:docPr id="5" name="Picture 5"/>
+          <wp:inline distT="0" distB="0" distL="0" distR="0">
+            <wp:extent cx="5972175" cy="2505075"/>
+            <wp:effectExtent l="0" t="0" r="0" b="0"/>
+            <wp:docPr id="100004" name="Picture 100004"/>
             <wp:cNvGraphicFramePr>
-              <a:graphicFrameLocks noChangeAspect="1"/>
+              <a:graphicFrameLocks xmlns:a="http://schemas.openxmlformats.org/drawingml/2006/main" noChangeAspect="1"/>
             </wp:cNvGraphicFramePr>
-            <a:graphic>
+            <a:graphic xmlns:a="http://schemas.openxmlformats.org/drawingml/2006/main">
               <a:graphicData uri="http://schemas.openxmlformats.org/drawingml/2006/picture">
-                <pic:pic>
+                <pic:pic xmlns:pic="http://schemas.openxmlformats.org/drawingml/2006/picture">
                   <pic:nvPicPr>
-                    <pic:cNvPr id="0" name="p2_candidato.png"/>
+                    <pic:cNvPr id="100004" name="image100004"/>
                     <pic:cNvPicPr/>
                   </pic:nvPicPr>
                   <pic:blipFill>
-                    <a:blip r:embed="rId15"/>
+                    <a:blip r:embed="rId37"/>
                     <a:stretch>
                       <a:fillRect/>
                     </a:stretch>
@@ -3437,9 +6105,11 @@
                   <pic:spPr>
                     <a:xfrm>
                       <a:off x="0" y="0"/>
-                      <a:ext cx="5972400" cy="2508408"/>
+                      <a:ext cx="5972175" cy="2505075"/>
                     </a:xfrm>
-                    <a:prstGeom prst="rect"/>
+                    <a:prstGeom prst="rect">
+                      <a:avLst/>
+                    </a:prstGeom>
                   </pic:spPr>
                 </pic:pic>
               </a:graphicData>
@@ -3454,7 +6124,11 @@
         <w:jc w:val="left"/>
       </w:pPr>
       <w:r>
-        <w:rPr/>
+        <w:rPr>
+          <w:rFonts w:ascii="Arial" w:hAnsi="Arial" w:eastAsia="Arial" w:cs="Arial"/>
+          <w:sz w:val="22"/>
+          <w:szCs w:val="22"/>
+        </w:rPr>
         <w:t>Figura 4. P2: curva precisión-exhaustividad y matriz de confusión del candidato en prueba.</w:t>
       </w:r>
     </w:p>
@@ -3464,13 +6138,21 @@
       </w:pPr>
       <w:r>
         <w:rPr>
+          <w:rFonts w:ascii="Arial" w:hAnsi="Arial" w:eastAsia="Arial" w:cs="Arial"/>
           <w:b/>
+          <w:bCs/>
+          <w:sz w:val="22"/>
+          <w:szCs w:val="22"/>
         </w:rPr>
         <w:t>P3.</w:t>
       </w:r>
       <w:r>
-        <w:rPr/>
-        <w:t xml:space="preserve"> Agrupar solo por geografía produce zonas compactas (silueta de 0.47 en su propio espacio), pero en el espacio de patrones de uso su silueta es negativa: estaciones vecinas no necesariamente se usan igual. El candidato encuentra tres grupos (Figura 5): un grupo de 172 estaciones con pico matutino de salidas, típico de zonas residenciales de origen; otro de 173 con pico vespertino, típico de destinos laborales y comerciales; y un grupo de 28 estaciones con uso concentrado en la media mañana del fin de semana, un patrón que sugiere uso recreativo. La silueta de 0.14 indica grupos con traslape, y un ARI de 0.45 indica que la asignación es moderadamente estable al recalcular los perfiles con los meses de prueba. Afinar k y las variables es trabajo de la siguiente entrega.</w:t>
+        <w:rPr>
+          <w:rFonts w:ascii="Arial" w:hAnsi="Arial" w:eastAsia="Arial" w:cs="Arial"/>
+          <w:sz w:val="22"/>
+          <w:szCs w:val="22"/>
+        </w:rPr>
+        <w:t xml:space="preserve"> Agrupar solo por geografía produce zonas compactas (silueta de 0.47 en su propio espacio), pero en el espacio de patrones de uso su silueta es negativa: estaciones vecinas no necesariamente se usan igual. El candidato encuentra tres grupos (Figura 5): un grupo de 172 estaciones con pico matutino de salidas, típico de zonas residenciales de origen; otro de 173 con pico vespertino, típico de destinos laborales y comerciales; y un grupo de 28 estaciones con uso concentrado en la media mañana del fin de semana, un patrón que sugiere uso recreativo. La silueta de 0.14 indica grupos con traslape, y un ARI de 0.45 indica que la asignación es moderadamente estable al recalcular los perfiles con los meses de prueba. La regla fija de mañana y tarde obtiene una silueta de 0.051 y un ARI de 0.271, así que KMeans sí captura estructura más allá de esa división obvia. Afinar k y las variables es trabajo de la siguiente entrega.</w:t>
       </w:r>
     </w:p>
     <w:p>
@@ -3481,21 +6163,22 @@
       </w:pPr>
       <w:r>
         <w:drawing>
-          <wp:inline xmlns:a="http://schemas.openxmlformats.org/drawingml/2006/main" xmlns:pic="http://schemas.openxmlformats.org/drawingml/2006/picture">
-            <wp:extent cx="5972400" cy="2171782"/>
-            <wp:docPr id="6" name="Picture 6"/>
+          <wp:inline distT="0" distB="0" distL="0" distR="0">
+            <wp:extent cx="5972175" cy="2171700"/>
+            <wp:effectExtent l="0" t="0" r="0" b="0"/>
+            <wp:docPr id="100005" name="Picture 100005"/>
             <wp:cNvGraphicFramePr>
-              <a:graphicFrameLocks noChangeAspect="1"/>
+              <a:graphicFrameLocks xmlns:a="http://schemas.openxmlformats.org/drawingml/2006/main" noChangeAspect="1"/>
             </wp:cNvGraphicFramePr>
-            <a:graphic>
+            <a:graphic xmlns:a="http://schemas.openxmlformats.org/drawingml/2006/main">
               <a:graphicData uri="http://schemas.openxmlformats.org/drawingml/2006/picture">
-                <pic:pic>
+                <pic:pic xmlns:pic="http://schemas.openxmlformats.org/drawingml/2006/picture">
                   <pic:nvPicPr>
-                    <pic:cNvPr id="0" name="p3_perfiles.png"/>
+                    <pic:cNvPr id="100005" name="image100005"/>
                     <pic:cNvPicPr/>
                   </pic:nvPicPr>
                   <pic:blipFill>
-                    <a:blip r:embed="rId16"/>
+                    <a:blip r:embed="rId38"/>
                     <a:stretch>
                       <a:fillRect/>
                     </a:stretch>
@@ -3503,9 +6186,11 @@
                   <pic:spPr>
                     <a:xfrm>
                       <a:off x="0" y="0"/>
-                      <a:ext cx="5972400" cy="2171782"/>
+                      <a:ext cx="5972175" cy="2171700"/>
                     </a:xfrm>
-                    <a:prstGeom prst="rect"/>
+                    <a:prstGeom prst="rect">
+                      <a:avLst/>
+                    </a:prstGeom>
                   </pic:spPr>
                 </pic:pic>
               </a:graphicData>
@@ -3520,7 +6205,11 @@
         <w:jc w:val="left"/>
       </w:pPr>
       <w:r>
-        <w:rPr/>
+        <w:rPr>
+          <w:rFonts w:ascii="Arial" w:hAnsi="Arial" w:eastAsia="Arial" w:cs="Arial"/>
+          <w:sz w:val="22"/>
+          <w:szCs w:val="22"/>
+        </w:rPr>
         <w:t>Figura 5. P3: perfil horario medio de salidas de cada grupo del candidato.</w:t>
       </w:r>
     </w:p>
@@ -3529,7 +6218,14 @@
         <w:pStyle w:val="Heading1"/>
       </w:pPr>
       <w:r>
-        <w:rPr/>
+        <w:rPr>
+          <w:rFonts w:ascii="Arial" w:hAnsi="Arial" w:eastAsia="Arial" w:cs="Arial"/>
+          <w:b/>
+          <w:bCs/>
+          <w:color w:val="000000"/>
+          <w:sz w:val="24"/>
+          <w:szCs w:val="28"/>
+        </w:rPr>
         <w:t>8. Estructura del repositorio y flujo de trabajo</w:t>
       </w:r>
     </w:p>
@@ -3538,128 +6234,187 @@
         <w:jc w:val="both"/>
       </w:pPr>
       <w:r>
-        <w:rPr/>
+        <w:rPr>
+          <w:rFonts w:ascii="Arial" w:hAnsi="Arial" w:eastAsia="Arial" w:cs="Arial"/>
+          <w:sz w:val="22"/>
+          <w:szCs w:val="22"/>
+        </w:rPr>
         <w:t xml:space="preserve">La estructura se generó con </w:t>
       </w:r>
       <w:r>
         <w:rPr>
-          <w:rFonts w:ascii="Consolas" w:hAnsi="Consolas" w:eastAsia="Consolas"/>
+          <w:rFonts w:ascii="Consolas" w:hAnsi="Consolas" w:eastAsia="Consolas" w:cs="Consolas"/>
           <w:sz w:val="19"/>
+          <w:szCs w:val="22"/>
         </w:rPr>
         <w:t>pipx install cookiecutter-data-science</w:t>
       </w:r>
       <w:r>
-        <w:rPr/>
+        <w:rPr>
+          <w:rFonts w:ascii="Arial" w:hAnsi="Arial" w:eastAsia="Arial" w:cs="Arial"/>
+          <w:sz w:val="22"/>
+          <w:szCs w:val="22"/>
+        </w:rPr>
         <w:t xml:space="preserve"> y </w:t>
       </w:r>
       <w:r>
         <w:rPr>
-          <w:rFonts w:ascii="Consolas" w:hAnsi="Consolas" w:eastAsia="Consolas"/>
+          <w:rFonts w:ascii="Consolas" w:hAnsi="Consolas" w:eastAsia="Consolas" w:cs="Consolas"/>
           <w:sz w:val="19"/>
+          <w:szCs w:val="22"/>
         </w:rPr>
         <w:t>ccds</w:t>
       </w:r>
       <w:r>
-        <w:rPr/>
+        <w:rPr>
+          <w:rFonts w:ascii="Arial" w:hAnsi="Arial" w:eastAsia="Arial" w:cs="Arial"/>
+          <w:sz w:val="22"/>
+          <w:szCs w:val="22"/>
+        </w:rPr>
         <w:t xml:space="preserve"> con </w:t>
       </w:r>
       <w:r>
         <w:rPr>
-          <w:rFonts w:ascii="Consolas" w:hAnsi="Consolas" w:eastAsia="Consolas"/>
+          <w:rFonts w:ascii="Consolas" w:hAnsi="Consolas" w:eastAsia="Consolas" w:cs="Consolas"/>
           <w:sz w:val="19"/>
+          <w:szCs w:val="22"/>
         </w:rPr>
         <w:t>include_code_scaffold = Yes</w:t>
       </w:r>
       <w:r>
-        <w:rPr/>
+        <w:rPr>
+          <w:rFonts w:ascii="Arial" w:hAnsi="Arial" w:eastAsia="Arial" w:cs="Arial"/>
+          <w:sz w:val="22"/>
+          <w:szCs w:val="22"/>
+        </w:rPr>
         <w:t xml:space="preserve">, entorno virtualenv, </w:t>
       </w:r>
       <w:r>
         <w:rPr>
-          <w:rFonts w:ascii="Consolas" w:hAnsi="Consolas" w:eastAsia="Consolas"/>
+          <w:rFonts w:ascii="Consolas" w:hAnsi="Consolas" w:eastAsia="Consolas" w:cs="Consolas"/>
           <w:sz w:val="19"/>
+          <w:szCs w:val="22"/>
         </w:rPr>
         <w:t>requirements.txt</w:t>
       </w:r>
       <w:r>
-        <w:rPr/>
+        <w:rPr>
+          <w:rFonts w:ascii="Arial" w:hAnsi="Arial" w:eastAsia="Arial" w:cs="Arial"/>
+          <w:sz w:val="22"/>
+          <w:szCs w:val="22"/>
+        </w:rPr>
         <w:t xml:space="preserve">, pytest y ruff, y se subió como primer commit. Sobre ella, rutas, fechas, semilla y umbrales viven solo en </w:t>
       </w:r>
       <w:r>
         <w:rPr>
-          <w:rFonts w:ascii="Consolas" w:hAnsi="Consolas" w:eastAsia="Consolas"/>
+          <w:rFonts w:ascii="Consolas" w:hAnsi="Consolas" w:eastAsia="Consolas" w:cs="Consolas"/>
           <w:sz w:val="19"/>
+          <w:szCs w:val="22"/>
         </w:rPr>
         <w:t>mibici/config.py</w:t>
       </w:r>
       <w:r>
-        <w:rPr/>
+        <w:rPr>
+          <w:rFonts w:ascii="Arial" w:hAnsi="Arial" w:eastAsia="Arial" w:cs="Arial"/>
+          <w:sz w:val="22"/>
+          <w:szCs w:val="22"/>
+        </w:rPr>
         <w:t xml:space="preserve">; las dependencias tienen versión fija; el </w:t>
       </w:r>
       <w:r>
         <w:rPr>
-          <w:rFonts w:ascii="Consolas" w:hAnsi="Consolas" w:eastAsia="Consolas"/>
+          <w:rFonts w:ascii="Consolas" w:hAnsi="Consolas" w:eastAsia="Consolas" w:cs="Consolas"/>
           <w:sz w:val="19"/>
+          <w:szCs w:val="22"/>
         </w:rPr>
         <w:t>.gitignore</w:t>
       </w:r>
       <w:r>
-        <w:rPr/>
+        <w:rPr>
+          <w:rFonts w:ascii="Arial" w:hAnsi="Arial" w:eastAsia="Arial" w:cs="Arial"/>
+          <w:sz w:val="22"/>
+          <w:szCs w:val="22"/>
+        </w:rPr>
         <w:t xml:space="preserve"> excluye los datos de MiBici (salvo </w:t>
       </w:r>
       <w:r>
         <w:rPr>
-          <w:rFonts w:ascii="Consolas" w:hAnsi="Consolas" w:eastAsia="Consolas"/>
+          <w:rFonts w:ascii="Consolas" w:hAnsi="Consolas" w:eastAsia="Consolas" w:cs="Consolas"/>
           <w:sz w:val="19"/>
+          <w:szCs w:val="22"/>
         </w:rPr>
         <w:t>data/manifest.json</w:t>
       </w:r>
       <w:r>
-        <w:rPr/>
+        <w:rPr>
+          <w:rFonts w:ascii="Arial" w:hAnsi="Arial" w:eastAsia="Arial" w:cs="Arial"/>
+          <w:sz w:val="22"/>
+          <w:szCs w:val="22"/>
+        </w:rPr>
         <w:t xml:space="preserve">), </w:t>
       </w:r>
       <w:r>
         <w:rPr>
-          <w:rFonts w:ascii="Consolas" w:hAnsi="Consolas" w:eastAsia="Consolas"/>
+          <w:rFonts w:ascii="Consolas" w:hAnsi="Consolas" w:eastAsia="Consolas" w:cs="Consolas"/>
           <w:sz w:val="19"/>
+          <w:szCs w:val="22"/>
         </w:rPr>
         <w:t>mlruns/</w:t>
       </w:r>
       <w:r>
-        <w:rPr/>
+        <w:rPr>
+          <w:rFonts w:ascii="Arial" w:hAnsi="Arial" w:eastAsia="Arial" w:cs="Arial"/>
+          <w:sz w:val="22"/>
+          <w:szCs w:val="22"/>
+        </w:rPr>
         <w:t xml:space="preserve">, </w:t>
       </w:r>
       <w:r>
         <w:rPr>
-          <w:rFonts w:ascii="Consolas" w:hAnsi="Consolas" w:eastAsia="Consolas"/>
+          <w:rFonts w:ascii="Consolas" w:hAnsi="Consolas" w:eastAsia="Consolas" w:cs="Consolas"/>
           <w:sz w:val="19"/>
+          <w:szCs w:val="22"/>
         </w:rPr>
         <w:t>mlartifacts/</w:t>
       </w:r>
       <w:r>
-        <w:rPr/>
+        <w:rPr>
+          <w:rFonts w:ascii="Arial" w:hAnsi="Arial" w:eastAsia="Arial" w:cs="Arial"/>
+          <w:sz w:val="22"/>
+          <w:szCs w:val="22"/>
+        </w:rPr>
         <w:t xml:space="preserve">, </w:t>
       </w:r>
       <w:r>
         <w:rPr>
-          <w:rFonts w:ascii="Consolas" w:hAnsi="Consolas" w:eastAsia="Consolas"/>
+          <w:rFonts w:ascii="Consolas" w:hAnsi="Consolas" w:eastAsia="Consolas" w:cs="Consolas"/>
           <w:sz w:val="19"/>
+          <w:szCs w:val="22"/>
         </w:rPr>
         <w:t>mlflow.db</w:t>
       </w:r>
       <w:r>
-        <w:rPr/>
+        <w:rPr>
+          <w:rFonts w:ascii="Arial" w:hAnsi="Arial" w:eastAsia="Arial" w:cs="Arial"/>
+          <w:sz w:val="22"/>
+          <w:szCs w:val="22"/>
+        </w:rPr>
         <w:t xml:space="preserve">, modelos serializados y archivos </w:t>
       </w:r>
       <w:r>
         <w:rPr>
-          <w:rFonts w:ascii="Consolas" w:hAnsi="Consolas" w:eastAsia="Consolas"/>
+          <w:rFonts w:ascii="Consolas" w:hAnsi="Consolas" w:eastAsia="Consolas" w:cs="Consolas"/>
           <w:sz w:val="19"/>
+          <w:szCs w:val="22"/>
         </w:rPr>
         <w:t>.env</w:t>
       </w:r>
       <w:r>
-        <w:rPr/>
+        <w:rPr>
+          <w:rFonts w:ascii="Arial" w:hAnsi="Arial" w:eastAsia="Arial" w:cs="Arial"/>
+          <w:sz w:val="22"/>
+          <w:szCs w:val="22"/>
+        </w:rPr>
         <w:t>. El historial no contiene datos, modelos, carpetas de MLflow ni credenciales.</w:t>
       </w:r>
     </w:p>
@@ -3671,21 +6426,22 @@
       </w:pPr>
       <w:r>
         <w:drawing>
-          <wp:inline xmlns:a="http://schemas.openxmlformats.org/drawingml/2006/main" xmlns:pic="http://schemas.openxmlformats.org/drawingml/2006/picture">
-            <wp:extent cx="5794382" cy="5400000"/>
-            <wp:docPr id="7" name="Picture 7"/>
+          <wp:inline distT="0" distB="0" distL="0" distR="0">
+            <wp:extent cx="5791200" cy="5400675"/>
+            <wp:effectExtent l="0" t="0" r="0" b="0"/>
+            <wp:docPr id="100006" name="Picture 100006"/>
             <wp:cNvGraphicFramePr>
-              <a:graphicFrameLocks noChangeAspect="1"/>
+              <a:graphicFrameLocks xmlns:a="http://schemas.openxmlformats.org/drawingml/2006/main" noChangeAspect="1"/>
             </wp:cNvGraphicFramePr>
-            <a:graphic>
+            <a:graphic xmlns:a="http://schemas.openxmlformats.org/drawingml/2006/main">
               <a:graphicData uri="http://schemas.openxmlformats.org/drawingml/2006/picture">
-                <pic:pic>
+                <pic:pic xmlns:pic="http://schemas.openxmlformats.org/drawingml/2006/picture">
                   <pic:nvPicPr>
-                    <pic:cNvPr id="0" name="repo_estructura.png"/>
+                    <pic:cNvPr id="100006" name="image100006"/>
                     <pic:cNvPicPr/>
                   </pic:nvPicPr>
                   <pic:blipFill>
-                    <a:blip r:embed="rId17"/>
+                    <a:blip r:embed="rId39"/>
                     <a:stretch>
                       <a:fillRect/>
                     </a:stretch>
@@ -3693,9 +6449,11 @@
                   <pic:spPr>
                     <a:xfrm>
                       <a:off x="0" y="0"/>
-                      <a:ext cx="5794382" cy="5400000"/>
+                      <a:ext cx="5791200" cy="5400675"/>
                     </a:xfrm>
-                    <a:prstGeom prst="rect"/>
+                    <a:prstGeom prst="rect">
+                      <a:avLst/>
+                    </a:prstGeom>
                   </pic:spPr>
                 </pic:pic>
               </a:graphicData>
@@ -3710,7 +6468,11 @@
         <w:jc w:val="left"/>
       </w:pPr>
       <w:r>
-        <w:rPr/>
+        <w:rPr>
+          <w:rFonts w:ascii="Arial" w:hAnsi="Arial" w:eastAsia="Arial" w:cs="Arial"/>
+          <w:sz w:val="22"/>
+          <w:szCs w:val="22"/>
+        </w:rPr>
         <w:t>Figura 6. Archivos versionados en el repositorio.</w:t>
       </w:r>
     </w:p>
@@ -3719,51 +6481,75 @@
         <w:jc w:val="both"/>
       </w:pPr>
       <w:r>
-        <w:rPr/>
+        <w:rPr>
+          <w:rFonts w:ascii="Arial" w:hAnsi="Arial" w:eastAsia="Arial" w:cs="Arial"/>
+          <w:sz w:val="22"/>
+          <w:szCs w:val="22"/>
+        </w:rPr>
         <w:t xml:space="preserve">El equipo sigue GitHub Flow: </w:t>
       </w:r>
       <w:r>
         <w:rPr>
-          <w:rFonts w:ascii="Consolas" w:hAnsi="Consolas" w:eastAsia="Consolas"/>
+          <w:rFonts w:ascii="Consolas" w:hAnsi="Consolas" w:eastAsia="Consolas" w:cs="Consolas"/>
           <w:sz w:val="19"/>
+          <w:szCs w:val="22"/>
         </w:rPr>
         <w:t>main</w:t>
       </w:r>
       <w:r>
-        <w:rPr/>
+        <w:rPr>
+          <w:rFonts w:ascii="Arial" w:hAnsi="Arial" w:eastAsia="Arial" w:cs="Arial"/>
+          <w:sz w:val="22"/>
+          <w:szCs w:val="22"/>
+        </w:rPr>
         <w:t xml:space="preserve"> está protegida (requiere Pull Request, no admite push directo ni force push, también para administradores) y cada cambio se desarrolla en una rama </w:t>
       </w:r>
       <w:r>
         <w:rPr>
-          <w:rFonts w:ascii="Consolas" w:hAnsi="Consolas" w:eastAsia="Consolas"/>
+          <w:rFonts w:ascii="Consolas" w:hAnsi="Consolas" w:eastAsia="Consolas" w:cs="Consolas"/>
           <w:sz w:val="19"/>
+          <w:szCs w:val="22"/>
         </w:rPr>
         <w:t>&lt;tipo&gt;/&lt;descripcion&gt;</w:t>
       </w:r>
       <w:r>
-        <w:rPr/>
+        <w:rPr>
+          <w:rFonts w:ascii="Arial" w:hAnsi="Arial" w:eastAsia="Arial" w:cs="Arial"/>
+          <w:sz w:val="22"/>
+          <w:szCs w:val="22"/>
+        </w:rPr>
         <w:t xml:space="preserve"> con commits en formato Conventional Commits (</w:t>
       </w:r>
       <w:r>
         <w:rPr>
-          <w:rFonts w:ascii="Consolas" w:hAnsi="Consolas" w:eastAsia="Consolas"/>
+          <w:rFonts w:ascii="Consolas" w:hAnsi="Consolas" w:eastAsia="Consolas" w:cs="Consolas"/>
           <w:sz w:val="19"/>
+          <w:szCs w:val="22"/>
         </w:rPr>
         <w:t>feat(dataset): ...</w:t>
       </w:r>
       <w:r>
-        <w:rPr/>
+        <w:rPr>
+          <w:rFonts w:ascii="Arial" w:hAnsi="Arial" w:eastAsia="Arial" w:cs="Arial"/>
+          <w:sz w:val="22"/>
+          <w:szCs w:val="22"/>
+        </w:rPr>
         <w:t xml:space="preserve">, </w:t>
       </w:r>
       <w:r>
         <w:rPr>
-          <w:rFonts w:ascii="Consolas" w:hAnsi="Consolas" w:eastAsia="Consolas"/>
+          <w:rFonts w:ascii="Consolas" w:hAnsi="Consolas" w:eastAsia="Consolas" w:cs="Consolas"/>
           <w:sz w:val="19"/>
+          <w:szCs w:val="22"/>
         </w:rPr>
         <w:t>docs: ...</w:t>
       </w:r>
       <w:r>
-        <w:rPr/>
+        <w:rPr>
+          <w:rFonts w:ascii="Arial" w:hAnsi="Arial" w:eastAsia="Arial" w:cs="Arial"/>
+          <w:sz w:val="22"/>
+          <w:szCs w:val="22"/>
+        </w:rPr>
         <w:t>). La base del proyecto entró en cinco Pull Requests encadenados: configuración, ingesta, features, experimento y documentación. Cada integrante abre al menos un Pull Request y revisa al menos uno de otro integrante.</w:t>
       </w:r>
     </w:p>
@@ -3772,7 +6558,14 @@
         <w:pStyle w:val="Heading1"/>
       </w:pPr>
       <w:r>
-        <w:rPr/>
+        <w:rPr>
+          <w:rFonts w:ascii="Arial" w:hAnsi="Arial" w:eastAsia="Arial" w:cs="Arial"/>
+          <w:b/>
+          <w:bCs/>
+          <w:color w:val="000000"/>
+          <w:sz w:val="24"/>
+          <w:szCs w:val="28"/>
+        </w:rPr>
         <w:t>9. Siguientes pasos</w:t>
       </w:r>
     </w:p>
@@ -3780,10 +6573,15 @@
       <w:pPr>
         <w:pStyle w:val="ListBullet"/>
         <w:spacing w:after="60"/>
+        <w:ind w:left="360" w:hanging="360"/>
         <w:jc w:val="both"/>
       </w:pPr>
       <w:r>
-        <w:rPr/>
+        <w:rPr>
+          <w:rFonts w:ascii="Arial" w:hAnsi="Arial" w:eastAsia="Arial" w:cs="Arial"/>
+          <w:sz w:val="22"/>
+          <w:szCs w:val="22"/>
+        </w:rPr>
         <w:t>Agregar variables de clima y eventos para P1 y P2, y probar horizontes de varios días.</w:t>
       </w:r>
     </w:p>
@@ -3791,10 +6589,15 @@
       <w:pPr>
         <w:pStyle w:val="ListBullet"/>
         <w:spacing w:after="60"/>
+        <w:ind w:left="360" w:hanging="360"/>
         <w:jc w:val="both"/>
       </w:pPr>
       <w:r>
-        <w:rPr/>
+        <w:rPr>
+          <w:rFonts w:ascii="Arial" w:hAnsi="Arial" w:eastAsia="Arial" w:cs="Arial"/>
+          <w:sz w:val="22"/>
+          <w:szCs w:val="22"/>
+        </w:rPr>
         <w:t>Calibrar la aproximación de riesgo de P2 con distintos umbrales y con una estimación de ocupación acumulada.</w:t>
       </w:r>
     </w:p>
@@ -3802,10 +6605,15 @@
       <w:pPr>
         <w:pStyle w:val="ListBullet"/>
         <w:spacing w:after="60"/>
+        <w:ind w:left="360" w:hanging="360"/>
         <w:jc w:val="both"/>
       </w:pPr>
       <w:r>
-        <w:rPr/>
+        <w:rPr>
+          <w:rFonts w:ascii="Arial" w:hAnsi="Arial" w:eastAsia="Arial" w:cs="Arial"/>
+          <w:sz w:val="22"/>
+          <w:szCs w:val="22"/>
+        </w:rPr>
         <w:t>Explorar k y otros algoritmos de clustering (jerárquico, DBSCAN) para P3.</w:t>
       </w:r>
     </w:p>
@@ -3813,11 +6621,48 @@
       <w:pPr>
         <w:pStyle w:val="ListBullet"/>
         <w:spacing w:after="60"/>
+        <w:ind w:left="360" w:hanging="360"/>
         <w:jc w:val="both"/>
       </w:pPr>
       <w:r>
-        <w:rPr/>
+        <w:rPr>
+          <w:rFonts w:ascii="Arial" w:hAnsi="Arial" w:eastAsia="Arial" w:cs="Arial"/>
+          <w:sz w:val="22"/>
+          <w:szCs w:val="22"/>
+        </w:rPr>
         <w:t>Registrar los modelos en el MLflow Model Registry y empaquetar el entrenamiento como MLflow Project.</w:t>
+      </w:r>
+    </w:p>
+    <w:p>
+      <w:pPr>
+        <w:pStyle w:val="ListBullet"/>
+        <w:spacing w:after="60"/>
+        <w:ind w:left="360" w:hanging="360"/>
+        <w:jc w:val="both"/>
+      </w:pPr>
+      <w:r>
+        <w:rPr>
+          <w:rFonts w:ascii="Arial" w:hAnsi="Arial" w:eastAsia="Arial" w:cs="Arial"/>
+          <w:sz w:val="22"/>
+          <w:szCs w:val="22"/>
+        </w:rPr>
+        <w:t>Calibrar las probabilidades de P2 con el periodo de validación si se usarán para decisiones basadas en costos.</w:t>
+      </w:r>
+    </w:p>
+    <w:p>
+      <w:pPr>
+        <w:pStyle w:val="ListBullet"/>
+        <w:spacing w:after="60"/>
+        <w:ind w:left="360" w:hanging="360"/>
+        <w:jc w:val="both"/>
+      </w:pPr>
+      <w:r>
+        <w:rPr>
+          <w:rFonts w:ascii="Arial" w:hAnsi="Arial" w:eastAsia="Arial" w:cs="Arial"/>
+          <w:sz w:val="22"/>
+          <w:szCs w:val="22"/>
+        </w:rPr>
+        <w:t>Tratar explícitamente las estaciones nuevas, que solo aparecen en validación y prueba, y vigilar el cambio en la prevalencia del riesgo.</w:t>
       </w:r>
     </w:p>
     <w:p>
@@ -3825,7 +6670,14 @@
         <w:pStyle w:val="Heading1"/>
       </w:pPr>
       <w:r>
-        <w:rPr/>
+        <w:rPr>
+          <w:rFonts w:ascii="Arial" w:hAnsi="Arial" w:eastAsia="Arial" w:cs="Arial"/>
+          <w:b/>
+          <w:bCs/>
+          <w:color w:val="000000"/>
+          <w:sz w:val="24"/>
+          <w:szCs w:val="28"/>
+        </w:rPr>
         <w:t>Referencias</w:t>
       </w:r>
     </w:p>
@@ -3835,17 +6687,29 @@
         <w:jc w:val="left"/>
       </w:pPr>
       <w:r>
-        <w:rPr/>
+        <w:rPr>
+          <w:rFonts w:ascii="Arial" w:hAnsi="Arial" w:eastAsia="Arial" w:cs="Arial"/>
+          <w:sz w:val="22"/>
+          <w:szCs w:val="22"/>
+        </w:rPr>
         <w:t xml:space="preserve">Cookiecutter Data Science. (s.f.). </w:t>
       </w:r>
       <w:r>
         <w:rPr>
+          <w:rFonts w:ascii="Arial" w:hAnsi="Arial" w:eastAsia="Arial" w:cs="Arial"/>
           <w:i/>
+          <w:iCs/>
+          <w:sz w:val="22"/>
+          <w:szCs w:val="22"/>
         </w:rPr>
         <w:t>Cookiecutter Data Science</w:t>
       </w:r>
       <w:r>
-        <w:rPr/>
+        <w:rPr>
+          <w:rFonts w:ascii="Arial" w:hAnsi="Arial" w:eastAsia="Arial" w:cs="Arial"/>
+          <w:sz w:val="22"/>
+          <w:szCs w:val="22"/>
+        </w:rPr>
         <w:t xml:space="preserve"> [Documentación]. DrivenData. https://cookiecutter-data-science.drivendata.org/</w:t>
       </w:r>
     </w:p>
@@ -3855,17 +6719,29 @@
         <w:jc w:val="left"/>
       </w:pPr>
       <w:r>
-        <w:rPr/>
+        <w:rPr>
+          <w:rFonts w:ascii="Arial" w:hAnsi="Arial" w:eastAsia="Arial" w:cs="Arial"/>
+          <w:sz w:val="22"/>
+          <w:szCs w:val="22"/>
+        </w:rPr>
         <w:t xml:space="preserve">Conventional Commits. (s.f.). </w:t>
       </w:r>
       <w:r>
         <w:rPr>
+          <w:rFonts w:ascii="Arial" w:hAnsi="Arial" w:eastAsia="Arial" w:cs="Arial"/>
           <w:i/>
+          <w:iCs/>
+          <w:sz w:val="22"/>
+          <w:szCs w:val="22"/>
         </w:rPr>
         <w:t>Conventional Commits 1.0.0</w:t>
       </w:r>
       <w:r>
-        <w:rPr/>
+        <w:rPr>
+          <w:rFonts w:ascii="Arial" w:hAnsi="Arial" w:eastAsia="Arial" w:cs="Arial"/>
+          <w:sz w:val="22"/>
+          <w:szCs w:val="22"/>
+        </w:rPr>
         <w:t>. https://www.conventionalcommits.org/es/v1.0.0/</w:t>
       </w:r>
     </w:p>
@@ -3875,17 +6751,29 @@
         <w:jc w:val="left"/>
       </w:pPr>
       <w:r>
-        <w:rPr/>
+        <w:rPr>
+          <w:rFonts w:ascii="Arial" w:hAnsi="Arial" w:eastAsia="Arial" w:cs="Arial"/>
+          <w:sz w:val="22"/>
+          <w:szCs w:val="22"/>
+        </w:rPr>
         <w:t xml:space="preserve">Dorard, L. (2018, 9 de marzo). </w:t>
       </w:r>
       <w:r>
         <w:rPr>
+          <w:rFonts w:ascii="Arial" w:hAnsi="Arial" w:eastAsia="Arial" w:cs="Arial"/>
           <w:i/>
+          <w:iCs/>
+          <w:sz w:val="22"/>
+          <w:szCs w:val="22"/>
         </w:rPr>
         <w:t>From data to AI with the Machine Learning Canvas (Part I)</w:t>
       </w:r>
       <w:r>
-        <w:rPr/>
+        <w:rPr>
+          <w:rFonts w:ascii="Arial" w:hAnsi="Arial" w:eastAsia="Arial" w:cs="Arial"/>
+          <w:sz w:val="22"/>
+          <w:szCs w:val="22"/>
+        </w:rPr>
         <w:t>. Own Machine Learning. Medium.</w:t>
       </w:r>
     </w:p>
@@ -3895,17 +6783,29 @@
         <w:jc w:val="left"/>
       </w:pPr>
       <w:r>
-        <w:rPr/>
+        <w:rPr>
+          <w:rFonts w:ascii="Arial" w:hAnsi="Arial" w:eastAsia="Arial" w:cs="Arial"/>
+          <w:sz w:val="22"/>
+          <w:szCs w:val="22"/>
+        </w:rPr>
         <w:t xml:space="preserve">GitHub. (s.f.). </w:t>
       </w:r>
       <w:r>
         <w:rPr>
+          <w:rFonts w:ascii="Arial" w:hAnsi="Arial" w:eastAsia="Arial" w:cs="Arial"/>
           <w:i/>
+          <w:iCs/>
+          <w:sz w:val="22"/>
+          <w:szCs w:val="22"/>
         </w:rPr>
         <w:t>GitHub flow</w:t>
       </w:r>
       <w:r>
-        <w:rPr/>
+        <w:rPr>
+          <w:rFonts w:ascii="Arial" w:hAnsi="Arial" w:eastAsia="Arial" w:cs="Arial"/>
+          <w:sz w:val="22"/>
+          <w:szCs w:val="22"/>
+        </w:rPr>
         <w:t xml:space="preserve"> [Documentación]. https://docs.github.com/en/get-started/using-github/github-flow</w:t>
       </w:r>
     </w:p>
@@ -3915,17 +6815,29 @@
         <w:jc w:val="left"/>
       </w:pPr>
       <w:r>
-        <w:rPr/>
+        <w:rPr>
+          <w:rFonts w:ascii="Arial" w:hAnsi="Arial" w:eastAsia="Arial" w:cs="Arial"/>
+          <w:sz w:val="22"/>
+          <w:szCs w:val="22"/>
+        </w:rPr>
         <w:t xml:space="preserve">Huyen, C. (2022). </w:t>
       </w:r>
       <w:r>
         <w:rPr>
+          <w:rFonts w:ascii="Arial" w:hAnsi="Arial" w:eastAsia="Arial" w:cs="Arial"/>
           <w:i/>
+          <w:iCs/>
+          <w:sz w:val="22"/>
+          <w:szCs w:val="22"/>
         </w:rPr>
         <w:t>Designing machine learning systems: An iterative process for production-ready applications</w:t>
       </w:r>
       <w:r>
-        <w:rPr/>
+        <w:rPr>
+          <w:rFonts w:ascii="Arial" w:hAnsi="Arial" w:eastAsia="Arial" w:cs="Arial"/>
+          <w:sz w:val="22"/>
+          <w:szCs w:val="22"/>
+        </w:rPr>
         <w:t>. O'Reilly Media.</w:t>
       </w:r>
     </w:p>
@@ -3935,17 +6847,29 @@
         <w:jc w:val="left"/>
       </w:pPr>
       <w:r>
-        <w:rPr/>
+        <w:rPr>
+          <w:rFonts w:ascii="Arial" w:hAnsi="Arial" w:eastAsia="Arial" w:cs="Arial"/>
+          <w:sz w:val="22"/>
+          <w:szCs w:val="22"/>
+        </w:rPr>
         <w:t xml:space="preserve">MiBici. (s.f.-a). </w:t>
       </w:r>
       <w:r>
         <w:rPr>
+          <w:rFonts w:ascii="Arial" w:hAnsi="Arial" w:eastAsia="Arial" w:cs="Arial"/>
           <w:i/>
+          <w:iCs/>
+          <w:sz w:val="22"/>
+          <w:szCs w:val="22"/>
         </w:rPr>
         <w:t>Aviso de privacidad</w:t>
       </w:r>
       <w:r>
-        <w:rPr/>
+        <w:rPr>
+          <w:rFonts w:ascii="Arial" w:hAnsi="Arial" w:eastAsia="Arial" w:cs="Arial"/>
+          <w:sz w:val="22"/>
+          <w:szCs w:val="22"/>
+        </w:rPr>
         <w:t>. Sistema de Bicicleta Pública del Área Metropolitana de Guadalajara. https://www.mibici.net/es/aviso-de-privacidad/</w:t>
       </w:r>
     </w:p>
@@ -3955,17 +6879,29 @@
         <w:jc w:val="left"/>
       </w:pPr>
       <w:r>
-        <w:rPr/>
+        <w:rPr>
+          <w:rFonts w:ascii="Arial" w:hAnsi="Arial" w:eastAsia="Arial" w:cs="Arial"/>
+          <w:sz w:val="22"/>
+          <w:szCs w:val="22"/>
+        </w:rPr>
         <w:t xml:space="preserve">MiBici. (s.f.-b). </w:t>
       </w:r>
       <w:r>
         <w:rPr>
+          <w:rFonts w:ascii="Arial" w:hAnsi="Arial" w:eastAsia="Arial" w:cs="Arial"/>
           <w:i/>
+          <w:iCs/>
+          <w:sz w:val="22"/>
+          <w:szCs w:val="22"/>
         </w:rPr>
         <w:t>Datos abiertos</w:t>
       </w:r>
       <w:r>
-        <w:rPr/>
+        <w:rPr>
+          <w:rFonts w:ascii="Arial" w:hAnsi="Arial" w:eastAsia="Arial" w:cs="Arial"/>
+          <w:sz w:val="22"/>
+          <w:szCs w:val="22"/>
+        </w:rPr>
         <w:t xml:space="preserve"> [Conjunto de datos]. Sistema de Bicicleta Pública del Área Metropolitana de Guadalajara. https://www.mibici.net/es/datos-abiertos/</w:t>
       </w:r>
     </w:p>
@@ -3975,17 +6911,29 @@
         <w:jc w:val="left"/>
       </w:pPr>
       <w:r>
-        <w:rPr/>
+        <w:rPr>
+          <w:rFonts w:ascii="Arial" w:hAnsi="Arial" w:eastAsia="Arial" w:cs="Arial"/>
+          <w:sz w:val="22"/>
+          <w:szCs w:val="22"/>
+        </w:rPr>
         <w:t xml:space="preserve">MLflow. (s.f.). </w:t>
       </w:r>
       <w:r>
         <w:rPr>
+          <w:rFonts w:ascii="Arial" w:hAnsi="Arial" w:eastAsia="Arial" w:cs="Arial"/>
           <w:i/>
+          <w:iCs/>
+          <w:sz w:val="22"/>
+          <w:szCs w:val="22"/>
         </w:rPr>
         <w:t>MLflow Tracking</w:t>
       </w:r>
       <w:r>
-        <w:rPr/>
+        <w:rPr>
+          <w:rFonts w:ascii="Arial" w:hAnsi="Arial" w:eastAsia="Arial" w:cs="Arial"/>
+          <w:sz w:val="22"/>
+          <w:szCs w:val="22"/>
+        </w:rPr>
         <w:t xml:space="preserve"> [Documentación]. https://mlflow.org/docs/latest/ml/tracking/</w:t>
       </w:r>
     </w:p>
@@ -3995,17 +6943,29 @@
         <w:jc w:val="left"/>
       </w:pPr>
       <w:r>
-        <w:rPr/>
+        <w:rPr>
+          <w:rFonts w:ascii="Arial" w:hAnsi="Arial" w:eastAsia="Arial" w:cs="Arial"/>
+          <w:sz w:val="22"/>
+          <w:szCs w:val="22"/>
+        </w:rPr>
         <w:t xml:space="preserve">pandas development team. (s.f.). </w:t>
       </w:r>
       <w:r>
         <w:rPr>
+          <w:rFonts w:ascii="Arial" w:hAnsi="Arial" w:eastAsia="Arial" w:cs="Arial"/>
           <w:i/>
+          <w:iCs/>
+          <w:sz w:val="22"/>
+          <w:szCs w:val="22"/>
         </w:rPr>
         <w:t>pandas.DataFrame.to_parquet</w:t>
       </w:r>
       <w:r>
-        <w:rPr/>
+        <w:rPr>
+          <w:rFonts w:ascii="Arial" w:hAnsi="Arial" w:eastAsia="Arial" w:cs="Arial"/>
+          <w:sz w:val="22"/>
+          <w:szCs w:val="22"/>
+        </w:rPr>
         <w:t xml:space="preserve"> [Documentación]. https://pandas.pydata.org/docs/reference/api/pandas.DataFrame.to_parquet.html</w:t>
       </w:r>
     </w:p>
@@ -4015,17 +6975,29 @@
         <w:jc w:val="left"/>
       </w:pPr>
       <w:r>
-        <w:rPr/>
+        <w:rPr>
+          <w:rFonts w:ascii="Arial" w:hAnsi="Arial" w:eastAsia="Arial" w:cs="Arial"/>
+          <w:sz w:val="22"/>
+          <w:szCs w:val="22"/>
+        </w:rPr>
         <w:t xml:space="preserve">scikit-learn developers. (s.f.). </w:t>
       </w:r>
       <w:r>
         <w:rPr>
+          <w:rFonts w:ascii="Arial" w:hAnsi="Arial" w:eastAsia="Arial" w:cs="Arial"/>
           <w:i/>
+          <w:iCs/>
+          <w:sz w:val="22"/>
+          <w:szCs w:val="22"/>
         </w:rPr>
         <w:t>Metrics and scoring: Quantifying the quality of predictions</w:t>
       </w:r>
       <w:r>
-        <w:rPr/>
+        <w:rPr>
+          <w:rFonts w:ascii="Arial" w:hAnsi="Arial" w:eastAsia="Arial" w:cs="Arial"/>
+          <w:sz w:val="22"/>
+          <w:szCs w:val="22"/>
+        </w:rPr>
         <w:t xml:space="preserve"> [Documentación]. https://scikit-learn.org/stable/modules/model_evaluation.html</w:t>
       </w:r>
     </w:p>
@@ -4035,17 +7007,29 @@
         <w:jc w:val="left"/>
       </w:pPr>
       <w:r>
-        <w:rPr/>
+        <w:rPr>
+          <w:rFonts w:ascii="Arial" w:hAnsi="Arial" w:eastAsia="Arial" w:cs="Arial"/>
+          <w:sz w:val="22"/>
+          <w:szCs w:val="22"/>
+        </w:rPr>
         <w:t xml:space="preserve">Treveil, M., Omont, N., Stenac, C., Lefevre, K., Phan, D., Zentici, J., Lavoillotte, A., Miyazaki, M., &amp; Heidmann, L. (2020). </w:t>
       </w:r>
       <w:r>
         <w:rPr>
+          <w:rFonts w:ascii="Arial" w:hAnsi="Arial" w:eastAsia="Arial" w:cs="Arial"/>
           <w:i/>
+          <w:iCs/>
+          <w:sz w:val="22"/>
+          <w:szCs w:val="22"/>
         </w:rPr>
         <w:t>Introducing MLOps: How to scale machine learning in the enterprise</w:t>
       </w:r>
       <w:r>
-        <w:rPr/>
+        <w:rPr>
+          <w:rFonts w:ascii="Arial" w:hAnsi="Arial" w:eastAsia="Arial" w:cs="Arial"/>
+          <w:sz w:val="22"/>
+          <w:szCs w:val="22"/>
+        </w:rPr>
         <w:t>. O'Reilly Media.</w:t>
       </w:r>
     </w:p>
@@ -4055,31 +7039,84 @@
         <w:jc w:val="left"/>
       </w:pPr>
       <w:r>
-        <w:rPr/>
+        <w:rPr>
+          <w:rFonts w:ascii="Arial" w:hAnsi="Arial" w:eastAsia="Arial" w:cs="Arial"/>
+          <w:sz w:val="22"/>
+          <w:szCs w:val="22"/>
+        </w:rPr>
+        <w:t xml:space="preserve">van den Goorbergh, R., van Smeden, M., Timmerman, D., &amp; Van Calster, B. (2022). The harm of class imbalance corrections for risk prediction models: Illustration and simulation using logistic regression. </w:t>
+      </w:r>
+      <w:r>
+        <w:rPr>
+          <w:rFonts w:ascii="Arial" w:hAnsi="Arial" w:eastAsia="Arial" w:cs="Arial"/>
+          <w:i/>
+          <w:iCs/>
+          <w:sz w:val="22"/>
+          <w:szCs w:val="22"/>
+        </w:rPr>
+        <w:t>Journal of the American Medical Informatics Association, 29</w:t>
+      </w:r>
+      <w:r>
+        <w:rPr>
+          <w:rFonts w:ascii="Arial" w:hAnsi="Arial" w:eastAsia="Arial" w:cs="Arial"/>
+          <w:sz w:val="22"/>
+          <w:szCs w:val="22"/>
+        </w:rPr>
+        <w:t>(9), 1525–1534. https://doi.org/10.1093/jamia/ocac093</w:t>
+      </w:r>
+    </w:p>
+    <w:p>
+      <w:pPr>
+        <w:ind w:left="720" w:hanging="720"/>
+        <w:jc w:val="left"/>
+      </w:pPr>
+      <w:r>
+        <w:rPr>
+          <w:rFonts w:ascii="Arial" w:hAnsi="Arial" w:eastAsia="Arial" w:cs="Arial"/>
+          <w:sz w:val="22"/>
+          <w:szCs w:val="22"/>
+        </w:rPr>
         <w:t xml:space="preserve">Wilson, B. (2022). </w:t>
       </w:r>
       <w:r>
         <w:rPr>
+          <w:rFonts w:ascii="Arial" w:hAnsi="Arial" w:eastAsia="Arial" w:cs="Arial"/>
           <w:i/>
+          <w:iCs/>
+          <w:sz w:val="22"/>
+          <w:szCs w:val="22"/>
         </w:rPr>
         <w:t>Machine learning engineering in action</w:t>
       </w:r>
       <w:r>
-        <w:rPr/>
+        <w:rPr>
+          <w:rFonts w:ascii="Arial" w:hAnsi="Arial" w:eastAsia="Arial" w:cs="Arial"/>
+          <w:sz w:val="22"/>
+          <w:szCs w:val="22"/>
+        </w:rPr>
         <w:t>. Manning Publications.</w:t>
       </w:r>
     </w:p>
     <w:p>
-      <w:r>
-        <w:br w:type="page"/>
-      </w:r>
+      <w:pPr>
+        <w:pageBreakBefore/>
+        <w:spacing w:after="120" w:line="360" w:lineRule="auto"/>
+      </w:pPr>
+      <w:r/>
     </w:p>
     <w:p>
       <w:pPr>
         <w:pStyle w:val="Heading1"/>
       </w:pPr>
       <w:r>
-        <w:rPr/>
+        <w:rPr>
+          <w:rFonts w:ascii="Arial" w:hAnsi="Arial" w:eastAsia="Arial" w:cs="Arial"/>
+          <w:b/>
+          <w:bCs/>
+          <w:color w:val="000000"/>
+          <w:sz w:val="24"/>
+          <w:szCs w:val="28"/>
+        </w:rPr>
         <w:t>Anexo: evidencias de la interfaz de MLflow</w:t>
       </w:r>
     </w:p>
@@ -4091,21 +7128,22 @@
       </w:pPr>
       <w:r>
         <w:drawing>
-          <wp:inline xmlns:a="http://schemas.openxmlformats.org/drawingml/2006/main" xmlns:pic="http://schemas.openxmlformats.org/drawingml/2006/picture">
-            <wp:extent cx="5972400" cy="2150064"/>
-            <wp:docPr id="8" name="Picture 8"/>
+          <wp:inline distT="0" distB="0" distL="0" distR="0">
+            <wp:extent cx="5972175" cy="2152650"/>
+            <wp:effectExtent l="0" t="0" r="0" b="0"/>
+            <wp:docPr id="100007" name="Picture 100007"/>
             <wp:cNvGraphicFramePr>
-              <a:graphicFrameLocks noChangeAspect="1"/>
+              <a:graphicFrameLocks xmlns:a="http://schemas.openxmlformats.org/drawingml/2006/main" noChangeAspect="1"/>
             </wp:cNvGraphicFramePr>
-            <a:graphic>
+            <a:graphic xmlns:a="http://schemas.openxmlformats.org/drawingml/2006/main">
               <a:graphicData uri="http://schemas.openxmlformats.org/drawingml/2006/picture">
-                <pic:pic>
+                <pic:pic xmlns:pic="http://schemas.openxmlformats.org/drawingml/2006/picture">
                   <pic:nvPicPr>
-                    <pic:cNvPr id="0" name="01_lista_runs.png"/>
+                    <pic:cNvPr id="100007" name="image100007"/>
                     <pic:cNvPicPr/>
                   </pic:nvPicPr>
                   <pic:blipFill>
-                    <a:blip r:embed="rId18"/>
+                    <a:blip r:embed="rId40"/>
                     <a:stretch>
                       <a:fillRect/>
                     </a:stretch>
@@ -4113,9 +7151,11 @@
                   <pic:spPr>
                     <a:xfrm>
                       <a:off x="0" y="0"/>
-                      <a:ext cx="5972400" cy="2150064"/>
+                      <a:ext cx="5972175" cy="2152650"/>
                     </a:xfrm>
-                    <a:prstGeom prst="rect"/>
+                    <a:prstGeom prst="rect">
+                      <a:avLst/>
+                    </a:prstGeom>
                   </pic:spPr>
                 </pic:pic>
               </a:graphicData>
@@ -4130,18 +7170,27 @@
         <w:jc w:val="left"/>
       </w:pPr>
       <w:r>
-        <w:rPr/>
+        <w:rPr>
+          <w:rFonts w:ascii="Arial" w:hAnsi="Arial" w:eastAsia="Arial" w:cs="Arial"/>
+          <w:sz w:val="22"/>
+          <w:szCs w:val="22"/>
+        </w:rPr>
         <w:t xml:space="preserve">Figura A1. Lista de runs del experimento </w:t>
       </w:r>
       <w:r>
         <w:rPr>
-          <w:rFonts w:ascii="Consolas" w:hAnsi="Consolas" w:eastAsia="Consolas"/>
+          <w:rFonts w:ascii="Consolas" w:hAnsi="Consolas" w:eastAsia="Consolas" w:cs="Consolas"/>
           <w:sz w:val="19"/>
+          <w:szCs w:val="22"/>
         </w:rPr>
         <w:t>mibici-equipo34</w:t>
       </w:r>
       <w:r>
-        <w:rPr/>
+        <w:rPr>
+          <w:rFonts w:ascii="Arial" w:hAnsi="Arial" w:eastAsia="Arial" w:cs="Arial"/>
+          <w:sz w:val="22"/>
+          <w:szCs w:val="22"/>
+        </w:rPr>
         <w:t xml:space="preserve"> con métricas, versión de datos y etiquetas de pregunta y rol.</w:t>
       </w:r>
     </w:p>
@@ -4153,21 +7202,22 @@
       </w:pPr>
       <w:r>
         <w:drawing>
-          <wp:inline xmlns:a="http://schemas.openxmlformats.org/drawingml/2006/main" xmlns:pic="http://schemas.openxmlformats.org/drawingml/2006/picture">
-            <wp:extent cx="5972400" cy="5166126"/>
-            <wp:docPr id="9" name="Picture 9"/>
+          <wp:inline distT="0" distB="0" distL="0" distR="0">
+            <wp:extent cx="5972175" cy="5162550"/>
+            <wp:effectExtent l="0" t="0" r="0" b="0"/>
+            <wp:docPr id="100008" name="Picture 100008"/>
             <wp:cNvGraphicFramePr>
-              <a:graphicFrameLocks noChangeAspect="1"/>
+              <a:graphicFrameLocks xmlns:a="http://schemas.openxmlformats.org/drawingml/2006/main" noChangeAspect="1"/>
             </wp:cNvGraphicFramePr>
-            <a:graphic>
+            <a:graphic xmlns:a="http://schemas.openxmlformats.org/drawingml/2006/main">
               <a:graphicData uri="http://schemas.openxmlformats.org/drawingml/2006/picture">
-                <pic:pic>
+                <pic:pic xmlns:pic="http://schemas.openxmlformats.org/drawingml/2006/picture">
                   <pic:nvPicPr>
-                    <pic:cNvPr id="0" name="02_detalle_run.png"/>
+                    <pic:cNvPr id="100008" name="image100008"/>
                     <pic:cNvPicPr/>
                   </pic:nvPicPr>
                   <pic:blipFill>
-                    <a:blip r:embed="rId19"/>
+                    <a:blip r:embed="rId41"/>
                     <a:stretch>
                       <a:fillRect/>
                     </a:stretch>
@@ -4175,9 +7225,11 @@
                   <pic:spPr>
                     <a:xfrm>
                       <a:off x="0" y="0"/>
-                      <a:ext cx="5972400" cy="5166126"/>
+                      <a:ext cx="5972175" cy="5162550"/>
                     </a:xfrm>
-                    <a:prstGeom prst="rect"/>
+                    <a:prstGeom prst="rect">
+                      <a:avLst/>
+                    </a:prstGeom>
                   </pic:spPr>
                 </pic:pic>
               </a:graphicData>
@@ -4192,18 +7244,27 @@
         <w:jc w:val="left"/>
       </w:pPr>
       <w:r>
-        <w:rPr/>
+        <w:rPr>
+          <w:rFonts w:ascii="Arial" w:hAnsi="Arial" w:eastAsia="Arial" w:cs="Arial"/>
+          <w:sz w:val="22"/>
+          <w:szCs w:val="22"/>
+        </w:rPr>
         <w:t xml:space="preserve">Figura A2. Detalle del run </w:t>
       </w:r>
       <w:r>
         <w:rPr>
-          <w:rFonts w:ascii="Consolas" w:hAnsi="Consolas" w:eastAsia="Consolas"/>
+          <w:rFonts w:ascii="Consolas" w:hAnsi="Consolas" w:eastAsia="Consolas" w:cs="Consolas"/>
           <w:sz w:val="19"/>
+          <w:szCs w:val="22"/>
         </w:rPr>
         <w:t>p2-hgb-classifier-flujos-lag</w:t>
       </w:r>
       <w:r>
-        <w:rPr/>
+        <w:rPr>
+          <w:rFonts w:ascii="Arial" w:hAnsi="Arial" w:eastAsia="Arial" w:cs="Arial"/>
+          <w:sz w:val="22"/>
+          <w:szCs w:val="22"/>
+        </w:rPr>
         <w:t>: métricas, parámetros, etiquetas y commit de Git.</w:t>
       </w:r>
     </w:p>
@@ -4215,21 +7276,22 @@
       </w:pPr>
       <w:r>
         <w:drawing>
-          <wp:inline xmlns:a="http://schemas.openxmlformats.org/drawingml/2006/main" xmlns:pic="http://schemas.openxmlformats.org/drawingml/2006/picture">
-            <wp:extent cx="5972400" cy="5040706"/>
-            <wp:docPr id="10" name="Picture 10"/>
+          <wp:inline distT="0" distB="0" distL="0" distR="0">
+            <wp:extent cx="5972175" cy="5038725"/>
+            <wp:effectExtent l="0" t="0" r="0" b="0"/>
+            <wp:docPr id="100009" name="Picture 100009"/>
             <wp:cNvGraphicFramePr>
-              <a:graphicFrameLocks noChangeAspect="1"/>
+              <a:graphicFrameLocks xmlns:a="http://schemas.openxmlformats.org/drawingml/2006/main" noChangeAspect="1"/>
             </wp:cNvGraphicFramePr>
-            <a:graphic>
+            <a:graphic xmlns:a="http://schemas.openxmlformats.org/drawingml/2006/main">
               <a:graphicData uri="http://schemas.openxmlformats.org/drawingml/2006/picture">
-                <pic:pic>
+                <pic:pic xmlns:pic="http://schemas.openxmlformats.org/drawingml/2006/picture">
                   <pic:nvPicPr>
-                    <pic:cNvPr id="0" name="03_artefacto.png"/>
+                    <pic:cNvPr id="100009" name="image100009"/>
                     <pic:cNvPicPr/>
                   </pic:nvPicPr>
                   <pic:blipFill>
-                    <a:blip r:embed="rId20"/>
+                    <a:blip r:embed="rId42"/>
                     <a:stretch>
                       <a:fillRect/>
                     </a:stretch>
@@ -4237,9 +7299,11 @@
                   <pic:spPr>
                     <a:xfrm>
                       <a:off x="0" y="0"/>
-                      <a:ext cx="5972400" cy="5040706"/>
+                      <a:ext cx="5972175" cy="5038725"/>
                     </a:xfrm>
-                    <a:prstGeom prst="rect"/>
+                    <a:prstGeom prst="rect">
+                      <a:avLst/>
+                    </a:prstGeom>
                   </pic:spPr>
                 </pic:pic>
               </a:graphicData>
@@ -4254,18 +7318,27 @@
         <w:jc w:val="left"/>
       </w:pPr>
       <w:r>
-        <w:rPr/>
+        <w:rPr>
+          <w:rFonts w:ascii="Arial" w:hAnsi="Arial" w:eastAsia="Arial" w:cs="Arial"/>
+          <w:sz w:val="22"/>
+          <w:szCs w:val="22"/>
+        </w:rPr>
         <w:t xml:space="preserve">Figura A3. Artefacto registrado: mapa de los grupos de estaciones del run </w:t>
       </w:r>
       <w:r>
         <w:rPr>
-          <w:rFonts w:ascii="Consolas" w:hAnsi="Consolas" w:eastAsia="Consolas"/>
+          <w:rFonts w:ascii="Consolas" w:hAnsi="Consolas" w:eastAsia="Consolas" w:cs="Consolas"/>
           <w:sz w:val="19"/>
+          <w:szCs w:val="22"/>
         </w:rPr>
         <w:t>p3-kmeans-perfiles-uso</w:t>
       </w:r>
       <w:r>
-        <w:rPr/>
+        <w:rPr>
+          <w:rFonts w:ascii="Arial" w:hAnsi="Arial" w:eastAsia="Arial" w:cs="Arial"/>
+          <w:sz w:val="22"/>
+          <w:szCs w:val="22"/>
+        </w:rPr>
         <w:t>.</w:t>
       </w:r>
     </w:p>
@@ -4277,21 +7350,22 @@
       </w:pPr>
       <w:r>
         <w:drawing>
-          <wp:inline xmlns:a="http://schemas.openxmlformats.org/drawingml/2006/main" xmlns:pic="http://schemas.openxmlformats.org/drawingml/2006/picture">
-            <wp:extent cx="5972400" cy="7525224"/>
-            <wp:docPr id="11" name="Picture 11"/>
+          <wp:inline distT="0" distB="0" distL="0" distR="0">
+            <wp:extent cx="5972175" cy="7524750"/>
+            <wp:effectExtent l="0" t="0" r="0" b="0"/>
+            <wp:docPr id="100010" name="Picture 100010"/>
             <wp:cNvGraphicFramePr>
-              <a:graphicFrameLocks noChangeAspect="1"/>
+              <a:graphicFrameLocks xmlns:a="http://schemas.openxmlformats.org/drawingml/2006/main" noChangeAspect="1"/>
             </wp:cNvGraphicFramePr>
-            <a:graphic>
+            <a:graphic xmlns:a="http://schemas.openxmlformats.org/drawingml/2006/main">
               <a:graphicData uri="http://schemas.openxmlformats.org/drawingml/2006/picture">
-                <pic:pic>
+                <pic:pic xmlns:pic="http://schemas.openxmlformats.org/drawingml/2006/picture">
                   <pic:nvPicPr>
-                    <pic:cNvPr id="0" name="04_comparacion.png"/>
+                    <pic:cNvPr id="100010" name="image100010"/>
                     <pic:cNvPicPr/>
                   </pic:nvPicPr>
                   <pic:blipFill>
-                    <a:blip r:embed="rId21"/>
+                    <a:blip r:embed="rId43"/>
                     <a:stretch>
                       <a:fillRect/>
                     </a:stretch>
@@ -4299,9 +7373,11 @@
                   <pic:spPr>
                     <a:xfrm>
                       <a:off x="0" y="0"/>
-                      <a:ext cx="5972400" cy="7525224"/>
+                      <a:ext cx="5972175" cy="7524750"/>
                     </a:xfrm>
-                    <a:prstGeom prst="rect"/>
+                    <a:prstGeom prst="rect">
+                      <a:avLst/>
+                    </a:prstGeom>
                   </pic:spPr>
                 </pic:pic>
               </a:graphicData>
@@ -4316,14 +7392,17 @@
         <w:jc w:val="left"/>
       </w:pPr>
       <w:r>
-        <w:rPr/>
+        <w:rPr>
+          <w:rFonts w:ascii="Arial" w:hAnsi="Arial" w:eastAsia="Arial" w:cs="Arial"/>
+          <w:sz w:val="22"/>
+          <w:szCs w:val="22"/>
+        </w:rPr>
         <w:t>Figura A4. Comparación del baseline y el candidato de P2: parámetros y métricas lado a lado.</w:t>
       </w:r>
     </w:p>
     <w:sectPr>
       <w:pgSz w:w="12240" w:h="15840"/>
       <w:pgMar w:top="1417" w:right="1417" w:bottom="1417" w:left="1417" w:header="720" w:footer="720" w:gutter="0"/>
-      <w:cols w:space="720"/>
       <w:docGrid w:linePitch="360"/>
     </w:sectPr>
   </w:body>
